--- a/00-首页/题组Word/第一轮·竞赛教材版/第一轮结构-4-晶体结构-学生版.docx
+++ b/00-首页/题组Word/第一轮·竞赛教材版/第一轮结构-4-晶体结构-学生版.docx
@@ -12976,119 +12976,6 @@
     </w:p>
     <w:p>
       <w:pPr>
-        <w:pStyle w:val="BlockText"/>
-      </w:pPr>
-      <w:r>
-        <w:rPr>
-          <w:rFonts w:hint="eastAsia" w:ascii="Times New Roman" w:hAnsi="Times New Roman" w:eastAsia="FangSong" w:cs="Times New Roman"/>
-        </w:rPr>
-        <w:t xml:space="preserve">答案见</w:t>
-      </w:r>
-      <w:r>
-        <w:rPr>
-          <w:rFonts w:ascii="Times New Roman" w:hAnsi="Times New Roman" w:eastAsia="Times New Roman" w:cs="Times New Roman"/>
-        </w:rPr>
-        <w:t xml:space="preserve"> </w:t>
-      </w:r>
-      <w:r>
-        <w:rPr>
-          <w:rFonts w:hint="eastAsia" w:ascii="Times New Roman" w:hAnsi="Times New Roman" w:eastAsia="Times New Roman" w:cs="Times New Roman"/>
-        </w:rPr>
-        <w:t>04-</w:t>
-      </w:r>
-      <w:r>
-        <w:rPr>
-          <w:rFonts w:hint="eastAsia" w:ascii="Times New Roman" w:hAnsi="Times New Roman" w:eastAsia="FangSong" w:cs="Times New Roman"/>
-        </w:rPr>
-        <w:t>题库</w:t>
-      </w:r>
-      <w:r>
-        <w:rPr>
-          <w:rFonts w:hint="eastAsia" w:ascii="Times New Roman" w:hAnsi="Times New Roman" w:eastAsia="Times New Roman" w:cs="Times New Roman"/>
-        </w:rPr>
-        <w:t>/</w:t>
-      </w:r>
-      <w:r>
-        <w:rPr>
-          <w:rFonts w:hint="eastAsia" w:ascii="Times New Roman" w:hAnsi="Times New Roman" w:eastAsia="FangSong" w:cs="Times New Roman"/>
-        </w:rPr>
-        <w:t>教材习题</w:t>
-      </w:r>
-      <w:r>
-        <w:rPr>
-          <w:rFonts w:hint="eastAsia" w:ascii="Times New Roman" w:hAnsi="Times New Roman" w:eastAsia="Times New Roman" w:cs="Times New Roman"/>
-        </w:rPr>
-        <w:t>/</w:t>
-      </w:r>
-      <w:r>
-        <w:rPr>
-          <w:rFonts w:hint="eastAsia" w:ascii="Times New Roman" w:hAnsi="Times New Roman" w:eastAsia="FangSong" w:cs="Times New Roman"/>
-        </w:rPr>
-        <w:t>化学竞赛初赛讲义</w:t>
-      </w:r>
-      <w:r>
-        <w:rPr>
-          <w:rFonts w:hint="eastAsia" w:ascii="Times New Roman" w:hAnsi="Times New Roman" w:eastAsia="Times New Roman" w:cs="Times New Roman"/>
-        </w:rPr>
-        <w:t>/</w:t>
-      </w:r>
-      <w:r>
-        <w:rPr>
-          <w:rFonts w:hint="eastAsia" w:ascii="Times New Roman" w:hAnsi="Times New Roman" w:eastAsia="FangSong" w:cs="Times New Roman"/>
-        </w:rPr>
-        <w:t>答案</w:t>
-      </w:r>
-      <w:r>
-        <w:rPr>
-          <w:rFonts w:hint="eastAsia" w:ascii="Times New Roman" w:hAnsi="Times New Roman" w:eastAsia="Times New Roman" w:cs="Times New Roman"/>
-        </w:rPr>
-        <w:t>/</w:t>
-      </w:r>
-      <w:r>
-        <w:rPr>
-          <w:rFonts w:hint="eastAsia" w:ascii="Times New Roman" w:hAnsi="Times New Roman" w:eastAsia="FangSong" w:cs="Times New Roman"/>
-        </w:rPr>
-        <w:t>第</w:t>
-      </w:r>
-      <w:r>
-        <w:rPr>
-          <w:rFonts w:hint="eastAsia" w:ascii="Times New Roman" w:hAnsi="Times New Roman" w:eastAsia="Times New Roman" w:cs="Times New Roman"/>
-        </w:rPr>
-        <w:t>7</w:t>
-      </w:r>
-      <w:r>
-        <w:rPr>
-          <w:rFonts w:hint="eastAsia" w:ascii="Times New Roman" w:hAnsi="Times New Roman" w:eastAsia="FangSong" w:cs="Times New Roman"/>
-        </w:rPr>
-        <w:t>讲</w:t>
-      </w:r>
-      <w:r>
-        <w:rPr>
-          <w:rFonts w:hint="eastAsia" w:ascii="Times New Roman" w:hAnsi="Times New Roman" w:eastAsia="Times New Roman" w:cs="Times New Roman"/>
-        </w:rPr>
-        <w:t>-</w:t>
-      </w:r>
-      <w:r>
-        <w:rPr>
-          <w:rFonts w:hint="eastAsia" w:ascii="Times New Roman" w:hAnsi="Times New Roman" w:eastAsia="FangSong" w:cs="Times New Roman"/>
-        </w:rPr>
-        <w:t>晶体结构</w:t>
-      </w:r>
-      <w:r>
-        <w:rPr>
-          <w:rFonts w:hint="eastAsia" w:ascii="Times New Roman" w:hAnsi="Times New Roman" w:eastAsia="Times New Roman" w:cs="Times New Roman"/>
-        </w:rPr>
-        <w:t>-</w:t>
-      </w:r>
-      <w:r>
-        <w:rPr>
-          <w:rFonts w:hint="eastAsia" w:ascii="Times New Roman" w:hAnsi="Times New Roman" w:eastAsia="FangSong" w:cs="Times New Roman"/>
-        </w:rPr>
-        <w:t>答案</w:t>
-      </w:r>
-    </w:p>
-    <w:p>
-      <w:pPr>
         <w:spacing w:before="160" w:after="80"/>
       </w:pPr>
       <w:r>
@@ -14357,119 +14244,6 @@
           <w:rFonts w:hint="eastAsia" w:ascii="Times New Roman" w:hAnsi="Times New Roman" w:eastAsia="Times New Roman" w:cs="Times New Roman"/>
         </w:rPr>
         <w:t>1.2</w:t>
-      </w:r>
-    </w:p>
-    <w:p>
-      <w:pPr>
-        <w:pStyle w:val="BlockText"/>
-      </w:pPr>
-      <w:r>
-        <w:rPr>
-          <w:rFonts w:hint="eastAsia" w:ascii="Times New Roman" w:hAnsi="Times New Roman" w:eastAsia="FangSong" w:cs="Times New Roman"/>
-        </w:rPr>
-        <w:t xml:space="preserve">答案见</w:t>
-      </w:r>
-      <w:r>
-        <w:rPr>
-          <w:rFonts w:ascii="Times New Roman" w:hAnsi="Times New Roman" w:eastAsia="Times New Roman" w:cs="Times New Roman"/>
-        </w:rPr>
-        <w:t xml:space="preserve"> </w:t>
-      </w:r>
-      <w:r>
-        <w:rPr>
-          <w:rFonts w:hint="eastAsia" w:ascii="Times New Roman" w:hAnsi="Times New Roman" w:eastAsia="Times New Roman" w:cs="Times New Roman"/>
-        </w:rPr>
-        <w:t>04-</w:t>
-      </w:r>
-      <w:r>
-        <w:rPr>
-          <w:rFonts w:hint="eastAsia" w:ascii="Times New Roman" w:hAnsi="Times New Roman" w:eastAsia="FangSong" w:cs="Times New Roman"/>
-        </w:rPr>
-        <w:t>题库</w:t>
-      </w:r>
-      <w:r>
-        <w:rPr>
-          <w:rFonts w:hint="eastAsia" w:ascii="Times New Roman" w:hAnsi="Times New Roman" w:eastAsia="Times New Roman" w:cs="Times New Roman"/>
-        </w:rPr>
-        <w:t>/</w:t>
-      </w:r>
-      <w:r>
-        <w:rPr>
-          <w:rFonts w:hint="eastAsia" w:ascii="Times New Roman" w:hAnsi="Times New Roman" w:eastAsia="FangSong" w:cs="Times New Roman"/>
-        </w:rPr>
-        <w:t>教材习题</w:t>
-      </w:r>
-      <w:r>
-        <w:rPr>
-          <w:rFonts w:hint="eastAsia" w:ascii="Times New Roman" w:hAnsi="Times New Roman" w:eastAsia="Times New Roman" w:cs="Times New Roman"/>
-        </w:rPr>
-        <w:t>/</w:t>
-      </w:r>
-      <w:r>
-        <w:rPr>
-          <w:rFonts w:hint="eastAsia" w:ascii="Times New Roman" w:hAnsi="Times New Roman" w:eastAsia="FangSong" w:cs="Times New Roman"/>
-        </w:rPr>
-        <w:t>化学竞赛初赛讲义</w:t>
-      </w:r>
-      <w:r>
-        <w:rPr>
-          <w:rFonts w:hint="eastAsia" w:ascii="Times New Roman" w:hAnsi="Times New Roman" w:eastAsia="Times New Roman" w:cs="Times New Roman"/>
-        </w:rPr>
-        <w:t>/</w:t>
-      </w:r>
-      <w:r>
-        <w:rPr>
-          <w:rFonts w:hint="eastAsia" w:ascii="Times New Roman" w:hAnsi="Times New Roman" w:eastAsia="FangSong" w:cs="Times New Roman"/>
-        </w:rPr>
-        <w:t>答案</w:t>
-      </w:r>
-      <w:r>
-        <w:rPr>
-          <w:rFonts w:hint="eastAsia" w:ascii="Times New Roman" w:hAnsi="Times New Roman" w:eastAsia="Times New Roman" w:cs="Times New Roman"/>
-        </w:rPr>
-        <w:t>/</w:t>
-      </w:r>
-      <w:r>
-        <w:rPr>
-          <w:rFonts w:hint="eastAsia" w:ascii="Times New Roman" w:hAnsi="Times New Roman" w:eastAsia="FangSong" w:cs="Times New Roman"/>
-        </w:rPr>
-        <w:t>第</w:t>
-      </w:r>
-      <w:r>
-        <w:rPr>
-          <w:rFonts w:hint="eastAsia" w:ascii="Times New Roman" w:hAnsi="Times New Roman" w:eastAsia="Times New Roman" w:cs="Times New Roman"/>
-        </w:rPr>
-        <w:t>7</w:t>
-      </w:r>
-      <w:r>
-        <w:rPr>
-          <w:rFonts w:hint="eastAsia" w:ascii="Times New Roman" w:hAnsi="Times New Roman" w:eastAsia="FangSong" w:cs="Times New Roman"/>
-        </w:rPr>
-        <w:t>讲</w:t>
-      </w:r>
-      <w:r>
-        <w:rPr>
-          <w:rFonts w:hint="eastAsia" w:ascii="Times New Roman" w:hAnsi="Times New Roman" w:eastAsia="Times New Roman" w:cs="Times New Roman"/>
-        </w:rPr>
-        <w:t>-</w:t>
-      </w:r>
-      <w:r>
-        <w:rPr>
-          <w:rFonts w:hint="eastAsia" w:ascii="Times New Roman" w:hAnsi="Times New Roman" w:eastAsia="FangSong" w:cs="Times New Roman"/>
-        </w:rPr>
-        <w:t>晶体结构</w:t>
-      </w:r>
-      <w:r>
-        <w:rPr>
-          <w:rFonts w:hint="eastAsia" w:ascii="Times New Roman" w:hAnsi="Times New Roman" w:eastAsia="Times New Roman" w:cs="Times New Roman"/>
-        </w:rPr>
-        <w:t>-</w:t>
-      </w:r>
-      <w:r>
-        <w:rPr>
-          <w:rFonts w:hint="eastAsia" w:ascii="Times New Roman" w:hAnsi="Times New Roman" w:eastAsia="FangSong" w:cs="Times New Roman"/>
-        </w:rPr>
-        <w:t>答案</w:t>
       </w:r>
     </w:p>
     <w:p>
@@ -15488,119 +15262,6 @@
           <w:rFonts w:hint="eastAsia" w:ascii="Times New Roman" w:hAnsi="Times New Roman" w:eastAsia="Times New Roman" w:cs="Times New Roman"/>
         </w:rPr>
         <w:t>1.2</w:t>
-      </w:r>
-    </w:p>
-    <w:p>
-      <w:pPr>
-        <w:pStyle w:val="BlockText"/>
-      </w:pPr>
-      <w:r>
-        <w:rPr>
-          <w:rFonts w:hint="eastAsia" w:ascii="Times New Roman" w:hAnsi="Times New Roman" w:eastAsia="FangSong" w:cs="Times New Roman"/>
-        </w:rPr>
-        <w:t xml:space="preserve">答案见</w:t>
-      </w:r>
-      <w:r>
-        <w:rPr>
-          <w:rFonts w:ascii="Times New Roman" w:hAnsi="Times New Roman" w:eastAsia="Times New Roman" w:cs="Times New Roman"/>
-        </w:rPr>
-        <w:t xml:space="preserve"> </w:t>
-      </w:r>
-      <w:r>
-        <w:rPr>
-          <w:rFonts w:hint="eastAsia" w:ascii="Times New Roman" w:hAnsi="Times New Roman" w:eastAsia="Times New Roman" w:cs="Times New Roman"/>
-        </w:rPr>
-        <w:t>04-</w:t>
-      </w:r>
-      <w:r>
-        <w:rPr>
-          <w:rFonts w:hint="eastAsia" w:ascii="Times New Roman" w:hAnsi="Times New Roman" w:eastAsia="FangSong" w:cs="Times New Roman"/>
-        </w:rPr>
-        <w:t>题库</w:t>
-      </w:r>
-      <w:r>
-        <w:rPr>
-          <w:rFonts w:hint="eastAsia" w:ascii="Times New Roman" w:hAnsi="Times New Roman" w:eastAsia="Times New Roman" w:cs="Times New Roman"/>
-        </w:rPr>
-        <w:t>/</w:t>
-      </w:r>
-      <w:r>
-        <w:rPr>
-          <w:rFonts w:hint="eastAsia" w:ascii="Times New Roman" w:hAnsi="Times New Roman" w:eastAsia="FangSong" w:cs="Times New Roman"/>
-        </w:rPr>
-        <w:t>教材习题</w:t>
-      </w:r>
-      <w:r>
-        <w:rPr>
-          <w:rFonts w:hint="eastAsia" w:ascii="Times New Roman" w:hAnsi="Times New Roman" w:eastAsia="Times New Roman" w:cs="Times New Roman"/>
-        </w:rPr>
-        <w:t>/</w:t>
-      </w:r>
-      <w:r>
-        <w:rPr>
-          <w:rFonts w:hint="eastAsia" w:ascii="Times New Roman" w:hAnsi="Times New Roman" w:eastAsia="FangSong" w:cs="Times New Roman"/>
-        </w:rPr>
-        <w:t>化学竞赛初赛讲义</w:t>
-      </w:r>
-      <w:r>
-        <w:rPr>
-          <w:rFonts w:hint="eastAsia" w:ascii="Times New Roman" w:hAnsi="Times New Roman" w:eastAsia="Times New Roman" w:cs="Times New Roman"/>
-        </w:rPr>
-        <w:t>/</w:t>
-      </w:r>
-      <w:r>
-        <w:rPr>
-          <w:rFonts w:hint="eastAsia" w:ascii="Times New Roman" w:hAnsi="Times New Roman" w:eastAsia="FangSong" w:cs="Times New Roman"/>
-        </w:rPr>
-        <w:t>答案</w:t>
-      </w:r>
-      <w:r>
-        <w:rPr>
-          <w:rFonts w:hint="eastAsia" w:ascii="Times New Roman" w:hAnsi="Times New Roman" w:eastAsia="Times New Roman" w:cs="Times New Roman"/>
-        </w:rPr>
-        <w:t>/</w:t>
-      </w:r>
-      <w:r>
-        <w:rPr>
-          <w:rFonts w:hint="eastAsia" w:ascii="Times New Roman" w:hAnsi="Times New Roman" w:eastAsia="FangSong" w:cs="Times New Roman"/>
-        </w:rPr>
-        <w:t>第</w:t>
-      </w:r>
-      <w:r>
-        <w:rPr>
-          <w:rFonts w:hint="eastAsia" w:ascii="Times New Roman" w:hAnsi="Times New Roman" w:eastAsia="Times New Roman" w:cs="Times New Roman"/>
-        </w:rPr>
-        <w:t>7</w:t>
-      </w:r>
-      <w:r>
-        <w:rPr>
-          <w:rFonts w:hint="eastAsia" w:ascii="Times New Roman" w:hAnsi="Times New Roman" w:eastAsia="FangSong" w:cs="Times New Roman"/>
-        </w:rPr>
-        <w:t>讲</w:t>
-      </w:r>
-      <w:r>
-        <w:rPr>
-          <w:rFonts w:hint="eastAsia" w:ascii="Times New Roman" w:hAnsi="Times New Roman" w:eastAsia="Times New Roman" w:cs="Times New Roman"/>
-        </w:rPr>
-        <w:t>-</w:t>
-      </w:r>
-      <w:r>
-        <w:rPr>
-          <w:rFonts w:hint="eastAsia" w:ascii="Times New Roman" w:hAnsi="Times New Roman" w:eastAsia="FangSong" w:cs="Times New Roman"/>
-        </w:rPr>
-        <w:t>晶体结构</w:t>
-      </w:r>
-      <w:r>
-        <w:rPr>
-          <w:rFonts w:hint="eastAsia" w:ascii="Times New Roman" w:hAnsi="Times New Roman" w:eastAsia="Times New Roman" w:cs="Times New Roman"/>
-        </w:rPr>
-        <w:t>-</w:t>
-      </w:r>
-      <w:r>
-        <w:rPr>
-          <w:rFonts w:hint="eastAsia" w:ascii="Times New Roman" w:hAnsi="Times New Roman" w:eastAsia="FangSong" w:cs="Times New Roman"/>
-        </w:rPr>
-        <w:t>答案</w:t>
       </w:r>
     </w:p>
     <w:p>

--- a/00-首页/题组Word/第一轮·竞赛教材版/第一轮结构-4-晶体结构-学生版.docx
+++ b/00-首页/题组Word/第一轮·竞赛教材版/第一轮结构-4-晶体结构-学生版.docx
@@ -2,7 +2,7 @@
 <file path=word/document.xml><?xml version="1.0" encoding="utf-8"?>
 <w:document xmlns:w="http://schemas.openxmlformats.org/wordprocessingml/2006/main" xmlns:m="http://schemas.openxmlformats.org/officeDocument/2006/math" xmlns:r="http://schemas.openxmlformats.org/officeDocument/2006/relationships" xmlns:o="urn:schemas-microsoft-com:office:office" xmlns:v="urn:schemas-microsoft-com:vml" xmlns:w10="urn:schemas-microsoft-com:office:word" xmlns:a="http://schemas.openxmlformats.org/drawingml/2006/main" xmlns:pic="http://schemas.openxmlformats.org/drawingml/2006/picture" xmlns:wp="http://schemas.openxmlformats.org/drawingml/2006/wordprocessingDrawing">
   <w:body>
-    <w:bookmarkStart w:id="223" w:name="第一轮结构化学-晶体结构练习"/>
+    <w:bookmarkStart w:id="224" w:name="第一轮结构化学-晶体结构练习"/>
     <w:p>
       <w:pPr>
         <w:pStyle w:val="Heading1"/>
@@ -50,7 +50,7 @@
         </w:pict>
       </w:r>
     </w:p>
-    <w:bookmarkStart w:id="222" w:name="题目"/>
+    <w:bookmarkStart w:id="223" w:name="题目"/>
     <w:p>
       <w:pPr>
         <w:pStyle w:val="Heading2"/>
@@ -147,14 +147,14 @@
         </w:rPr>
         <w:drawing>
           <wp:inline>
-            <wp:extent cx="3240000" cy="4584609"/>
+            <wp:extent cx="3600000" cy="1027167"/>
             <wp:effectExtent b="0" l="0" r="0" t="0"/>
             <wp:docPr descr="" title="" id="10" name="Picture"/>
             <a:graphic>
               <a:graphicData uri="http://schemas.openxmlformats.org/drawingml/2006/picture">
                 <pic:pic>
                   <pic:nvPicPr>
-                    <pic:cNvPr descr="2021-浙江预赛_p02.png" id="11" name="Picture"/>
+                    <pic:cNvPr descr="06-外部资料导入/真题/省预赛/裁剪图/2021-浙江预赛_q07.png" id="11" name="Picture"/>
                     <pic:cNvPicPr>
                       <a:picLocks noChangeArrowheads="1" noChangeAspect="1"/>
                     </pic:cNvPicPr>
@@ -168,7 +168,7 @@
                   <pic:spPr bwMode="auto">
                     <a:xfrm>
                       <a:off x="0" y="0"/>
-                      <a:ext cx="3240000" cy="4584609"/>
+                      <a:ext cx="3600000" cy="1027167"/>
                     </a:xfrm>
                     <a:prstGeom prst="rect">
                       <a:avLst/>
@@ -721,14 +721,14 @@
         </w:rPr>
         <w:drawing>
           <wp:inline>
-            <wp:extent cx="3240000" cy="4584609"/>
+            <wp:extent cx="3240000" cy="3064689"/>
             <wp:effectExtent b="0" l="0" r="0" t="0"/>
             <wp:docPr descr="" title="" id="14" name="Picture"/>
             <a:graphic>
               <a:graphicData uri="http://schemas.openxmlformats.org/drawingml/2006/picture">
                 <pic:pic>
                   <pic:nvPicPr>
-                    <pic:cNvPr descr="2021-浙江预赛_p13.png" id="15" name="Picture"/>
+                    <pic:cNvPr descr="06-外部资料导入/真题/省预赛/裁剪图/2021-浙江预赛_q64.png" id="15" name="Picture"/>
                     <pic:cNvPicPr>
                       <a:picLocks noChangeArrowheads="1" noChangeAspect="1"/>
                     </pic:cNvPicPr>
@@ -742,7 +742,7 @@
                   <pic:spPr bwMode="auto">
                     <a:xfrm>
                       <a:off x="0" y="0"/>
-                      <a:ext cx="3240000" cy="4584609"/>
+                      <a:ext cx="3240000" cy="3064689"/>
                     </a:xfrm>
                     <a:prstGeom prst="rect">
                       <a:avLst/>
@@ -1647,14 +1647,14 @@
         </w:rPr>
         <w:drawing>
           <wp:inline>
-            <wp:extent cx="3240000" cy="4584609"/>
+            <wp:extent cx="3600000" cy="2197182"/>
             <wp:effectExtent b="0" l="0" r="0" t="0"/>
             <wp:docPr descr="" title="" id="19" name="Picture"/>
             <a:graphic>
               <a:graphicData uri="http://schemas.openxmlformats.org/drawingml/2006/picture">
                 <pic:pic>
                   <pic:nvPicPr>
-                    <pic:cNvPr descr="2022-浙江预赛_p05.png" id="20" name="Picture"/>
+                    <pic:cNvPr descr="06-外部资料导入/真题/省预赛/裁剪图/2022-浙江预赛_q19.png" id="20" name="Picture"/>
                     <pic:cNvPicPr>
                       <a:picLocks noChangeArrowheads="1" noChangeAspect="1"/>
                     </pic:cNvPicPr>
@@ -1668,7 +1668,7 @@
                   <pic:spPr bwMode="auto">
                     <a:xfrm>
                       <a:off x="0" y="0"/>
-                      <a:ext cx="3240000" cy="4584609"/>
+                      <a:ext cx="3600000" cy="2197182"/>
                     </a:xfrm>
                     <a:prstGeom prst="rect">
                       <a:avLst/>
@@ -2023,14 +2023,14 @@
         </w:rPr>
         <w:drawing>
           <wp:inline>
-            <wp:extent cx="3240000" cy="4584609"/>
+            <wp:extent cx="3600000" cy="1760135"/>
             <wp:effectExtent b="0" l="0" r="0" t="0"/>
             <wp:docPr descr="" title="" id="23" name="Picture"/>
             <a:graphic>
               <a:graphicData uri="http://schemas.openxmlformats.org/drawingml/2006/picture">
                 <pic:pic>
                   <pic:nvPicPr>
-                    <pic:cNvPr descr="06-外部资料导入/真题/省预赛/images/2023-浙江预赛_p14.png" id="24" name="Picture"/>
+                    <pic:cNvPr descr="06-外部资料导入/真题/省预赛/裁剪图/2023-浙江预赛_q64.png" id="24" name="Picture"/>
                     <pic:cNvPicPr>
                       <a:picLocks noChangeArrowheads="1" noChangeAspect="1"/>
                     </pic:cNvPicPr>
@@ -2044,7 +2044,7 @@
                   <pic:spPr bwMode="auto">
                     <a:xfrm>
                       <a:off x="0" y="0"/>
-                      <a:ext cx="3240000" cy="4584609"/>
+                      <a:ext cx="3600000" cy="1760135"/>
                     </a:xfrm>
                     <a:prstGeom prst="rect">
                       <a:avLst/>
@@ -2314,7 +2314,7 @@
       </w:r>
     </w:p>
     <w:bookmarkEnd w:id="25"/>
-    <w:bookmarkStart w:id="28" w:name="第6题"/>
+    <w:bookmarkStart w:id="29" w:name="第6题"/>
     <w:p>
       <w:pPr>
         <w:pStyle w:val="Heading3"/>
@@ -2464,20 +2464,20 @@
         </w:rPr>
         <w:drawing>
           <wp:inline>
-            <wp:extent cx="3240000" cy="4584609"/>
+            <wp:extent cx="3600000" cy="1527006"/>
             <wp:effectExtent b="0" l="0" r="0" t="0"/>
-            <wp:docPr descr="" title="" id="26" name="Picture"/>
+            <wp:docPr descr="" title="" id="27" name="Picture"/>
             <a:graphic>
               <a:graphicData uri="http://schemas.openxmlformats.org/drawingml/2006/picture">
                 <pic:pic>
                   <pic:nvPicPr>
-                    <pic:cNvPr descr="06-外部资料导入/真题/省预赛/images/2023-浙江预赛_p14.png" id="27" name="Picture"/>
+                    <pic:cNvPr descr="06-外部资料导入/真题/省预赛/裁剪图/2023-浙江预赛_q66.png" id="28" name="Picture"/>
                     <pic:cNvPicPr>
                       <a:picLocks noChangeArrowheads="1" noChangeAspect="1"/>
                     </pic:cNvPicPr>
                   </pic:nvPicPr>
                   <pic:blipFill>
-                    <a:blip r:embed="rId22"/>
+                    <a:blip r:embed="rId26"/>
                     <a:stretch>
                       <a:fillRect/>
                     </a:stretch>
@@ -2485,7 +2485,7 @@
                   <pic:spPr bwMode="auto">
                     <a:xfrm>
                       <a:off x="0" y="0"/>
-                      <a:ext cx="3240000" cy="4584609"/>
+                      <a:ext cx="3600000" cy="1527006"/>
                     </a:xfrm>
                     <a:prstGeom prst="rect">
                       <a:avLst/>
@@ -2727,8 +2727,8 @@
         </w:pict>
       </w:r>
     </w:p>
-    <w:bookmarkEnd w:id="28"/>
-    <w:bookmarkStart w:id="32" w:name="第7题"/>
+    <w:bookmarkEnd w:id="29"/>
+    <w:bookmarkStart w:id="33" w:name="第7题"/>
     <w:p>
       <w:pPr>
         <w:pStyle w:val="Heading3"/>
@@ -3289,18 +3289,18 @@
           <wp:inline>
             <wp:extent cx="3600000" cy="630196"/>
             <wp:effectExtent b="0" l="0" r="0" t="0"/>
-            <wp:docPr descr="" title="" id="30" name="Picture"/>
+            <wp:docPr descr="" title="" id="31" name="Picture"/>
             <a:graphic>
               <a:graphicData uri="http://schemas.openxmlformats.org/drawingml/2006/picture">
                 <pic:pic>
                   <pic:nvPicPr>
-                    <pic:cNvPr descr="75246210cac2ebb32742466517ad73b7e2628ead23d319a4a948636830a3b14f.jpg" id="31" name="Picture"/>
+                    <pic:cNvPr descr="75246210cac2ebb32742466517ad73b7e2628ead23d319a4a948636830a3b14f.jpg" id="32" name="Picture"/>
                     <pic:cNvPicPr>
                       <a:picLocks noChangeArrowheads="1" noChangeAspect="1"/>
                     </pic:cNvPicPr>
                   </pic:nvPicPr>
                   <pic:blipFill>
-                    <a:blip r:embed="rId29"/>
+                    <a:blip r:embed="rId30"/>
                     <a:stretch>
                       <a:fillRect/>
                     </a:stretch>
@@ -3366,8 +3366,8 @@
         </w:pict>
       </w:r>
     </w:p>
-    <w:bookmarkEnd w:id="32"/>
-    <w:bookmarkStart w:id="42" w:name="第8题"/>
+    <w:bookmarkEnd w:id="33"/>
+    <w:bookmarkStart w:id="43" w:name="第8题"/>
     <w:p>
       <w:pPr>
         <w:pStyle w:val="Heading3"/>
@@ -3835,18 +3835,18 @@
           <wp:inline>
             <wp:extent cx="3240000" cy="3262344"/>
             <wp:effectExtent b="0" l="0" r="0" t="0"/>
-            <wp:docPr descr="" title="" id="34" name="Picture"/>
+            <wp:docPr descr="" title="" id="35" name="Picture"/>
             <a:graphic>
               <a:graphicData uri="http://schemas.openxmlformats.org/drawingml/2006/picture">
                 <pic:pic>
                   <pic:nvPicPr>
-                    <pic:cNvPr descr="88c0ed96a555f058eb4c57edf28fc5d44fa9e542cae6129fb1c5b1f8c36a084e.jpg" id="35" name="Picture"/>
+                    <pic:cNvPr descr="88c0ed96a555f058eb4c57edf28fc5d44fa9e542cae6129fb1c5b1f8c36a084e.jpg" id="36" name="Picture"/>
                     <pic:cNvPicPr>
                       <a:picLocks noChangeArrowheads="1" noChangeAspect="1"/>
                     </pic:cNvPicPr>
                   </pic:nvPicPr>
                   <pic:blipFill>
-                    <a:blip r:embed="rId33"/>
+                    <a:blip r:embed="rId34"/>
                     <a:stretch>
                       <a:fillRect/>
                     </a:stretch>
@@ -4487,18 +4487,18 @@
           <wp:inline>
             <wp:extent cx="3600000" cy="565612"/>
             <wp:effectExtent b="0" l="0" r="0" t="0"/>
-            <wp:docPr descr="" title="" id="37" name="Picture"/>
+            <wp:docPr descr="" title="" id="38" name="Picture"/>
             <a:graphic>
               <a:graphicData uri="http://schemas.openxmlformats.org/drawingml/2006/picture">
                 <pic:pic>
                   <pic:nvPicPr>
-                    <pic:cNvPr descr="615ed09b20f948928a1bf2f07f4159bc94a4499e2665a032b6c1edaa49e2592a.jpg" id="38" name="Picture"/>
+                    <pic:cNvPr descr="615ed09b20f948928a1bf2f07f4159bc94a4499e2665a032b6c1edaa49e2592a.jpg" id="39" name="Picture"/>
                     <pic:cNvPicPr>
                       <a:picLocks noChangeArrowheads="1" noChangeAspect="1"/>
                     </pic:cNvPicPr>
                   </pic:nvPicPr>
                   <pic:blipFill>
-                    <a:blip r:embed="rId36"/>
+                    <a:blip r:embed="rId37"/>
                     <a:stretch>
                       <a:fillRect/>
                     </a:stretch>
@@ -4539,18 +4539,18 @@
           <wp:inline>
             <wp:extent cx="3600000" cy="1549157"/>
             <wp:effectExtent b="0" l="0" r="0" t="0"/>
-            <wp:docPr descr="" title="" id="40" name="Picture"/>
+            <wp:docPr descr="" title="" id="41" name="Picture"/>
             <a:graphic>
               <a:graphicData uri="http://schemas.openxmlformats.org/drawingml/2006/picture">
                 <pic:pic>
                   <pic:nvPicPr>
-                    <pic:cNvPr descr="92fd3c472f539a06b843826dcb45f8364d7c1ebdde296754f8589af87ee13206.jpg" id="41" name="Picture"/>
+                    <pic:cNvPr descr="92fd3c472f539a06b843826dcb45f8364d7c1ebdde296754f8589af87ee13206.jpg" id="42" name="Picture"/>
                     <pic:cNvPicPr>
                       <a:picLocks noChangeArrowheads="1" noChangeAspect="1"/>
                     </pic:cNvPicPr>
                   </pic:nvPicPr>
                   <pic:blipFill>
-                    <a:blip r:embed="rId39"/>
+                    <a:blip r:embed="rId40"/>
                     <a:stretch>
                       <a:fillRect/>
                     </a:stretch>
@@ -4587,8 +4587,8 @@
         </w:pict>
       </w:r>
     </w:p>
-    <w:bookmarkEnd w:id="42"/>
-    <w:bookmarkStart w:id="46" w:name="第9题"/>
+    <w:bookmarkEnd w:id="43"/>
+    <w:bookmarkStart w:id="47" w:name="第9题"/>
     <w:p>
       <w:pPr>
         <w:pStyle w:val="Heading3"/>
@@ -4952,18 +4952,18 @@
           <wp:inline>
             <wp:extent cx="3600000" cy="1154308"/>
             <wp:effectExtent b="0" l="0" r="0" t="0"/>
-            <wp:docPr descr="" title="" id="44" name="Picture"/>
+            <wp:docPr descr="" title="" id="45" name="Picture"/>
             <a:graphic>
               <a:graphicData uri="http://schemas.openxmlformats.org/drawingml/2006/picture">
                 <pic:pic>
                   <pic:nvPicPr>
-                    <pic:cNvPr descr="bd04fa43cdd2c24b3fa64e50d4bbd542ab4fffa1a087dc9137849b1fd3d3c14f.jpg" id="45" name="Picture"/>
+                    <pic:cNvPr descr="bd04fa43cdd2c24b3fa64e50d4bbd542ab4fffa1a087dc9137849b1fd3d3c14f.jpg" id="46" name="Picture"/>
                     <pic:cNvPicPr>
                       <a:picLocks noChangeArrowheads="1" noChangeAspect="1"/>
                     </pic:cNvPicPr>
                   </pic:nvPicPr>
                   <pic:blipFill>
-                    <a:blip r:embed="rId43"/>
+                    <a:blip r:embed="rId44"/>
                     <a:stretch>
                       <a:fillRect/>
                     </a:stretch>
@@ -5176,8 +5176,8 @@
         </w:pict>
       </w:r>
     </w:p>
-    <w:bookmarkEnd w:id="46"/>
-    <w:bookmarkStart w:id="61" w:name="第10题"/>
+    <w:bookmarkEnd w:id="47"/>
+    <w:bookmarkStart w:id="62" w:name="第10题"/>
     <w:p>
       <w:pPr>
         <w:pStyle w:val="Heading3"/>
@@ -5722,18 +5722,18 @@
           <wp:inline>
             <wp:extent cx="3240000" cy="3062812"/>
             <wp:effectExtent b="0" l="0" r="0" t="0"/>
-            <wp:docPr descr="" title="" id="48" name="Picture"/>
+            <wp:docPr descr="" title="" id="49" name="Picture"/>
             <a:graphic>
               <a:graphicData uri="http://schemas.openxmlformats.org/drawingml/2006/picture">
                 <pic:pic>
                   <pic:nvPicPr>
-                    <pic:cNvPr descr="cabff0379bfff76a33a73fdf21548e9c11f0a8be76e7b37f3504e9a0df2bbb95.jpg" id="49" name="Picture"/>
+                    <pic:cNvPr descr="cabff0379bfff76a33a73fdf21548e9c11f0a8be76e7b37f3504e9a0df2bbb95.jpg" id="50" name="Picture"/>
                     <pic:cNvPicPr>
                       <a:picLocks noChangeArrowheads="1" noChangeAspect="1"/>
                     </pic:cNvPicPr>
                   </pic:nvPicPr>
                   <pic:blipFill>
-                    <a:blip r:embed="rId47"/>
+                    <a:blip r:embed="rId48"/>
                     <a:stretch>
                       <a:fillRect/>
                     </a:stretch>
@@ -6045,18 +6045,18 @@
           <wp:inline>
             <wp:extent cx="1800000" cy="1800000"/>
             <wp:effectExtent b="0" l="0" r="0" t="0"/>
-            <wp:docPr descr="" title="" id="51" name="Picture"/>
+            <wp:docPr descr="" title="" id="52" name="Picture"/>
             <a:graphic>
               <a:graphicData uri="http://schemas.openxmlformats.org/drawingml/2006/picture">
                 <pic:pic>
                   <pic:nvPicPr>
-                    <pic:cNvPr descr="65f2e5cdd743d5e98bc41bbf39f68d6e09331a59233b9bbaefa4bad7448717f9.jpg" id="52" name="Picture"/>
+                    <pic:cNvPr descr="65f2e5cdd743d5e98bc41bbf39f68d6e09331a59233b9bbaefa4bad7448717f9.jpg" id="53" name="Picture"/>
                     <pic:cNvPicPr>
                       <a:picLocks noChangeArrowheads="1" noChangeAspect="1"/>
                     </pic:cNvPicPr>
                   </pic:nvPicPr>
                   <pic:blipFill>
-                    <a:blip r:embed="rId50"/>
+                    <a:blip r:embed="rId51"/>
                     <a:stretch>
                       <a:fillRect/>
                     </a:stretch>
@@ -6756,18 +6756,18 @@
           <wp:inline>
             <wp:extent cx="3240000" cy="3062812"/>
             <wp:effectExtent b="0" l="0" r="0" t="0"/>
-            <wp:docPr descr="" title="" id="53" name="Picture"/>
+            <wp:docPr descr="" title="" id="54" name="Picture"/>
             <a:graphic>
               <a:graphicData uri="http://schemas.openxmlformats.org/drawingml/2006/picture">
                 <pic:pic>
                   <pic:nvPicPr>
-                    <pic:cNvPr descr="cabff0379bfff76a33a73fdf21548e9c11f0a8be76e7b37f3504e9a0df2bbb95.jpg" id="54" name="Picture"/>
+                    <pic:cNvPr descr="cabff0379bfff76a33a73fdf21548e9c11f0a8be76e7b37f3504e9a0df2bbb95.jpg" id="55" name="Picture"/>
                     <pic:cNvPicPr>
                       <a:picLocks noChangeArrowheads="1" noChangeAspect="1"/>
                     </pic:cNvPicPr>
                   </pic:nvPicPr>
                   <pic:blipFill>
-                    <a:blip r:embed="rId47"/>
+                    <a:blip r:embed="rId48"/>
                     <a:stretch>
                       <a:fillRect/>
                     </a:stretch>
@@ -6833,18 +6833,18 @@
           <wp:inline>
             <wp:extent cx="3600000" cy="1807209"/>
             <wp:effectExtent b="0" l="0" r="0" t="0"/>
-            <wp:docPr descr="" title="" id="56" name="Picture"/>
+            <wp:docPr descr="" title="" id="57" name="Picture"/>
             <a:graphic>
               <a:graphicData uri="http://schemas.openxmlformats.org/drawingml/2006/picture">
                 <pic:pic>
                   <pic:nvPicPr>
-                    <pic:cNvPr descr="6e6b673fce7db10ebd45274ef71a00a379db87826af6d9b2e87914a284974696.jpg" id="57" name="Picture"/>
+                    <pic:cNvPr descr="6e6b673fce7db10ebd45274ef71a00a379db87826af6d9b2e87914a284974696.jpg" id="58" name="Picture"/>
                     <pic:cNvPicPr>
                       <a:picLocks noChangeArrowheads="1" noChangeAspect="1"/>
                     </pic:cNvPicPr>
                   </pic:nvPicPr>
                   <pic:blipFill>
-                    <a:blip r:embed="rId55"/>
+                    <a:blip r:embed="rId56"/>
                     <a:stretch>
                       <a:fillRect/>
                     </a:stretch>
@@ -6885,18 +6885,18 @@
           <wp:inline>
             <wp:extent cx="3600000" cy="1802416"/>
             <wp:effectExtent b="0" l="0" r="0" t="0"/>
-            <wp:docPr descr="" title="" id="59" name="Picture"/>
+            <wp:docPr descr="" title="" id="60" name="Picture"/>
             <a:graphic>
               <a:graphicData uri="http://schemas.openxmlformats.org/drawingml/2006/picture">
                 <pic:pic>
                   <pic:nvPicPr>
-                    <pic:cNvPr descr="72652dddab829e943c574caee67b54074e369a880cd9a5c9615f54570e0070a1.jpg" id="60" name="Picture"/>
+                    <pic:cNvPr descr="72652dddab829e943c574caee67b54074e369a880cd9a5c9615f54570e0070a1.jpg" id="61" name="Picture"/>
                     <pic:cNvPicPr>
                       <a:picLocks noChangeArrowheads="1" noChangeAspect="1"/>
                     </pic:cNvPicPr>
                   </pic:nvPicPr>
                   <pic:blipFill>
-                    <a:blip r:embed="rId58"/>
+                    <a:blip r:embed="rId59"/>
                     <a:stretch>
                       <a:fillRect/>
                     </a:stretch>
@@ -6933,8 +6933,8 @@
         </w:pict>
       </w:r>
     </w:p>
-    <w:bookmarkEnd w:id="61"/>
-    <w:bookmarkStart w:id="72" w:name="第11题"/>
+    <w:bookmarkEnd w:id="62"/>
+    <w:bookmarkStart w:id="73" w:name="第11题"/>
     <w:p>
       <w:pPr>
         <w:pStyle w:val="Heading3"/>
@@ -7671,18 +7671,18 @@
           <wp:inline>
             <wp:extent cx="2520000" cy="3730513"/>
             <wp:effectExtent b="0" l="0" r="0" t="0"/>
-            <wp:docPr descr="" title="" id="63" name="Picture"/>
+            <wp:docPr descr="" title="" id="64" name="Picture"/>
             <a:graphic>
               <a:graphicData uri="http://schemas.openxmlformats.org/drawingml/2006/picture">
                 <pic:pic>
                   <pic:nvPicPr>
-                    <pic:cNvPr descr="847a4d39e3d232955a3cbc10dd7c3a3107339ada5053c8c01542cbbdeb0dd0a2.jpg" id="64" name="Picture"/>
+                    <pic:cNvPr descr="847a4d39e3d232955a3cbc10dd7c3a3107339ada5053c8c01542cbbdeb0dd0a2.jpg" id="65" name="Picture"/>
                     <pic:cNvPicPr>
                       <a:picLocks noChangeArrowheads="1" noChangeAspect="1"/>
                     </pic:cNvPicPr>
                   </pic:nvPicPr>
                   <pic:blipFill>
-                    <a:blip r:embed="rId62"/>
+                    <a:blip r:embed="rId63"/>
                     <a:stretch>
                       <a:fillRect/>
                     </a:stretch>
@@ -8007,18 +8007,18 @@
           <wp:inline>
             <wp:extent cx="2520000" cy="5103263"/>
             <wp:effectExtent b="0" l="0" r="0" t="0"/>
-            <wp:docPr descr="" title="" id="66" name="Picture"/>
+            <wp:docPr descr="" title="" id="67" name="Picture"/>
             <a:graphic>
               <a:graphicData uri="http://schemas.openxmlformats.org/drawingml/2006/picture">
                 <pic:pic>
                   <pic:nvPicPr>
-                    <pic:cNvPr descr="a8a3b96934e61e70fe1a5c727620fbc971116a3013d317c8bf58938880f8888d.jpg" id="67" name="Picture"/>
+                    <pic:cNvPr descr="a8a3b96934e61e70fe1a5c727620fbc971116a3013d317c8bf58938880f8888d.jpg" id="68" name="Picture"/>
                     <pic:cNvPicPr>
                       <a:picLocks noChangeArrowheads="1" noChangeAspect="1"/>
                     </pic:cNvPicPr>
                   </pic:nvPicPr>
                   <pic:blipFill>
-                    <a:blip r:embed="rId65"/>
+                    <a:blip r:embed="rId66"/>
                     <a:stretch>
                       <a:fillRect/>
                     </a:stretch>
@@ -8750,18 +8750,18 @@
           <wp:inline>
             <wp:extent cx="2520000" cy="3730513"/>
             <wp:effectExtent b="0" l="0" r="0" t="0"/>
-            <wp:docPr descr="" title="" id="68" name="Picture"/>
+            <wp:docPr descr="" title="" id="69" name="Picture"/>
             <a:graphic>
               <a:graphicData uri="http://schemas.openxmlformats.org/drawingml/2006/picture">
                 <pic:pic>
                   <pic:nvPicPr>
-                    <pic:cNvPr descr="847a4d39e3d232955a3cbc10dd7c3a3107339ada5053c8c01542cbbdeb0dd0a2.jpg" id="69" name="Picture"/>
+                    <pic:cNvPr descr="847a4d39e3d232955a3cbc10dd7c3a3107339ada5053c8c01542cbbdeb0dd0a2.jpg" id="70" name="Picture"/>
                     <pic:cNvPicPr>
                       <a:picLocks noChangeArrowheads="1" noChangeAspect="1"/>
                     </pic:cNvPicPr>
                   </pic:nvPicPr>
                   <pic:blipFill>
-                    <a:blip r:embed="rId62"/>
+                    <a:blip r:embed="rId63"/>
                     <a:stretch>
                       <a:fillRect/>
                     </a:stretch>
@@ -9039,18 +9039,18 @@
           <wp:inline>
             <wp:extent cx="2520000" cy="5103263"/>
             <wp:effectExtent b="0" l="0" r="0" t="0"/>
-            <wp:docPr descr="" title="" id="70" name="Picture"/>
+            <wp:docPr descr="" title="" id="71" name="Picture"/>
             <a:graphic>
               <a:graphicData uri="http://schemas.openxmlformats.org/drawingml/2006/picture">
                 <pic:pic>
                   <pic:nvPicPr>
-                    <pic:cNvPr descr="a8a3b96934e61e70fe1a5c727620fbc971116a3013d317c8bf58938880f8888d.jpg" id="71" name="Picture"/>
+                    <pic:cNvPr descr="a8a3b96934e61e70fe1a5c727620fbc971116a3013d317c8bf58938880f8888d.jpg" id="72" name="Picture"/>
                     <pic:cNvPicPr>
                       <a:picLocks noChangeArrowheads="1" noChangeAspect="1"/>
                     </pic:cNvPicPr>
                   </pic:nvPicPr>
                   <pic:blipFill>
-                    <a:blip r:embed="rId65"/>
+                    <a:blip r:embed="rId66"/>
                     <a:stretch>
                       <a:fillRect/>
                     </a:stretch>
@@ -9482,8 +9482,8 @@
         </w:pict>
       </w:r>
     </w:p>
-    <w:bookmarkEnd w:id="72"/>
-    <w:bookmarkStart w:id="73" w:name="第12题"/>
+    <w:bookmarkEnd w:id="73"/>
+    <w:bookmarkStart w:id="74" w:name="第12题"/>
     <w:p>
       <w:pPr>
         <w:pStyle w:val="Heading3"/>
@@ -9608,8 +9608,8 @@
         </w:pict>
       </w:r>
     </w:p>
-    <w:bookmarkEnd w:id="73"/>
-    <w:bookmarkStart w:id="74" w:name="第13题"/>
+    <w:bookmarkEnd w:id="74"/>
+    <w:bookmarkStart w:id="75" w:name="第13题"/>
     <w:p>
       <w:pPr>
         <w:pStyle w:val="Heading3"/>
@@ -11611,8 +11611,8 @@
         </w:pict>
       </w:r>
     </w:p>
-    <w:bookmarkEnd w:id="74"/>
-    <w:bookmarkStart w:id="75" w:name="第14题"/>
+    <w:bookmarkEnd w:id="75"/>
+    <w:bookmarkStart w:id="76" w:name="第14题"/>
     <w:p>
       <w:pPr>
         <w:pStyle w:val="Heading3"/>
@@ -11776,8 +11776,8 @@
         </w:pict>
       </w:r>
     </w:p>
-    <w:bookmarkEnd w:id="75"/>
-    <w:bookmarkStart w:id="100" w:name="第15题"/>
+    <w:bookmarkEnd w:id="76"/>
+    <w:bookmarkStart w:id="101" w:name="第15题"/>
     <w:p>
       <w:pPr>
         <w:pStyle w:val="Heading3"/>
@@ -12143,18 +12143,18 @@
           <wp:inline>
             <wp:extent cx="3240000" cy="2912359"/>
             <wp:effectExtent b="0" l="0" r="0" t="0"/>
-            <wp:docPr descr="" title="" id="77" name="Picture"/>
+            <wp:docPr descr="" title="" id="78" name="Picture"/>
             <a:graphic>
               <a:graphicData uri="http://schemas.openxmlformats.org/drawingml/2006/picture">
                 <pic:pic>
                   <pic:nvPicPr>
-                    <pic:cNvPr descr="5cd33166d5911eeffa4a012942e8ad0a304724680339a4d552dca48eeb7760d6.jpg" id="78" name="Picture"/>
+                    <pic:cNvPr descr="5cd33166d5911eeffa4a012942e8ad0a304724680339a4d552dca48eeb7760d6.jpg" id="79" name="Picture"/>
                     <pic:cNvPicPr>
                       <a:picLocks noChangeArrowheads="1" noChangeAspect="1"/>
                     </pic:cNvPicPr>
                   </pic:nvPicPr>
                   <pic:blipFill>
-                    <a:blip r:embed="rId76"/>
+                    <a:blip r:embed="rId77"/>
                     <a:stretch>
                       <a:fillRect/>
                     </a:stretch>
@@ -12195,18 +12195,18 @@
           <wp:inline>
             <wp:extent cx="2692400" cy="2755900"/>
             <wp:effectExtent b="0" l="0" r="0" t="0"/>
-            <wp:docPr descr="" title="" id="80" name="Picture"/>
+            <wp:docPr descr="" title="" id="81" name="Picture"/>
             <a:graphic>
               <a:graphicData uri="http://schemas.openxmlformats.org/drawingml/2006/picture">
                 <pic:pic>
                   <pic:nvPicPr>
-                    <pic:cNvPr descr="352f19e5337963c29379bd0b0a554e6c2408a5ba42f5d01bf77ee7e05c909b1b.jpg" id="81" name="Picture"/>
+                    <pic:cNvPr descr="352f19e5337963c29379bd0b0a554e6c2408a5ba42f5d01bf77ee7e05c909b1b.jpg" id="82" name="Picture"/>
                     <pic:cNvPicPr>
                       <a:picLocks noChangeArrowheads="1" noChangeAspect="1"/>
                     </pic:cNvPicPr>
                   </pic:nvPicPr>
                   <pic:blipFill>
-                    <a:blip r:embed="rId79"/>
+                    <a:blip r:embed="rId80"/>
                     <a:stretch>
                       <a:fillRect/>
                     </a:stretch>
@@ -12247,18 +12247,18 @@
           <wp:inline>
             <wp:extent cx="3240000" cy="2742471"/>
             <wp:effectExtent b="0" l="0" r="0" t="0"/>
-            <wp:docPr descr="" title="" id="83" name="Picture"/>
+            <wp:docPr descr="" title="" id="84" name="Picture"/>
             <a:graphic>
               <a:graphicData uri="http://schemas.openxmlformats.org/drawingml/2006/picture">
                 <pic:pic>
                   <pic:nvPicPr>
-                    <pic:cNvPr descr="c1eb6738e6851c6ae8abea43fb900225dbb237ea42ee83cec0e80d5ccb1a6c26.jpg" id="84" name="Picture"/>
+                    <pic:cNvPr descr="c1eb6738e6851c6ae8abea43fb900225dbb237ea42ee83cec0e80d5ccb1a6c26.jpg" id="85" name="Picture"/>
                     <pic:cNvPicPr>
                       <a:picLocks noChangeArrowheads="1" noChangeAspect="1"/>
                     </pic:cNvPicPr>
                   </pic:nvPicPr>
                   <pic:blipFill>
-                    <a:blip r:embed="rId82"/>
+                    <a:blip r:embed="rId83"/>
                     <a:stretch>
                       <a:fillRect/>
                     </a:stretch>
@@ -12299,18 +12299,18 @@
           <wp:inline>
             <wp:extent cx="3240000" cy="2727104"/>
             <wp:effectExtent b="0" l="0" r="0" t="0"/>
-            <wp:docPr descr="" title="" id="86" name="Picture"/>
+            <wp:docPr descr="" title="" id="87" name="Picture"/>
             <a:graphic>
               <a:graphicData uri="http://schemas.openxmlformats.org/drawingml/2006/picture">
                 <pic:pic>
                   <pic:nvPicPr>
-                    <pic:cNvPr descr="493ee497a37fb8f8a5aa6350b7c3f229a42d0c5a05e7f3d3b81fcd17e7d76347.jpg" id="87" name="Picture"/>
+                    <pic:cNvPr descr="493ee497a37fb8f8a5aa6350b7c3f229a42d0c5a05e7f3d3b81fcd17e7d76347.jpg" id="88" name="Picture"/>
                     <pic:cNvPicPr>
                       <a:picLocks noChangeArrowheads="1" noChangeAspect="1"/>
                     </pic:cNvPicPr>
                   </pic:nvPicPr>
                   <pic:blipFill>
-                    <a:blip r:embed="rId85"/>
+                    <a:blip r:embed="rId86"/>
                     <a:stretch>
                       <a:fillRect/>
                     </a:stretch>
@@ -12351,18 +12351,18 @@
           <wp:inline>
             <wp:extent cx="3240000" cy="3240000"/>
             <wp:effectExtent b="0" l="0" r="0" t="0"/>
-            <wp:docPr descr="" title="" id="89" name="Picture"/>
+            <wp:docPr descr="" title="" id="90" name="Picture"/>
             <a:graphic>
               <a:graphicData uri="http://schemas.openxmlformats.org/drawingml/2006/picture">
                 <pic:pic>
                   <pic:nvPicPr>
-                    <pic:cNvPr descr="7a0d5253b0dd447443dc6ca849d14bafa977b3bc0fe14bf19f447894b8242f7f.jpg" id="90" name="Picture"/>
+                    <pic:cNvPr descr="7a0d5253b0dd447443dc6ca849d14bafa977b3bc0fe14bf19f447894b8242f7f.jpg" id="91" name="Picture"/>
                     <pic:cNvPicPr>
                       <a:picLocks noChangeArrowheads="1" noChangeAspect="1"/>
                     </pic:cNvPicPr>
                   </pic:nvPicPr>
                   <pic:blipFill>
-                    <a:blip r:embed="rId88"/>
+                    <a:blip r:embed="rId89"/>
                     <a:stretch>
                       <a:fillRect/>
                     </a:stretch>
@@ -12403,18 +12403,18 @@
           <wp:inline>
             <wp:extent cx="2654300" cy="3187700"/>
             <wp:effectExtent b="0" l="0" r="0" t="0"/>
-            <wp:docPr descr="" title="" id="92" name="Picture"/>
+            <wp:docPr descr="" title="" id="93" name="Picture"/>
             <a:graphic>
               <a:graphicData uri="http://schemas.openxmlformats.org/drawingml/2006/picture">
                 <pic:pic>
                   <pic:nvPicPr>
-                    <pic:cNvPr descr="d575c4eda52a3c6a59da4f07149e78097efffb2f24ad231214c1870b1bb5ab43.jpg" id="93" name="Picture"/>
+                    <pic:cNvPr descr="d575c4eda52a3c6a59da4f07149e78097efffb2f24ad231214c1870b1bb5ab43.jpg" id="94" name="Picture"/>
                     <pic:cNvPicPr>
                       <a:picLocks noChangeArrowheads="1" noChangeAspect="1"/>
                     </pic:cNvPicPr>
                   </pic:nvPicPr>
                   <pic:blipFill>
-                    <a:blip r:embed="rId91"/>
+                    <a:blip r:embed="rId92"/>
                     <a:stretch>
                       <a:fillRect/>
                     </a:stretch>
@@ -12455,18 +12455,18 @@
           <wp:inline>
             <wp:extent cx="3240000" cy="3214687"/>
             <wp:effectExtent b="0" l="0" r="0" t="0"/>
-            <wp:docPr descr="" title="" id="95" name="Picture"/>
+            <wp:docPr descr="" title="" id="96" name="Picture"/>
             <a:graphic>
               <a:graphicData uri="http://schemas.openxmlformats.org/drawingml/2006/picture">
                 <pic:pic>
                   <pic:nvPicPr>
-                    <pic:cNvPr descr="480657643dbc67f7ce890ca2aa8bd51bd04557d77e62721fb9ab1e46b955eb59.jpg" id="96" name="Picture"/>
+                    <pic:cNvPr descr="480657643dbc67f7ce890ca2aa8bd51bd04557d77e62721fb9ab1e46b955eb59.jpg" id="97" name="Picture"/>
                     <pic:cNvPicPr>
                       <a:picLocks noChangeArrowheads="1" noChangeAspect="1"/>
                     </pic:cNvPicPr>
                   </pic:nvPicPr>
                   <pic:blipFill>
-                    <a:blip r:embed="rId94"/>
+                    <a:blip r:embed="rId95"/>
                     <a:stretch>
                       <a:fillRect/>
                     </a:stretch>
@@ -12507,18 +12507,18 @@
           <wp:inline>
             <wp:extent cx="3111500" cy="3111500"/>
             <wp:effectExtent b="0" l="0" r="0" t="0"/>
-            <wp:docPr descr="" title="" id="98" name="Picture"/>
+            <wp:docPr descr="" title="" id="99" name="Picture"/>
             <a:graphic>
               <a:graphicData uri="http://schemas.openxmlformats.org/drawingml/2006/picture">
                 <pic:pic>
                   <pic:nvPicPr>
-                    <pic:cNvPr descr="1b4f33745339542bf31ff5e4b63bfc439c99e9f076c5edd9e19be35479238adb.jpg" id="99" name="Picture"/>
+                    <pic:cNvPr descr="1b4f33745339542bf31ff5e4b63bfc439c99e9f076c5edd9e19be35479238adb.jpg" id="100" name="Picture"/>
                     <pic:cNvPicPr>
                       <a:picLocks noChangeArrowheads="1" noChangeAspect="1"/>
                     </pic:cNvPicPr>
                   </pic:nvPicPr>
                   <pic:blipFill>
-                    <a:blip r:embed="rId97"/>
+                    <a:blip r:embed="rId98"/>
                     <a:stretch>
                       <a:fillRect/>
                     </a:stretch>
@@ -12984,8 +12984,8 @@
         </w:pict>
       </w:r>
     </w:p>
-    <w:bookmarkEnd w:id="100"/>
-    <w:bookmarkStart w:id="107" w:name="第16题"/>
+    <w:bookmarkEnd w:id="101"/>
+    <w:bookmarkStart w:id="108" w:name="第16题"/>
     <w:p>
       <w:pPr>
         <w:pStyle w:val="Heading3"/>
@@ -13377,18 +13377,18 @@
           <wp:inline>
             <wp:extent cx="2520000" cy="3765735"/>
             <wp:effectExtent b="0" l="0" r="0" t="0"/>
-            <wp:docPr descr="" title="" id="102" name="Picture"/>
+            <wp:docPr descr="" title="" id="103" name="Picture"/>
             <a:graphic>
               <a:graphicData uri="http://schemas.openxmlformats.org/drawingml/2006/picture">
                 <pic:pic>
                   <pic:nvPicPr>
-                    <pic:cNvPr descr="3404b2d10a461b79d22fb22d3fbb6f02a96c28a23c2542ff6981ab94214c7991.jpg" id="103" name="Picture"/>
+                    <pic:cNvPr descr="3404b2d10a461b79d22fb22d3fbb6f02a96c28a23c2542ff6981ab94214c7991.jpg" id="104" name="Picture"/>
                     <pic:cNvPicPr>
                       <a:picLocks noChangeArrowheads="1" noChangeAspect="1"/>
                     </pic:cNvPicPr>
                   </pic:nvPicPr>
                   <pic:blipFill>
-                    <a:blip r:embed="rId101"/>
+                    <a:blip r:embed="rId102"/>
                     <a:stretch>
                       <a:fillRect/>
                     </a:stretch>
@@ -13440,18 +13440,18 @@
           <wp:inline>
             <wp:extent cx="2520000" cy="3876183"/>
             <wp:effectExtent b="0" l="0" r="0" t="0"/>
-            <wp:docPr descr="" title="" id="105" name="Picture"/>
+            <wp:docPr descr="" title="" id="106" name="Picture"/>
             <a:graphic>
               <a:graphicData uri="http://schemas.openxmlformats.org/drawingml/2006/picture">
                 <pic:pic>
                   <pic:nvPicPr>
-                    <pic:cNvPr descr="5e8982e21f78d6523d9815b3cd0a291c59514686a1bb54ed232b46e6e44a1a1f.jpg" id="106" name="Picture"/>
+                    <pic:cNvPr descr="5e8982e21f78d6523d9815b3cd0a291c59514686a1bb54ed232b46e6e44a1a1f.jpg" id="107" name="Picture"/>
                     <pic:cNvPicPr>
                       <a:picLocks noChangeArrowheads="1" noChangeAspect="1"/>
                     </pic:cNvPicPr>
                   </pic:nvPicPr>
                   <pic:blipFill>
-                    <a:blip r:embed="rId104"/>
+                    <a:blip r:embed="rId105"/>
                     <a:stretch>
                       <a:fillRect/>
                     </a:stretch>
@@ -14256,8 +14256,8 @@
         </w:pict>
       </w:r>
     </w:p>
-    <w:bookmarkEnd w:id="107"/>
-    <w:bookmarkStart w:id="111" w:name="第17题"/>
+    <w:bookmarkEnd w:id="108"/>
+    <w:bookmarkStart w:id="112" w:name="第17题"/>
     <w:p>
       <w:pPr>
         <w:pStyle w:val="Heading3"/>
@@ -14538,18 +14538,18 @@
           <wp:inline>
             <wp:extent cx="3240000" cy="3268173"/>
             <wp:effectExtent b="0" l="0" r="0" t="0"/>
-            <wp:docPr descr="" title="" id="109" name="Picture"/>
+            <wp:docPr descr="" title="" id="110" name="Picture"/>
             <a:graphic>
               <a:graphicData uri="http://schemas.openxmlformats.org/drawingml/2006/picture">
                 <pic:pic>
                   <pic:nvPicPr>
-                    <pic:cNvPr descr="e69d11adf3bdbde891b17e1b03fd943a7fe5083a0664b5625a2cebd2b91c77be.jpg" id="110" name="Picture"/>
+                    <pic:cNvPr descr="e69d11adf3bdbde891b17e1b03fd943a7fe5083a0664b5625a2cebd2b91c77be.jpg" id="111" name="Picture"/>
                     <pic:cNvPicPr>
                       <a:picLocks noChangeArrowheads="1" noChangeAspect="1"/>
                     </pic:cNvPicPr>
                   </pic:nvPicPr>
                   <pic:blipFill>
-                    <a:blip r:embed="rId108"/>
+                    <a:blip r:embed="rId109"/>
                     <a:stretch>
                       <a:fillRect/>
                     </a:stretch>
@@ -15274,8 +15274,8 @@
         </w:pict>
       </w:r>
     </w:p>
-    <w:bookmarkEnd w:id="111"/>
-    <w:bookmarkStart w:id="112" w:name="第18题"/>
+    <w:bookmarkEnd w:id="112"/>
+    <w:bookmarkStart w:id="113" w:name="第18题"/>
     <w:p>
       <w:pPr>
         <w:pStyle w:val="Heading3"/>
@@ -16438,8 +16438,8 @@
         </w:pict>
       </w:r>
     </w:p>
-    <w:bookmarkEnd w:id="112"/>
-    <w:bookmarkStart w:id="113" w:name="第19题"/>
+    <w:bookmarkEnd w:id="113"/>
+    <w:bookmarkStart w:id="114" w:name="第19题"/>
     <w:p>
       <w:pPr>
         <w:pStyle w:val="Heading3"/>
@@ -17530,8 +17530,8 @@
         </w:pict>
       </w:r>
     </w:p>
-    <w:bookmarkEnd w:id="113"/>
-    <w:bookmarkStart w:id="117" w:name="第20题"/>
+    <w:bookmarkEnd w:id="114"/>
+    <w:bookmarkStart w:id="118" w:name="第20题"/>
     <w:p>
       <w:pPr>
         <w:pStyle w:val="Heading3"/>
@@ -18377,18 +18377,18 @@
           <wp:inline>
             <wp:extent cx="3240000" cy="3747022"/>
             <wp:effectExtent b="0" l="0" r="0" t="0"/>
-            <wp:docPr descr="" title="" id="115" name="Picture"/>
+            <wp:docPr descr="" title="" id="116" name="Picture"/>
             <a:graphic>
               <a:graphicData uri="http://schemas.openxmlformats.org/drawingml/2006/picture">
                 <pic:pic>
                   <pic:nvPicPr>
-                    <pic:cNvPr descr="a50f375e010c064249787c95a081c5194e937e736e8422c815dd58b55b983cbb.jpg" id="116" name="Picture"/>
+                    <pic:cNvPr descr="a50f375e010c064249787c95a081c5194e937e736e8422c815dd58b55b983cbb.jpg" id="117" name="Picture"/>
                     <pic:cNvPicPr>
                       <a:picLocks noChangeArrowheads="1" noChangeAspect="1"/>
                     </pic:cNvPicPr>
                   </pic:nvPicPr>
                   <pic:blipFill>
-                    <a:blip r:embed="rId114"/>
+                    <a:blip r:embed="rId115"/>
                     <a:stretch>
                       <a:fillRect/>
                     </a:stretch>
@@ -20895,8 +20895,8 @@
         </w:pict>
       </w:r>
     </w:p>
-    <w:bookmarkEnd w:id="117"/>
-    <w:bookmarkStart w:id="163" w:name="第21题"/>
+    <w:bookmarkEnd w:id="118"/>
+    <w:bookmarkStart w:id="164" w:name="第21题"/>
     <w:p>
       <w:pPr>
         <w:pStyle w:val="Heading3"/>
@@ -21012,18 +21012,18 @@
           <wp:inline>
             <wp:extent cx="3600000" cy="1152588"/>
             <wp:effectExtent b="0" l="0" r="0" t="0"/>
-            <wp:docPr descr="" title="" id="119" name="Picture"/>
+            <wp:docPr descr="" title="" id="120" name="Picture"/>
             <a:graphic>
               <a:graphicData uri="http://schemas.openxmlformats.org/drawingml/2006/picture">
                 <pic:pic>
                   <pic:nvPicPr>
-                    <pic:cNvPr descr="06-外部资料导入/真题/images/7cee5f052534680b944a5c6105e74490769baa329b82f1f3d6f6c69fc5673e80.jpg" id="120" name="Picture"/>
+                    <pic:cNvPr descr="06-外部资料导入/真题/images/7cee5f052534680b944a5c6105e74490769baa329b82f1f3d6f6c69fc5673e80.jpg" id="121" name="Picture"/>
                     <pic:cNvPicPr>
                       <a:picLocks noChangeArrowheads="1" noChangeAspect="1"/>
                     </pic:cNvPicPr>
                   </pic:nvPicPr>
                   <pic:blipFill>
-                    <a:blip r:embed="rId118"/>
+                    <a:blip r:embed="rId119"/>
                     <a:stretch>
                       <a:fillRect/>
                     </a:stretch>
@@ -21172,18 +21172,18 @@
           <wp:inline>
             <wp:extent cx="1866900" cy="1828800"/>
             <wp:effectExtent b="0" l="0" r="0" t="0"/>
-            <wp:docPr descr="" title="" id="122" name="Picture"/>
+            <wp:docPr descr="" title="" id="123" name="Picture"/>
             <a:graphic>
               <a:graphicData uri="http://schemas.openxmlformats.org/drawingml/2006/picture">
                 <pic:pic>
                   <pic:nvPicPr>
-                    <pic:cNvPr descr="06-外部资料导入/真题/images/42dbd4b5944f96db303dab27439189ea8529aab9a72d9f9c52e9f73a6566e508.jpg" id="123" name="Picture"/>
+                    <pic:cNvPr descr="06-外部资料导入/真题/images/42dbd4b5944f96db303dab27439189ea8529aab9a72d9f9c52e9f73a6566e508.jpg" id="124" name="Picture"/>
                     <pic:cNvPicPr>
                       <a:picLocks noChangeArrowheads="1" noChangeAspect="1"/>
                     </pic:cNvPicPr>
                   </pic:nvPicPr>
                   <pic:blipFill>
-                    <a:blip r:embed="rId121"/>
+                    <a:blip r:embed="rId122"/>
                     <a:stretch>
                       <a:fillRect/>
                     </a:stretch>
@@ -21224,18 +21224,18 @@
           <wp:inline>
             <wp:extent cx="1701800" cy="1828800"/>
             <wp:effectExtent b="0" l="0" r="0" t="0"/>
-            <wp:docPr descr="" title="" id="125" name="Picture"/>
+            <wp:docPr descr="" title="" id="126" name="Picture"/>
             <a:graphic>
               <a:graphicData uri="http://schemas.openxmlformats.org/drawingml/2006/picture">
                 <pic:pic>
                   <pic:nvPicPr>
-                    <pic:cNvPr descr="06-外部资料导入/真题/images/bdf6c327e8c7bb5da00dba703e5630ddb97e365fda15cef0bb91e72bd81c69db.jpg" id="126" name="Picture"/>
+                    <pic:cNvPr descr="06-外部资料导入/真题/images/bdf6c327e8c7bb5da00dba703e5630ddb97e365fda15cef0bb91e72bd81c69db.jpg" id="127" name="Picture"/>
                     <pic:cNvPicPr>
                       <a:picLocks noChangeArrowheads="1" noChangeAspect="1"/>
                     </pic:cNvPicPr>
                   </pic:nvPicPr>
                   <pic:blipFill>
-                    <a:blip r:embed="rId124"/>
+                    <a:blip r:embed="rId125"/>
                     <a:stretch>
                       <a:fillRect/>
                     </a:stretch>
@@ -21276,18 +21276,18 @@
           <wp:inline>
             <wp:extent cx="1828800" cy="1879600"/>
             <wp:effectExtent b="0" l="0" r="0" t="0"/>
-            <wp:docPr descr="" title="" id="128" name="Picture"/>
+            <wp:docPr descr="" title="" id="129" name="Picture"/>
             <a:graphic>
               <a:graphicData uri="http://schemas.openxmlformats.org/drawingml/2006/picture">
                 <pic:pic>
                   <pic:nvPicPr>
-                    <pic:cNvPr descr="06-外部资料导入/真题/images/02d68bf03400865fccbf713f8969e1bf62ddaefa5db25c87a1c7d7dbdcb3bf4f.jpg" id="129" name="Picture"/>
+                    <pic:cNvPr descr="06-外部资料导入/真题/images/02d68bf03400865fccbf713f8969e1bf62ddaefa5db25c87a1c7d7dbdcb3bf4f.jpg" id="130" name="Picture"/>
                     <pic:cNvPicPr>
                       <a:picLocks noChangeArrowheads="1" noChangeAspect="1"/>
                     </pic:cNvPicPr>
                   </pic:nvPicPr>
                   <pic:blipFill>
-                    <a:blip r:embed="rId127"/>
+                    <a:blip r:embed="rId128"/>
                     <a:stretch>
                       <a:fillRect/>
                     </a:stretch>
@@ -21328,18 +21328,18 @@
           <wp:inline>
             <wp:extent cx="1905000" cy="1879600"/>
             <wp:effectExtent b="0" l="0" r="0" t="0"/>
-            <wp:docPr descr="" title="" id="131" name="Picture"/>
+            <wp:docPr descr="" title="" id="132" name="Picture"/>
             <a:graphic>
               <a:graphicData uri="http://schemas.openxmlformats.org/drawingml/2006/picture">
                 <pic:pic>
                   <pic:nvPicPr>
-                    <pic:cNvPr descr="06-外部资料导入/真题/images/8b2be6d40f0c199de6417020bea2b2b8ebbe5fea2560a98ac627fc32dbcf8a12.jpg" id="132" name="Picture"/>
+                    <pic:cNvPr descr="06-外部资料导入/真题/images/8b2be6d40f0c199de6417020bea2b2b8ebbe5fea2560a98ac627fc32dbcf8a12.jpg" id="133" name="Picture"/>
                     <pic:cNvPicPr>
                       <a:picLocks noChangeArrowheads="1" noChangeAspect="1"/>
                     </pic:cNvPicPr>
                   </pic:nvPicPr>
                   <pic:blipFill>
-                    <a:blip r:embed="rId130"/>
+                    <a:blip r:embed="rId131"/>
                     <a:stretch>
                       <a:fillRect/>
                     </a:stretch>
@@ -21380,18 +21380,18 @@
           <wp:inline>
             <wp:extent cx="2032000" cy="1752600"/>
             <wp:effectExtent b="0" l="0" r="0" t="0"/>
-            <wp:docPr descr="" title="" id="134" name="Picture"/>
+            <wp:docPr descr="" title="" id="135" name="Picture"/>
             <a:graphic>
               <a:graphicData uri="http://schemas.openxmlformats.org/drawingml/2006/picture">
                 <pic:pic>
                   <pic:nvPicPr>
-                    <pic:cNvPr descr="06-外部资料导入/真题/images/083972f682c70fd00adb34440f620b0708196b413d2f35bf63ea1b2c7966efca.jpg" id="135" name="Picture"/>
+                    <pic:cNvPr descr="06-外部资料导入/真题/images/083972f682c70fd00adb34440f620b0708196b413d2f35bf63ea1b2c7966efca.jpg" id="136" name="Picture"/>
                     <pic:cNvPicPr>
                       <a:picLocks noChangeArrowheads="1" noChangeAspect="1"/>
                     </pic:cNvPicPr>
                   </pic:nvPicPr>
                   <pic:blipFill>
-                    <a:blip r:embed="rId133"/>
+                    <a:blip r:embed="rId134"/>
                     <a:stretch>
                       <a:fillRect/>
                     </a:stretch>
@@ -21432,18 +21432,18 @@
           <wp:inline>
             <wp:extent cx="2082800" cy="1790700"/>
             <wp:effectExtent b="0" l="0" r="0" t="0"/>
-            <wp:docPr descr="" title="" id="137" name="Picture"/>
+            <wp:docPr descr="" title="" id="138" name="Picture"/>
             <a:graphic>
               <a:graphicData uri="http://schemas.openxmlformats.org/drawingml/2006/picture">
                 <pic:pic>
                   <pic:nvPicPr>
-                    <pic:cNvPr descr="06-外部资料导入/真题/images/9c33fe4564e57a6b341bb8ca38f0f282783f332ff09136558b5f1bd7f246bc8c.jpg" id="138" name="Picture"/>
+                    <pic:cNvPr descr="06-外部资料导入/真题/images/9c33fe4564e57a6b341bb8ca38f0f282783f332ff09136558b5f1bd7f246bc8c.jpg" id="139" name="Picture"/>
                     <pic:cNvPicPr>
                       <a:picLocks noChangeArrowheads="1" noChangeAspect="1"/>
                     </pic:cNvPicPr>
                   </pic:nvPicPr>
                   <pic:blipFill>
-                    <a:blip r:embed="rId136"/>
+                    <a:blip r:embed="rId137"/>
                     <a:stretch>
                       <a:fillRect/>
                     </a:stretch>
@@ -21484,18 +21484,18 @@
           <wp:inline>
             <wp:extent cx="2616200" cy="1930400"/>
             <wp:effectExtent b="0" l="0" r="0" t="0"/>
-            <wp:docPr descr="" title="" id="140" name="Picture"/>
+            <wp:docPr descr="" title="" id="141" name="Picture"/>
             <a:graphic>
               <a:graphicData uri="http://schemas.openxmlformats.org/drawingml/2006/picture">
                 <pic:pic>
                   <pic:nvPicPr>
-                    <pic:cNvPr descr="06-外部资料导入/真题/images/cf0568a404337f0bedcfe734d5ebb9d754a46b0916c21db8b32230c7f7426a12.jpg" id="141" name="Picture"/>
+                    <pic:cNvPr descr="06-外部资料导入/真题/images/cf0568a404337f0bedcfe734d5ebb9d754a46b0916c21db8b32230c7f7426a12.jpg" id="142" name="Picture"/>
                     <pic:cNvPicPr>
                       <a:picLocks noChangeArrowheads="1" noChangeAspect="1"/>
                     </pic:cNvPicPr>
                   </pic:nvPicPr>
                   <pic:blipFill>
-                    <a:blip r:embed="rId139"/>
+                    <a:blip r:embed="rId140"/>
                     <a:stretch>
                       <a:fillRect/>
                     </a:stretch>
@@ -21536,18 +21536,18 @@
           <wp:inline>
             <wp:extent cx="1816100" cy="2197100"/>
             <wp:effectExtent b="0" l="0" r="0" t="0"/>
-            <wp:docPr descr="" title="" id="143" name="Picture"/>
+            <wp:docPr descr="" title="" id="144" name="Picture"/>
             <a:graphic>
               <a:graphicData uri="http://schemas.openxmlformats.org/drawingml/2006/picture">
                 <pic:pic>
                   <pic:nvPicPr>
-                    <pic:cNvPr descr="06-外部资料导入/真题/images/4c040b2ba94cfbf3cff8866c6e0f43ad4105e1648ed15a1497b693bbecc1a159.jpg" id="144" name="Picture"/>
+                    <pic:cNvPr descr="06-外部资料导入/真题/images/4c040b2ba94cfbf3cff8866c6e0f43ad4105e1648ed15a1497b693bbecc1a159.jpg" id="145" name="Picture"/>
                     <pic:cNvPicPr>
                       <a:picLocks noChangeArrowheads="1" noChangeAspect="1"/>
                     </pic:cNvPicPr>
                   </pic:nvPicPr>
                   <pic:blipFill>
-                    <a:blip r:embed="rId142"/>
+                    <a:blip r:embed="rId143"/>
                     <a:stretch>
                       <a:fillRect/>
                     </a:stretch>
@@ -22722,18 +22722,18 @@
           <wp:inline>
             <wp:extent cx="3240000" cy="3177863"/>
             <wp:effectExtent b="0" l="0" r="0" t="0"/>
-            <wp:docPr descr="" title="" id="146" name="Picture"/>
+            <wp:docPr descr="" title="" id="147" name="Picture"/>
             <a:graphic>
               <a:graphicData uri="http://schemas.openxmlformats.org/drawingml/2006/picture">
                 <pic:pic>
                   <pic:nvPicPr>
-                    <pic:cNvPr descr="06-外部资料导入/真题/images/f3cb99627b0e1cb8d3e3a87aee6cdbe1e200aff5be17b108ee184993e6ab7d68.jpg" id="147" name="Picture"/>
+                    <pic:cNvPr descr="06-外部资料导入/真题/images/f3cb99627b0e1cb8d3e3a87aee6cdbe1e200aff5be17b108ee184993e6ab7d68.jpg" id="148" name="Picture"/>
                     <pic:cNvPicPr>
                       <a:picLocks noChangeArrowheads="1" noChangeAspect="1"/>
                     </pic:cNvPicPr>
                   </pic:nvPicPr>
                   <pic:blipFill>
-                    <a:blip r:embed="rId145"/>
+                    <a:blip r:embed="rId146"/>
                     <a:stretch>
                       <a:fillRect/>
                     </a:stretch>
@@ -22774,18 +22774,18 @@
           <wp:inline>
             <wp:extent cx="3240000" cy="3176648"/>
             <wp:effectExtent b="0" l="0" r="0" t="0"/>
-            <wp:docPr descr="" title="" id="149" name="Picture"/>
+            <wp:docPr descr="" title="" id="150" name="Picture"/>
             <a:graphic>
               <a:graphicData uri="http://schemas.openxmlformats.org/drawingml/2006/picture">
                 <pic:pic>
                   <pic:nvPicPr>
-                    <pic:cNvPr descr="06-外部资料导入/真题/images/c6e779b164381499b012019b5771169fcfabdeb148feebdcce9af49c46cdb996.jpg" id="150" name="Picture"/>
+                    <pic:cNvPr descr="06-外部资料导入/真题/images/c6e779b164381499b012019b5771169fcfabdeb148feebdcce9af49c46cdb996.jpg" id="151" name="Picture"/>
                     <pic:cNvPicPr>
                       <a:picLocks noChangeArrowheads="1" noChangeAspect="1"/>
                     </pic:cNvPicPr>
                   </pic:nvPicPr>
                   <pic:blipFill>
-                    <a:blip r:embed="rId148"/>
+                    <a:blip r:embed="rId149"/>
                     <a:stretch>
                       <a:fillRect/>
                     </a:stretch>
@@ -22826,18 +22826,18 @@
           <wp:inline>
             <wp:extent cx="3240000" cy="3315568"/>
             <wp:effectExtent b="0" l="0" r="0" t="0"/>
-            <wp:docPr descr="" title="" id="152" name="Picture"/>
+            <wp:docPr descr="" title="" id="153" name="Picture"/>
             <a:graphic>
               <a:graphicData uri="http://schemas.openxmlformats.org/drawingml/2006/picture">
                 <pic:pic>
                   <pic:nvPicPr>
-                    <pic:cNvPr descr="06-外部资料导入/真题/images/049341b54ad5268c80a9c42d1de5240ff769967f4b48411896f111778b850d17.jpg" id="153" name="Picture"/>
+                    <pic:cNvPr descr="06-外部资料导入/真题/images/049341b54ad5268c80a9c42d1de5240ff769967f4b48411896f111778b850d17.jpg" id="154" name="Picture"/>
                     <pic:cNvPicPr>
                       <a:picLocks noChangeArrowheads="1" noChangeAspect="1"/>
                     </pic:cNvPicPr>
                   </pic:nvPicPr>
                   <pic:blipFill>
-                    <a:blip r:embed="rId151"/>
+                    <a:blip r:embed="rId152"/>
                     <a:stretch>
                       <a:fillRect/>
                     </a:stretch>
@@ -22878,18 +22878,18 @@
           <wp:inline>
             <wp:extent cx="3240000" cy="3221643"/>
             <wp:effectExtent b="0" l="0" r="0" t="0"/>
-            <wp:docPr descr="" title="" id="155" name="Picture"/>
+            <wp:docPr descr="" title="" id="156" name="Picture"/>
             <a:graphic>
               <a:graphicData uri="http://schemas.openxmlformats.org/drawingml/2006/picture">
                 <pic:pic>
                   <pic:nvPicPr>
-                    <pic:cNvPr descr="06-外部资料导入/真题/images/cd39732b3a81016d101286619f069fc4346a8a78c74a006da50fca54f14a29da.jpg" id="156" name="Picture"/>
+                    <pic:cNvPr descr="06-外部资料导入/真题/images/cd39732b3a81016d101286619f069fc4346a8a78c74a006da50fca54f14a29da.jpg" id="157" name="Picture"/>
                     <pic:cNvPicPr>
                       <a:picLocks noChangeArrowheads="1" noChangeAspect="1"/>
                     </pic:cNvPicPr>
                   </pic:nvPicPr>
                   <pic:blipFill>
-                    <a:blip r:embed="rId154"/>
+                    <a:blip r:embed="rId155"/>
                     <a:stretch>
                       <a:fillRect/>
                     </a:stretch>
@@ -22930,18 +22930,18 @@
           <wp:inline>
             <wp:extent cx="3240000" cy="3204198"/>
             <wp:effectExtent b="0" l="0" r="0" t="0"/>
-            <wp:docPr descr="" title="" id="158" name="Picture"/>
+            <wp:docPr descr="" title="" id="159" name="Picture"/>
             <a:graphic>
               <a:graphicData uri="http://schemas.openxmlformats.org/drawingml/2006/picture">
                 <pic:pic>
                   <pic:nvPicPr>
-                    <pic:cNvPr descr="06-外部资料导入/真题/images/c80ab590a94770f9fc4579c1edd6bcc48143c38e05e463717e0ad9a0d2ae5489.jpg" id="159" name="Picture"/>
+                    <pic:cNvPr descr="06-外部资料导入/真题/images/c80ab590a94770f9fc4579c1edd6bcc48143c38e05e463717e0ad9a0d2ae5489.jpg" id="160" name="Picture"/>
                     <pic:cNvPicPr>
                       <a:picLocks noChangeArrowheads="1" noChangeAspect="1"/>
                     </pic:cNvPicPr>
                   </pic:nvPicPr>
                   <pic:blipFill>
-                    <a:blip r:embed="rId157"/>
+                    <a:blip r:embed="rId158"/>
                     <a:stretch>
                       <a:fillRect/>
                     </a:stretch>
@@ -24353,18 +24353,18 @@
           <wp:inline>
             <wp:extent cx="3240000" cy="2687682"/>
             <wp:effectExtent b="0" l="0" r="0" t="0"/>
-            <wp:docPr descr="" title="" id="161" name="Picture"/>
+            <wp:docPr descr="" title="" id="162" name="Picture"/>
             <a:graphic>
               <a:graphicData uri="http://schemas.openxmlformats.org/drawingml/2006/picture">
                 <pic:pic>
                   <pic:nvPicPr>
-                    <pic:cNvPr descr="06-外部资料导入/真题/images/54efacce20d04c557fe3fd7f06d6ccb73cb5f724054ba268591c7b5cfc84e67d.jpg" id="162" name="Picture"/>
+                    <pic:cNvPr descr="06-外部资料导入/真题/images/54efacce20d04c557fe3fd7f06d6ccb73cb5f724054ba268591c7b5cfc84e67d.jpg" id="163" name="Picture"/>
                     <pic:cNvPicPr>
                       <a:picLocks noChangeArrowheads="1" noChangeAspect="1"/>
                     </pic:cNvPicPr>
                   </pic:nvPicPr>
                   <pic:blipFill>
-                    <a:blip r:embed="rId160"/>
+                    <a:blip r:embed="rId161"/>
                     <a:stretch>
                       <a:fillRect/>
                     </a:stretch>
@@ -24938,8 +24938,8 @@
         </w:pict>
       </w:r>
     </w:p>
-    <w:bookmarkEnd w:id="163"/>
-    <w:bookmarkStart w:id="170" w:name="第22题"/>
+    <w:bookmarkEnd w:id="164"/>
+    <w:bookmarkStart w:id="171" w:name="第22题"/>
     <w:p>
       <w:pPr>
         <w:pStyle w:val="Heading3"/>
@@ -25490,18 +25490,18 @@
           <wp:inline>
             <wp:extent cx="3240000" cy="2682660"/>
             <wp:effectExtent b="0" l="0" r="0" t="0"/>
-            <wp:docPr descr="" title="" id="165" name="Picture"/>
+            <wp:docPr descr="" title="" id="166" name="Picture"/>
             <a:graphic>
               <a:graphicData uri="http://schemas.openxmlformats.org/drawingml/2006/picture">
                 <pic:pic>
                   <pic:nvPicPr>
-                    <pic:cNvPr descr="06-外部资料导入/真题/images/220968b7cb1d149e6963cec27a098bfb323a548f1fbc2ed6f038bcbe4971459c.jpg" id="166" name="Picture"/>
+                    <pic:cNvPr descr="06-外部资料导入/真题/images/220968b7cb1d149e6963cec27a098bfb323a548f1fbc2ed6f038bcbe4971459c.jpg" id="167" name="Picture"/>
                     <pic:cNvPicPr>
                       <a:picLocks noChangeArrowheads="1" noChangeAspect="1"/>
                     </pic:cNvPicPr>
                   </pic:nvPicPr>
                   <pic:blipFill>
-                    <a:blip r:embed="rId164"/>
+                    <a:blip r:embed="rId165"/>
                     <a:stretch>
                       <a:fillRect/>
                     </a:stretch>
@@ -26955,18 +26955,18 @@
           <wp:inline>
             <wp:extent cx="3240000" cy="4018146"/>
             <wp:effectExtent b="0" l="0" r="0" t="0"/>
-            <wp:docPr descr="" title="" id="168" name="Picture"/>
+            <wp:docPr descr="" title="" id="169" name="Picture"/>
             <a:graphic>
               <a:graphicData uri="http://schemas.openxmlformats.org/drawingml/2006/picture">
                 <pic:pic>
                   <pic:nvPicPr>
-                    <pic:cNvPr descr="06-外部资料导入/真题/images/01919d52a1a74375c2dc22c757ebeac0bde6f1312631fecb5e62cf7b41680f1c.jpg" id="169" name="Picture"/>
+                    <pic:cNvPr descr="06-外部资料导入/真题/images/01919d52a1a74375c2dc22c757ebeac0bde6f1312631fecb5e62cf7b41680f1c.jpg" id="170" name="Picture"/>
                     <pic:cNvPicPr>
                       <a:picLocks noChangeArrowheads="1" noChangeAspect="1"/>
                     </pic:cNvPicPr>
                   </pic:nvPicPr>
                   <pic:blipFill>
-                    <a:blip r:embed="rId167"/>
+                    <a:blip r:embed="rId168"/>
                     <a:stretch>
                       <a:fillRect/>
                     </a:stretch>
@@ -28539,8 +28539,8 @@
         </w:pict>
       </w:r>
     </w:p>
-    <w:bookmarkEnd w:id="170"/>
-    <w:bookmarkStart w:id="171" w:name="第23题"/>
+    <w:bookmarkEnd w:id="171"/>
+    <w:bookmarkStart w:id="172" w:name="第23题"/>
     <w:p>
       <w:pPr>
         <w:pStyle w:val="Heading3"/>
@@ -28897,8 +28897,8 @@
         </w:pict>
       </w:r>
     </w:p>
-    <w:bookmarkEnd w:id="171"/>
-    <w:bookmarkStart w:id="181" w:name="第24题"/>
+    <w:bookmarkEnd w:id="172"/>
+    <w:bookmarkStart w:id="182" w:name="第24题"/>
     <w:p>
       <w:pPr>
         <w:pStyle w:val="Heading3"/>
@@ -29420,18 +29420,18 @@
           <wp:inline>
             <wp:extent cx="3240000" cy="3205653"/>
             <wp:effectExtent b="0" l="0" r="0" t="0"/>
-            <wp:docPr descr="" title="" id="173" name="Picture"/>
+            <wp:docPr descr="" title="" id="174" name="Picture"/>
             <a:graphic>
               <a:graphicData uri="http://schemas.openxmlformats.org/drawingml/2006/picture">
                 <pic:pic>
                   <pic:nvPicPr>
-                    <pic:cNvPr descr="6dfd5a323a000cf58c6435ecb39492114850f06f200d0222e243b885ec10d851.jpg" id="174" name="Picture"/>
+                    <pic:cNvPr descr="6dfd5a323a000cf58c6435ecb39492114850f06f200d0222e243b885ec10d851.jpg" id="175" name="Picture"/>
                     <pic:cNvPicPr>
                       <a:picLocks noChangeArrowheads="1" noChangeAspect="1"/>
                     </pic:cNvPicPr>
                   </pic:nvPicPr>
                   <pic:blipFill>
-                    <a:blip r:embed="rId172"/>
+                    <a:blip r:embed="rId173"/>
                     <a:stretch>
                       <a:fillRect/>
                     </a:stretch>
@@ -29490,18 +29490,18 @@
           <wp:inline>
             <wp:extent cx="3240000" cy="3872727"/>
             <wp:effectExtent b="0" l="0" r="0" t="0"/>
-            <wp:docPr descr="" title="" id="176" name="Picture"/>
+            <wp:docPr descr="" title="" id="177" name="Picture"/>
             <a:graphic>
               <a:graphicData uri="http://schemas.openxmlformats.org/drawingml/2006/picture">
                 <pic:pic>
                   <pic:nvPicPr>
-                    <pic:cNvPr descr="09db04140c449266e15b0ba482bf21ba4daa8439f48257bd5a9c955bf9540fb4.jpg" id="177" name="Picture"/>
+                    <pic:cNvPr descr="09db04140c449266e15b0ba482bf21ba4daa8439f48257bd5a9c955bf9540fb4.jpg" id="178" name="Picture"/>
                     <pic:cNvPicPr>
                       <a:picLocks noChangeArrowheads="1" noChangeAspect="1"/>
                     </pic:cNvPicPr>
                   </pic:nvPicPr>
                   <pic:blipFill>
-                    <a:blip r:embed="rId175"/>
+                    <a:blip r:embed="rId176"/>
                     <a:stretch>
                       <a:fillRect/>
                     </a:stretch>
@@ -29560,18 +29560,18 @@
           <wp:inline>
             <wp:extent cx="3240000" cy="3368498"/>
             <wp:effectExtent b="0" l="0" r="0" t="0"/>
-            <wp:docPr descr="" title="" id="179" name="Picture"/>
+            <wp:docPr descr="" title="" id="180" name="Picture"/>
             <a:graphic>
               <a:graphicData uri="http://schemas.openxmlformats.org/drawingml/2006/picture">
                 <pic:pic>
                   <pic:nvPicPr>
-                    <pic:cNvPr descr="a986f2cb9d4b69a51320e29b5a8454a8b46762bc267c5a3071efe76692a2af92.jpg" id="180" name="Picture"/>
+                    <pic:cNvPr descr="a986f2cb9d4b69a51320e29b5a8454a8b46762bc267c5a3071efe76692a2af92.jpg" id="181" name="Picture"/>
                     <pic:cNvPicPr>
                       <a:picLocks noChangeArrowheads="1" noChangeAspect="1"/>
                     </pic:cNvPicPr>
                   </pic:nvPicPr>
                   <pic:blipFill>
-                    <a:blip r:embed="rId178"/>
+                    <a:blip r:embed="rId179"/>
                     <a:stretch>
                       <a:fillRect/>
                     </a:stretch>
@@ -30142,8 +30142,8 @@
         </w:pict>
       </w:r>
     </w:p>
-    <w:bookmarkEnd w:id="181"/>
-    <w:bookmarkStart w:id="221" w:name="第25题"/>
+    <w:bookmarkEnd w:id="182"/>
+    <w:bookmarkStart w:id="222" w:name="第25题"/>
     <w:p>
       <w:pPr>
         <w:pStyle w:val="Heading3"/>
@@ -30354,18 +30354,18 @@
           <wp:inline>
             <wp:extent cx="2895600" cy="2374900"/>
             <wp:effectExtent b="0" l="0" r="0" t="0"/>
-            <wp:docPr descr="" title="" id="183" name="Picture"/>
+            <wp:docPr descr="" title="" id="184" name="Picture"/>
             <a:graphic>
               <a:graphicData uri="http://schemas.openxmlformats.org/drawingml/2006/picture">
                 <pic:pic>
                   <pic:nvPicPr>
-                    <pic:cNvPr descr="f29b2c8577d0c86c130c3048b804fdded79e88bffa6f777529ce778a377c96fc.jpg" id="184" name="Picture"/>
+                    <pic:cNvPr descr="f29b2c8577d0c86c130c3048b804fdded79e88bffa6f777529ce778a377c96fc.jpg" id="185" name="Picture"/>
                     <pic:cNvPicPr>
                       <a:picLocks noChangeArrowheads="1" noChangeAspect="1"/>
                     </pic:cNvPicPr>
                   </pic:nvPicPr>
                   <pic:blipFill>
-                    <a:blip r:embed="rId182"/>
+                    <a:blip r:embed="rId183"/>
                     <a:stretch>
                       <a:fillRect/>
                     </a:stretch>
@@ -30418,18 +30418,18 @@
           <wp:inline>
             <wp:extent cx="2933700" cy="2374900"/>
             <wp:effectExtent b="0" l="0" r="0" t="0"/>
-            <wp:docPr descr="" title="" id="186" name="Picture"/>
+            <wp:docPr descr="" title="" id="187" name="Picture"/>
             <a:graphic>
               <a:graphicData uri="http://schemas.openxmlformats.org/drawingml/2006/picture">
                 <pic:pic>
                   <pic:nvPicPr>
-                    <pic:cNvPr descr="794cab7ef2a094922ebcdae93ff287a361a6cffa6ce849dcf3567b0e11394e83.jpg" id="187" name="Picture"/>
+                    <pic:cNvPr descr="794cab7ef2a094922ebcdae93ff287a361a6cffa6ce849dcf3567b0e11394e83.jpg" id="188" name="Picture"/>
                     <pic:cNvPicPr>
                       <a:picLocks noChangeArrowheads="1" noChangeAspect="1"/>
                     </pic:cNvPicPr>
                   </pic:nvPicPr>
                   <pic:blipFill>
-                    <a:blip r:embed="rId185"/>
+                    <a:blip r:embed="rId186"/>
                     <a:stretch>
                       <a:fillRect/>
                     </a:stretch>
@@ -30557,18 +30557,18 @@
           <wp:inline>
             <wp:extent cx="2870200" cy="2374900"/>
             <wp:effectExtent b="0" l="0" r="0" t="0"/>
-            <wp:docPr descr="" title="" id="189" name="Picture"/>
+            <wp:docPr descr="" title="" id="190" name="Picture"/>
             <a:graphic>
               <a:graphicData uri="http://schemas.openxmlformats.org/drawingml/2006/picture">
                 <pic:pic>
                   <pic:nvPicPr>
-                    <pic:cNvPr descr="0e8bc0561b2a72d4e21f1f208fedcc4b258a3150768c97c0486e38ed1015af0f.jpg" id="190" name="Picture"/>
+                    <pic:cNvPr descr="0e8bc0561b2a72d4e21f1f208fedcc4b258a3150768c97c0486e38ed1015af0f.jpg" id="191" name="Picture"/>
                     <pic:cNvPicPr>
                       <a:picLocks noChangeArrowheads="1" noChangeAspect="1"/>
                     </pic:cNvPicPr>
                   </pic:nvPicPr>
                   <pic:blipFill>
-                    <a:blip r:embed="rId188"/>
+                    <a:blip r:embed="rId189"/>
                     <a:stretch>
                       <a:fillRect/>
                     </a:stretch>
@@ -30908,18 +30908,18 @@
           <wp:inline>
             <wp:extent cx="3600000" cy="1651033"/>
             <wp:effectExtent b="0" l="0" r="0" t="0"/>
-            <wp:docPr descr="" title="" id="192" name="Picture"/>
+            <wp:docPr descr="" title="" id="193" name="Picture"/>
             <a:graphic>
               <a:graphicData uri="http://schemas.openxmlformats.org/drawingml/2006/picture">
                 <pic:pic>
                   <pic:nvPicPr>
-                    <pic:cNvPr descr="ba2b96c04252f15a3d6cbc1120fca04c23d29c255d4f88a27ce783ae12d9227f.jpg" id="193" name="Picture"/>
+                    <pic:cNvPr descr="ba2b96c04252f15a3d6cbc1120fca04c23d29c255d4f88a27ce783ae12d9227f.jpg" id="194" name="Picture"/>
                     <pic:cNvPicPr>
                       <a:picLocks noChangeArrowheads="1" noChangeAspect="1"/>
                     </pic:cNvPicPr>
                   </pic:nvPicPr>
                   <pic:blipFill>
-                    <a:blip r:embed="rId191"/>
+                    <a:blip r:embed="rId192"/>
                     <a:stretch>
                       <a:fillRect/>
                     </a:stretch>
@@ -31524,18 +31524,18 @@
           <wp:inline>
             <wp:extent cx="3240000" cy="2962541"/>
             <wp:effectExtent b="0" l="0" r="0" t="0"/>
-            <wp:docPr descr="" title="" id="195" name="Picture"/>
+            <wp:docPr descr="" title="" id="196" name="Picture"/>
             <a:graphic>
               <a:graphicData uri="http://schemas.openxmlformats.org/drawingml/2006/picture">
                 <pic:pic>
                   <pic:nvPicPr>
-                    <pic:cNvPr descr="182b7a4715ba20dafa5f8b91695b088beba30263e6206c48409011de10c6caa5.jpg" id="196" name="Picture"/>
+                    <pic:cNvPr descr="182b7a4715ba20dafa5f8b91695b088beba30263e6206c48409011de10c6caa5.jpg" id="197" name="Picture"/>
                     <pic:cNvPicPr>
                       <a:picLocks noChangeArrowheads="1" noChangeAspect="1"/>
                     </pic:cNvPicPr>
                   </pic:nvPicPr>
                   <pic:blipFill>
-                    <a:blip r:embed="rId194"/>
+                    <a:blip r:embed="rId195"/>
                     <a:stretch>
                       <a:fillRect/>
                     </a:stretch>
@@ -31576,18 +31576,18 @@
           <wp:inline>
             <wp:extent cx="3240000" cy="3135789"/>
             <wp:effectExtent b="0" l="0" r="0" t="0"/>
-            <wp:docPr descr="" title="" id="198" name="Picture"/>
+            <wp:docPr descr="" title="" id="199" name="Picture"/>
             <a:graphic>
               <a:graphicData uri="http://schemas.openxmlformats.org/drawingml/2006/picture">
                 <pic:pic>
                   <pic:nvPicPr>
-                    <pic:cNvPr descr="b0645bb1e75b530592a0dcf2e6e62c8e2577ae208e64238341b935f56eeff69d.jpg" id="199" name="Picture"/>
+                    <pic:cNvPr descr="b0645bb1e75b530592a0dcf2e6e62c8e2577ae208e64238341b935f56eeff69d.jpg" id="200" name="Picture"/>
                     <pic:cNvPicPr>
                       <a:picLocks noChangeArrowheads="1" noChangeAspect="1"/>
                     </pic:cNvPicPr>
                   </pic:nvPicPr>
                   <pic:blipFill>
-                    <a:blip r:embed="rId197"/>
+                    <a:blip r:embed="rId198"/>
                     <a:stretch>
                       <a:fillRect/>
                     </a:stretch>
@@ -31628,18 +31628,18 @@
           <wp:inline>
             <wp:extent cx="3251200" cy="1905000"/>
             <wp:effectExtent b="0" l="0" r="0" t="0"/>
-            <wp:docPr descr="" title="" id="201" name="Picture"/>
+            <wp:docPr descr="" title="" id="202" name="Picture"/>
             <a:graphic>
               <a:graphicData uri="http://schemas.openxmlformats.org/drawingml/2006/picture">
                 <pic:pic>
                   <pic:nvPicPr>
-                    <pic:cNvPr descr="ed0c4babb54bbc8a4168da31bbd57386f8406c6581f7cd96157a7dd36d694e06.jpg" id="202" name="Picture"/>
+                    <pic:cNvPr descr="ed0c4babb54bbc8a4168da31bbd57386f8406c6581f7cd96157a7dd36d694e06.jpg" id="203" name="Picture"/>
                     <pic:cNvPicPr>
                       <a:picLocks noChangeArrowheads="1" noChangeAspect="1"/>
                     </pic:cNvPicPr>
                   </pic:nvPicPr>
                   <pic:blipFill>
-                    <a:blip r:embed="rId200"/>
+                    <a:blip r:embed="rId201"/>
                     <a:stretch>
                       <a:fillRect/>
                     </a:stretch>
@@ -32605,18 +32605,18 @@
           <wp:inline>
             <wp:extent cx="1536700" cy="6324600"/>
             <wp:effectExtent b="0" l="0" r="0" t="0"/>
-            <wp:docPr descr="" title="" id="204" name="Picture"/>
+            <wp:docPr descr="" title="" id="205" name="Picture"/>
             <a:graphic>
               <a:graphicData uri="http://schemas.openxmlformats.org/drawingml/2006/picture">
                 <pic:pic>
                   <pic:nvPicPr>
-                    <pic:cNvPr descr="826ba19313d8d6ef6c873bef4cd854f1a811d86f0296d739e937dd445e337de3.jpg" id="205" name="Picture"/>
+                    <pic:cNvPr descr="826ba19313d8d6ef6c873bef4cd854f1a811d86f0296d739e937dd445e337de3.jpg" id="206" name="Picture"/>
                     <pic:cNvPicPr>
                       <a:picLocks noChangeArrowheads="1" noChangeAspect="1"/>
                     </pic:cNvPicPr>
                   </pic:nvPicPr>
                   <pic:blipFill>
-                    <a:blip r:embed="rId203"/>
+                    <a:blip r:embed="rId204"/>
                     <a:stretch>
                       <a:fillRect/>
                     </a:stretch>
@@ -32657,18 +32657,18 @@
           <wp:inline>
             <wp:extent cx="3240000" cy="2837956"/>
             <wp:effectExtent b="0" l="0" r="0" t="0"/>
-            <wp:docPr descr="" title="" id="207" name="Picture"/>
+            <wp:docPr descr="" title="" id="208" name="Picture"/>
             <a:graphic>
               <a:graphicData uri="http://schemas.openxmlformats.org/drawingml/2006/picture">
                 <pic:pic>
                   <pic:nvPicPr>
-                    <pic:cNvPr descr="ed482386d744a2c79b1041fa7009db63c48955f7857b093b7eb3d3a096385739.jpg" id="208" name="Picture"/>
+                    <pic:cNvPr descr="ed482386d744a2c79b1041fa7009db63c48955f7857b093b7eb3d3a096385739.jpg" id="209" name="Picture"/>
                     <pic:cNvPicPr>
                       <a:picLocks noChangeArrowheads="1" noChangeAspect="1"/>
                     </pic:cNvPicPr>
                   </pic:nvPicPr>
                   <pic:blipFill>
-                    <a:blip r:embed="rId206"/>
+                    <a:blip r:embed="rId207"/>
                     <a:stretch>
                       <a:fillRect/>
                     </a:stretch>
@@ -32709,18 +32709,18 @@
           <wp:inline>
             <wp:extent cx="2552700" cy="2971800"/>
             <wp:effectExtent b="0" l="0" r="0" t="0"/>
-            <wp:docPr descr="" title="" id="210" name="Picture"/>
+            <wp:docPr descr="" title="" id="211" name="Picture"/>
             <a:graphic>
               <a:graphicData uri="http://schemas.openxmlformats.org/drawingml/2006/picture">
                 <pic:pic>
                   <pic:nvPicPr>
-                    <pic:cNvPr descr="57bd186b7107b8402ecd1daaf2ad864a8a8d4d1e3df1f0bea73fc56b751f5b23.jpg" id="211" name="Picture"/>
+                    <pic:cNvPr descr="57bd186b7107b8402ecd1daaf2ad864a8a8d4d1e3df1f0bea73fc56b751f5b23.jpg" id="212" name="Picture"/>
                     <pic:cNvPicPr>
                       <a:picLocks noChangeArrowheads="1" noChangeAspect="1"/>
                     </pic:cNvPicPr>
                   </pic:nvPicPr>
                   <pic:blipFill>
-                    <a:blip r:embed="rId209"/>
+                    <a:blip r:embed="rId210"/>
                     <a:stretch>
                       <a:fillRect/>
                     </a:stretch>
@@ -32761,18 +32761,18 @@
           <wp:inline>
             <wp:extent cx="2476500" cy="2908300"/>
             <wp:effectExtent b="0" l="0" r="0" t="0"/>
-            <wp:docPr descr="" title="" id="213" name="Picture"/>
+            <wp:docPr descr="" title="" id="214" name="Picture"/>
             <a:graphic>
               <a:graphicData uri="http://schemas.openxmlformats.org/drawingml/2006/picture">
                 <pic:pic>
                   <pic:nvPicPr>
-                    <pic:cNvPr descr="c9b75e19e60361bc69155d8758779739fc917f0e430f5a65e11edb3ba8009386.jpg" id="214" name="Picture"/>
+                    <pic:cNvPr descr="c9b75e19e60361bc69155d8758779739fc917f0e430f5a65e11edb3ba8009386.jpg" id="215" name="Picture"/>
                     <pic:cNvPicPr>
                       <a:picLocks noChangeArrowheads="1" noChangeAspect="1"/>
                     </pic:cNvPicPr>
                   </pic:nvPicPr>
                   <pic:blipFill>
-                    <a:blip r:embed="rId212"/>
+                    <a:blip r:embed="rId213"/>
                     <a:stretch>
                       <a:fillRect/>
                     </a:stretch>
@@ -32813,18 +32813,18 @@
           <wp:inline>
             <wp:extent cx="2514600" cy="2933700"/>
             <wp:effectExtent b="0" l="0" r="0" t="0"/>
-            <wp:docPr descr="" title="" id="216" name="Picture"/>
+            <wp:docPr descr="" title="" id="217" name="Picture"/>
             <a:graphic>
               <a:graphicData uri="http://schemas.openxmlformats.org/drawingml/2006/picture">
                 <pic:pic>
                   <pic:nvPicPr>
-                    <pic:cNvPr descr="94950a3c105a56a77254b1c27b0a939ebe8a4ee463f049dfb5ef4ca0553f1b0a.jpg" id="217" name="Picture"/>
+                    <pic:cNvPr descr="94950a3c105a56a77254b1c27b0a939ebe8a4ee463f049dfb5ef4ca0553f1b0a.jpg" id="218" name="Picture"/>
                     <pic:cNvPicPr>
                       <a:picLocks noChangeArrowheads="1" noChangeAspect="1"/>
                     </pic:cNvPicPr>
                   </pic:nvPicPr>
                   <pic:blipFill>
-                    <a:blip r:embed="rId215"/>
+                    <a:blip r:embed="rId216"/>
                     <a:stretch>
                       <a:fillRect/>
                     </a:stretch>
@@ -32865,18 +32865,18 @@
           <wp:inline>
             <wp:extent cx="2476500" cy="2908300"/>
             <wp:effectExtent b="0" l="0" r="0" t="0"/>
-            <wp:docPr descr="" title="" id="219" name="Picture"/>
+            <wp:docPr descr="" title="" id="220" name="Picture"/>
             <a:graphic>
               <a:graphicData uri="http://schemas.openxmlformats.org/drawingml/2006/picture">
                 <pic:pic>
                   <pic:nvPicPr>
-                    <pic:cNvPr descr="a96b169bff0a9a8b9d9ca662653914eb12dfee45247cb94e0b3a1693626808f5.jpg" id="220" name="Picture"/>
+                    <pic:cNvPr descr="a96b169bff0a9a8b9d9ca662653914eb12dfee45247cb94e0b3a1693626808f5.jpg" id="221" name="Picture"/>
                     <pic:cNvPicPr>
                       <a:picLocks noChangeArrowheads="1" noChangeAspect="1"/>
                     </pic:cNvPicPr>
                   </pic:nvPicPr>
                   <pic:blipFill>
-                    <a:blip r:embed="rId218"/>
+                    <a:blip r:embed="rId219"/>
                     <a:stretch>
                       <a:fillRect/>
                     </a:stretch>
@@ -32923,9 +32923,9 @@
         </w:pict>
       </w:r>
     </w:p>
-    <w:bookmarkEnd w:id="221"/>
     <w:bookmarkEnd w:id="222"/>
     <w:bookmarkEnd w:id="223"/>
+    <w:bookmarkEnd w:id="224"/>
     <w:sectPr>
       <w:footerReference w:type="default" r:id="rId10"/>
       <w:footnotePr>

--- a/00-首页/题组Word/第一轮·竞赛教材版/第一轮结构-4-晶体结构-学生版.docx
+++ b/00-首页/题组Word/第一轮·竞赛教材版/第一轮结构-4-晶体结构-学生版.docx
@@ -3394,41 +3394,6 @@
     </w:p>
     <w:p>
       <w:pPr>
-        <w:pStyle w:val="BlockText"/>
-      </w:pPr>
-      <w:r>
-        <w:rPr>
-          <w:rFonts w:hint="eastAsia" w:ascii="Times New Roman" w:hAnsi="Times New Roman" w:eastAsia="FangSong" w:cs="Times New Roman"/>
-        </w:rPr>
-        <w:t>关联小问</w:t>
-      </w:r>
-      <w:r>
-        <w:rPr>
-          <w:rFonts w:hint="eastAsia" w:ascii="Times New Roman" w:hAnsi="Times New Roman" w:eastAsia="Times New Roman" w:cs="Times New Roman"/>
-        </w:rPr>
-        <w:t>：</w:t>
-      </w:r>
-      <w:r>
-        <w:rPr>
-          <w:rFonts w:hint="eastAsia" w:ascii="Times New Roman" w:hAnsi="Times New Roman" w:eastAsia="FangSong" w:cs="Times New Roman"/>
-        </w:rPr>
-        <w:t>题</w:t>
-      </w:r>
-      <w:r>
-        <w:rPr>
-          <w:rFonts w:hint="eastAsia" w:ascii="Times New Roman" w:hAnsi="Times New Roman" w:eastAsia="Times New Roman" w:cs="Times New Roman"/>
-        </w:rPr>
-        <w:t>-036-2-</w:t>
-      </w:r>
-      <w:r>
-        <w:rPr>
-          <w:rFonts w:hint="eastAsia" w:ascii="Times New Roman" w:hAnsi="Times New Roman" w:eastAsia="FangSong" w:cs="Times New Roman"/>
-        </w:rPr>
-        <w:t>高压碳酸盐钙钛矿结构</w:t>
-      </w:r>
-    </w:p>
-    <w:p>
-      <w:pPr>
         <w:pStyle w:val="FirstParagraph"/>
       </w:pPr>
       <w:r>
@@ -3871,41 +3836,6 @@
             </a:graphic>
           </wp:inline>
         </w:drawing>
-      </w:r>
-    </w:p>
-    <w:p>
-      <w:pPr>
-        <w:pStyle w:val="BlockText"/>
-      </w:pPr>
-      <w:r>
-        <w:rPr>
-          <w:rFonts w:hint="eastAsia" w:ascii="Times New Roman" w:hAnsi="Times New Roman" w:eastAsia="FangSong" w:cs="Times New Roman"/>
-        </w:rPr>
-        <w:t>关联小问</w:t>
-      </w:r>
-      <w:r>
-        <w:rPr>
-          <w:rFonts w:hint="eastAsia" w:ascii="Times New Roman" w:hAnsi="Times New Roman" w:eastAsia="Times New Roman" w:cs="Times New Roman"/>
-        </w:rPr>
-        <w:t>：</w:t>
-      </w:r>
-      <w:r>
-        <w:rPr>
-          <w:rFonts w:hint="eastAsia" w:ascii="Times New Roman" w:hAnsi="Times New Roman" w:eastAsia="FangSong" w:cs="Times New Roman"/>
-        </w:rPr>
-        <w:t>题</w:t>
-      </w:r>
-      <w:r>
-        <w:rPr>
-          <w:rFonts w:hint="eastAsia" w:ascii="Times New Roman" w:hAnsi="Times New Roman" w:eastAsia="Times New Roman" w:cs="Times New Roman"/>
-        </w:rPr>
-        <w:t>-036-2-</w:t>
-      </w:r>
-      <w:r>
-        <w:rPr>
-          <w:rFonts w:hint="eastAsia" w:ascii="Times New Roman" w:hAnsi="Times New Roman" w:eastAsia="FangSong" w:cs="Times New Roman"/>
-        </w:rPr>
-        <w:t>高压碳酸盐钙钛矿结构</w:t>
       </w:r>
     </w:p>
     <w:p>
@@ -5204,125 +5134,6 @@
     </w:p>
     <w:p>
       <w:pPr>
-        <w:pStyle w:val="BlockText"/>
-      </w:pPr>
-      <w:r>
-        <w:rPr>
-          <w:rFonts w:hint="eastAsia" w:ascii="Times New Roman" w:hAnsi="Times New Roman" w:eastAsia="FangSong" w:cs="Times New Roman"/>
-        </w:rPr>
-        <w:t>关联小问</w:t>
-      </w:r>
-      <w:r>
-        <w:rPr>
-          <w:rFonts w:hint="eastAsia" w:ascii="Times New Roman" w:hAnsi="Times New Roman" w:eastAsia="Times New Roman" w:cs="Times New Roman"/>
-        </w:rPr>
-        <w:t>：</w:t>
-      </w:r>
-      <w:r>
-        <w:rPr>
-          <w:rFonts w:hint="eastAsia" w:ascii="Times New Roman" w:hAnsi="Times New Roman" w:eastAsia="FangSong" w:cs="Times New Roman"/>
-        </w:rPr>
-        <w:t>题</w:t>
-      </w:r>
-      <w:r>
-        <w:rPr>
-          <w:rFonts w:hint="eastAsia" w:ascii="Times New Roman" w:hAnsi="Times New Roman" w:eastAsia="Times New Roman" w:cs="Times New Roman"/>
-        </w:rPr>
-        <w:t>-036-7-Mg2Fe</w:t>
-      </w:r>
-      <w:r>
-        <w:rPr>
-          <w:rFonts w:hint="eastAsia" w:ascii="Times New Roman" w:hAnsi="Times New Roman" w:eastAsia="FangSong" w:cs="Times New Roman"/>
-        </w:rPr>
-        <w:t>氢化物化学式与</w:t>
-      </w:r>
-      <w:r>
-        <w:rPr>
-          <w:rFonts w:hint="eastAsia" w:ascii="Times New Roman" w:hAnsi="Times New Roman" w:eastAsia="Times New Roman" w:cs="Times New Roman"/>
-        </w:rPr>
-        <w:t>H</w:t>
-      </w:r>
-      <w:r>
-        <w:rPr>
-          <w:rFonts w:hint="eastAsia" w:ascii="Times New Roman" w:hAnsi="Times New Roman" w:eastAsia="FangSong" w:cs="Times New Roman"/>
-        </w:rPr>
-        <w:t>原子数</w:t>
-      </w:r>
-      <w:r>
-        <w:rPr>
-          <w:rFonts w:ascii="Times New Roman" w:hAnsi="Times New Roman" w:eastAsia="Times New Roman" w:cs="Times New Roman"/>
-        </w:rPr>
-        <w:t xml:space="preserve"> | </w:t>
-      </w:r>
-      <w:r>
-        <w:rPr>
-          <w:rFonts w:hint="eastAsia" w:ascii="Times New Roman" w:hAnsi="Times New Roman" w:eastAsia="FangSong" w:cs="Times New Roman"/>
-        </w:rPr>
-        <w:t>题</w:t>
-      </w:r>
-      <w:r>
-        <w:rPr>
-          <w:rFonts w:hint="eastAsia" w:ascii="Times New Roman" w:hAnsi="Times New Roman" w:eastAsia="Times New Roman" w:cs="Times New Roman"/>
-        </w:rPr>
-        <w:t>-036-7-Mg2Fe</w:t>
-      </w:r>
-      <w:r>
-        <w:rPr>
-          <w:rFonts w:hint="eastAsia" w:ascii="Times New Roman" w:hAnsi="Times New Roman" w:eastAsia="FangSong" w:cs="Times New Roman"/>
-        </w:rPr>
-        <w:t>氢化物化学式与</w:t>
-      </w:r>
-      <w:r>
-        <w:rPr>
-          <w:rFonts w:hint="eastAsia" w:ascii="Times New Roman" w:hAnsi="Times New Roman" w:eastAsia="Times New Roman" w:cs="Times New Roman"/>
-        </w:rPr>
-        <w:t>H</w:t>
-      </w:r>
-      <w:r>
-        <w:rPr>
-          <w:rFonts w:hint="eastAsia" w:ascii="Times New Roman" w:hAnsi="Times New Roman" w:eastAsia="FangSong" w:cs="Times New Roman"/>
-        </w:rPr>
-        <w:t>原子数</w:t>
-      </w:r>
-      <w:r>
-        <w:rPr>
-          <w:rFonts w:ascii="Times New Roman" w:hAnsi="Times New Roman" w:eastAsia="Times New Roman" w:cs="Times New Roman"/>
-        </w:rPr>
-        <w:t xml:space="preserve"> | </w:t>
-      </w:r>
-      <w:r>
-        <w:rPr>
-          <w:rFonts w:hint="eastAsia" w:ascii="Times New Roman" w:hAnsi="Times New Roman" w:eastAsia="FangSong" w:cs="Times New Roman"/>
-        </w:rPr>
-        <w:t>题</w:t>
-      </w:r>
-      <w:r>
-        <w:rPr>
-          <w:rFonts w:hint="eastAsia" w:ascii="Times New Roman" w:hAnsi="Times New Roman" w:eastAsia="Times New Roman" w:cs="Times New Roman"/>
-        </w:rPr>
-        <w:t>-036-7-Mg2Fe</w:t>
-      </w:r>
-      <w:r>
-        <w:rPr>
-          <w:rFonts w:hint="eastAsia" w:ascii="Times New Roman" w:hAnsi="Times New Roman" w:eastAsia="FangSong" w:cs="Times New Roman"/>
-        </w:rPr>
-        <w:t>氢化物化学式与</w:t>
-      </w:r>
-      <w:r>
-        <w:rPr>
-          <w:rFonts w:hint="eastAsia" w:ascii="Times New Roman" w:hAnsi="Times New Roman" w:eastAsia="Times New Roman" w:cs="Times New Roman"/>
-        </w:rPr>
-        <w:t>H</w:t>
-      </w:r>
-      <w:r>
-        <w:rPr>
-          <w:rFonts w:hint="eastAsia" w:ascii="Times New Roman" w:hAnsi="Times New Roman" w:eastAsia="FangSong" w:cs="Times New Roman"/>
-        </w:rPr>
-        <w:t>原子数</w:t>
-      </w:r>
-    </w:p>
-    <w:p>
-      <w:pPr>
         <w:pStyle w:val="FirstParagraph"/>
       </w:pPr>
       <w:r>
@@ -5762,125 +5573,6 @@
     </w:p>
     <w:p>
       <w:pPr>
-        <w:pStyle w:val="BlockText"/>
-      </w:pPr>
-      <w:r>
-        <w:rPr>
-          <w:rFonts w:hint="eastAsia" w:ascii="Times New Roman" w:hAnsi="Times New Roman" w:eastAsia="FangSong" w:cs="Times New Roman"/>
-        </w:rPr>
-        <w:t>关联小问</w:t>
-      </w:r>
-      <w:r>
-        <w:rPr>
-          <w:rFonts w:hint="eastAsia" w:ascii="Times New Roman" w:hAnsi="Times New Roman" w:eastAsia="Times New Roman" w:cs="Times New Roman"/>
-        </w:rPr>
-        <w:t>：</w:t>
-      </w:r>
-      <w:r>
-        <w:rPr>
-          <w:rFonts w:hint="eastAsia" w:ascii="Times New Roman" w:hAnsi="Times New Roman" w:eastAsia="FangSong" w:cs="Times New Roman"/>
-        </w:rPr>
-        <w:t>题</w:t>
-      </w:r>
-      <w:r>
-        <w:rPr>
-          <w:rFonts w:hint="eastAsia" w:ascii="Times New Roman" w:hAnsi="Times New Roman" w:eastAsia="Times New Roman" w:cs="Times New Roman"/>
-        </w:rPr>
-        <w:t>-036-7-Mg2Fe</w:t>
-      </w:r>
-      <w:r>
-        <w:rPr>
-          <w:rFonts w:hint="eastAsia" w:ascii="Times New Roman" w:hAnsi="Times New Roman" w:eastAsia="FangSong" w:cs="Times New Roman"/>
-        </w:rPr>
-        <w:t>氢化物化学式与</w:t>
-      </w:r>
-      <w:r>
-        <w:rPr>
-          <w:rFonts w:hint="eastAsia" w:ascii="Times New Roman" w:hAnsi="Times New Roman" w:eastAsia="Times New Roman" w:cs="Times New Roman"/>
-        </w:rPr>
-        <w:t>H</w:t>
-      </w:r>
-      <w:r>
-        <w:rPr>
-          <w:rFonts w:hint="eastAsia" w:ascii="Times New Roman" w:hAnsi="Times New Roman" w:eastAsia="FangSong" w:cs="Times New Roman"/>
-        </w:rPr>
-        <w:t>原子数</w:t>
-      </w:r>
-      <w:r>
-        <w:rPr>
-          <w:rFonts w:ascii="Times New Roman" w:hAnsi="Times New Roman" w:eastAsia="Times New Roman" w:cs="Times New Roman"/>
-        </w:rPr>
-        <w:t xml:space="preserve"> | </w:t>
-      </w:r>
-      <w:r>
-        <w:rPr>
-          <w:rFonts w:hint="eastAsia" w:ascii="Times New Roman" w:hAnsi="Times New Roman" w:eastAsia="FangSong" w:cs="Times New Roman"/>
-        </w:rPr>
-        <w:t>题</w:t>
-      </w:r>
-      <w:r>
-        <w:rPr>
-          <w:rFonts w:hint="eastAsia" w:ascii="Times New Roman" w:hAnsi="Times New Roman" w:eastAsia="Times New Roman" w:cs="Times New Roman"/>
-        </w:rPr>
-        <w:t>-036-7-Mg2Fe</w:t>
-      </w:r>
-      <w:r>
-        <w:rPr>
-          <w:rFonts w:hint="eastAsia" w:ascii="Times New Roman" w:hAnsi="Times New Roman" w:eastAsia="FangSong" w:cs="Times New Roman"/>
-        </w:rPr>
-        <w:t>氢化物化学式与</w:t>
-      </w:r>
-      <w:r>
-        <w:rPr>
-          <w:rFonts w:hint="eastAsia" w:ascii="Times New Roman" w:hAnsi="Times New Roman" w:eastAsia="Times New Roman" w:cs="Times New Roman"/>
-        </w:rPr>
-        <w:t>H</w:t>
-      </w:r>
-      <w:r>
-        <w:rPr>
-          <w:rFonts w:hint="eastAsia" w:ascii="Times New Roman" w:hAnsi="Times New Roman" w:eastAsia="FangSong" w:cs="Times New Roman"/>
-        </w:rPr>
-        <w:t>原子数</w:t>
-      </w:r>
-      <w:r>
-        <w:rPr>
-          <w:rFonts w:ascii="Times New Roman" w:hAnsi="Times New Roman" w:eastAsia="Times New Roman" w:cs="Times New Roman"/>
-        </w:rPr>
-        <w:t xml:space="preserve"> | </w:t>
-      </w:r>
-      <w:r>
-        <w:rPr>
-          <w:rFonts w:hint="eastAsia" w:ascii="Times New Roman" w:hAnsi="Times New Roman" w:eastAsia="FangSong" w:cs="Times New Roman"/>
-        </w:rPr>
-        <w:t>题</w:t>
-      </w:r>
-      <w:r>
-        <w:rPr>
-          <w:rFonts w:hint="eastAsia" w:ascii="Times New Roman" w:hAnsi="Times New Roman" w:eastAsia="Times New Roman" w:cs="Times New Roman"/>
-        </w:rPr>
-        <w:t>-036-7-Mg2Fe</w:t>
-      </w:r>
-      <w:r>
-        <w:rPr>
-          <w:rFonts w:hint="eastAsia" w:ascii="Times New Roman" w:hAnsi="Times New Roman" w:eastAsia="FangSong" w:cs="Times New Roman"/>
-        </w:rPr>
-        <w:t>氢化物化学式与</w:t>
-      </w:r>
-      <w:r>
-        <w:rPr>
-          <w:rFonts w:hint="eastAsia" w:ascii="Times New Roman" w:hAnsi="Times New Roman" w:eastAsia="Times New Roman" w:cs="Times New Roman"/>
-        </w:rPr>
-        <w:t>H</w:t>
-      </w:r>
-      <w:r>
-        <w:rPr>
-          <w:rFonts w:hint="eastAsia" w:ascii="Times New Roman" w:hAnsi="Times New Roman" w:eastAsia="FangSong" w:cs="Times New Roman"/>
-        </w:rPr>
-        <w:t>原子数</w:t>
-      </w:r>
-    </w:p>
-    <w:p>
-      <w:pPr>
         <w:pStyle w:val="FirstParagraph"/>
       </w:pPr>
       <w:r>
@@ -6085,125 +5777,6 @@
     </w:p>
     <w:p>
       <w:pPr>
-        <w:pStyle w:val="BlockText"/>
-      </w:pPr>
-      <w:r>
-        <w:rPr>
-          <w:rFonts w:hint="eastAsia" w:ascii="Times New Roman" w:hAnsi="Times New Roman" w:eastAsia="FangSong" w:cs="Times New Roman"/>
-        </w:rPr>
-        <w:t>关联小问</w:t>
-      </w:r>
-      <w:r>
-        <w:rPr>
-          <w:rFonts w:hint="eastAsia" w:ascii="Times New Roman" w:hAnsi="Times New Roman" w:eastAsia="Times New Roman" w:cs="Times New Roman"/>
-        </w:rPr>
-        <w:t>：</w:t>
-      </w:r>
-      <w:r>
-        <w:rPr>
-          <w:rFonts w:hint="eastAsia" w:ascii="Times New Roman" w:hAnsi="Times New Roman" w:eastAsia="FangSong" w:cs="Times New Roman"/>
-        </w:rPr>
-        <w:t>题</w:t>
-      </w:r>
-      <w:r>
-        <w:rPr>
-          <w:rFonts w:hint="eastAsia" w:ascii="Times New Roman" w:hAnsi="Times New Roman" w:eastAsia="Times New Roman" w:cs="Times New Roman"/>
-        </w:rPr>
-        <w:t>-036-7-Mg2Fe</w:t>
-      </w:r>
-      <w:r>
-        <w:rPr>
-          <w:rFonts w:hint="eastAsia" w:ascii="Times New Roman" w:hAnsi="Times New Roman" w:eastAsia="FangSong" w:cs="Times New Roman"/>
-        </w:rPr>
-        <w:t>氢化物化学式与</w:t>
-      </w:r>
-      <w:r>
-        <w:rPr>
-          <w:rFonts w:hint="eastAsia" w:ascii="Times New Roman" w:hAnsi="Times New Roman" w:eastAsia="Times New Roman" w:cs="Times New Roman"/>
-        </w:rPr>
-        <w:t>H</w:t>
-      </w:r>
-      <w:r>
-        <w:rPr>
-          <w:rFonts w:hint="eastAsia" w:ascii="Times New Roman" w:hAnsi="Times New Roman" w:eastAsia="FangSong" w:cs="Times New Roman"/>
-        </w:rPr>
-        <w:t>原子数</w:t>
-      </w:r>
-      <w:r>
-        <w:rPr>
-          <w:rFonts w:ascii="Times New Roman" w:hAnsi="Times New Roman" w:eastAsia="Times New Roman" w:cs="Times New Roman"/>
-        </w:rPr>
-        <w:t xml:space="preserve"> | </w:t>
-      </w:r>
-      <w:r>
-        <w:rPr>
-          <w:rFonts w:hint="eastAsia" w:ascii="Times New Roman" w:hAnsi="Times New Roman" w:eastAsia="FangSong" w:cs="Times New Roman"/>
-        </w:rPr>
-        <w:t>题</w:t>
-      </w:r>
-      <w:r>
-        <w:rPr>
-          <w:rFonts w:hint="eastAsia" w:ascii="Times New Roman" w:hAnsi="Times New Roman" w:eastAsia="Times New Roman" w:cs="Times New Roman"/>
-        </w:rPr>
-        <w:t>-036-7-Mg2Fe</w:t>
-      </w:r>
-      <w:r>
-        <w:rPr>
-          <w:rFonts w:hint="eastAsia" w:ascii="Times New Roman" w:hAnsi="Times New Roman" w:eastAsia="FangSong" w:cs="Times New Roman"/>
-        </w:rPr>
-        <w:t>氢化物化学式与</w:t>
-      </w:r>
-      <w:r>
-        <w:rPr>
-          <w:rFonts w:hint="eastAsia" w:ascii="Times New Roman" w:hAnsi="Times New Roman" w:eastAsia="Times New Roman" w:cs="Times New Roman"/>
-        </w:rPr>
-        <w:t>H</w:t>
-      </w:r>
-      <w:r>
-        <w:rPr>
-          <w:rFonts w:hint="eastAsia" w:ascii="Times New Roman" w:hAnsi="Times New Roman" w:eastAsia="FangSong" w:cs="Times New Roman"/>
-        </w:rPr>
-        <w:t>原子数</w:t>
-      </w:r>
-      <w:r>
-        <w:rPr>
-          <w:rFonts w:ascii="Times New Roman" w:hAnsi="Times New Roman" w:eastAsia="Times New Roman" w:cs="Times New Roman"/>
-        </w:rPr>
-        <w:t xml:space="preserve"> | </w:t>
-      </w:r>
-      <w:r>
-        <w:rPr>
-          <w:rFonts w:hint="eastAsia" w:ascii="Times New Roman" w:hAnsi="Times New Roman" w:eastAsia="FangSong" w:cs="Times New Roman"/>
-        </w:rPr>
-        <w:t>题</w:t>
-      </w:r>
-      <w:r>
-        <w:rPr>
-          <w:rFonts w:hint="eastAsia" w:ascii="Times New Roman" w:hAnsi="Times New Roman" w:eastAsia="Times New Roman" w:cs="Times New Roman"/>
-        </w:rPr>
-        <w:t>-036-7-Mg2Fe</w:t>
-      </w:r>
-      <w:r>
-        <w:rPr>
-          <w:rFonts w:hint="eastAsia" w:ascii="Times New Roman" w:hAnsi="Times New Roman" w:eastAsia="FangSong" w:cs="Times New Roman"/>
-        </w:rPr>
-        <w:t>氢化物化学式与</w:t>
-      </w:r>
-      <w:r>
-        <w:rPr>
-          <w:rFonts w:hint="eastAsia" w:ascii="Times New Roman" w:hAnsi="Times New Roman" w:eastAsia="Times New Roman" w:cs="Times New Roman"/>
-        </w:rPr>
-        <w:t>H</w:t>
-      </w:r>
-      <w:r>
-        <w:rPr>
-          <w:rFonts w:hint="eastAsia" w:ascii="Times New Roman" w:hAnsi="Times New Roman" w:eastAsia="FangSong" w:cs="Times New Roman"/>
-        </w:rPr>
-        <w:t>原子数</w:t>
-      </w:r>
-    </w:p>
-    <w:p>
-      <w:pPr>
         <w:pStyle w:val="FirstParagraph"/>
       </w:pPr>
       <w:r>
@@ -6438,125 +6011,6 @@
     </w:p>
     <w:p>
       <w:pPr>
-        <w:pStyle w:val="BlockText"/>
-      </w:pPr>
-      <w:r>
-        <w:rPr>
-          <w:rFonts w:hint="eastAsia" w:ascii="Times New Roman" w:hAnsi="Times New Roman" w:eastAsia="FangSong" w:cs="Times New Roman"/>
-        </w:rPr>
-        <w:t>关联小问</w:t>
-      </w:r>
-      <w:r>
-        <w:rPr>
-          <w:rFonts w:hint="eastAsia" w:ascii="Times New Roman" w:hAnsi="Times New Roman" w:eastAsia="Times New Roman" w:cs="Times New Roman"/>
-        </w:rPr>
-        <w:t>：</w:t>
-      </w:r>
-      <w:r>
-        <w:rPr>
-          <w:rFonts w:hint="eastAsia" w:ascii="Times New Roman" w:hAnsi="Times New Roman" w:eastAsia="FangSong" w:cs="Times New Roman"/>
-        </w:rPr>
-        <w:t>题</w:t>
-      </w:r>
-      <w:r>
-        <w:rPr>
-          <w:rFonts w:hint="eastAsia" w:ascii="Times New Roman" w:hAnsi="Times New Roman" w:eastAsia="Times New Roman" w:cs="Times New Roman"/>
-        </w:rPr>
-        <w:t>-036-7-Mg2Fe</w:t>
-      </w:r>
-      <w:r>
-        <w:rPr>
-          <w:rFonts w:hint="eastAsia" w:ascii="Times New Roman" w:hAnsi="Times New Roman" w:eastAsia="FangSong" w:cs="Times New Roman"/>
-        </w:rPr>
-        <w:t>氢化物化学式与</w:t>
-      </w:r>
-      <w:r>
-        <w:rPr>
-          <w:rFonts w:hint="eastAsia" w:ascii="Times New Roman" w:hAnsi="Times New Roman" w:eastAsia="Times New Roman" w:cs="Times New Roman"/>
-        </w:rPr>
-        <w:t>H</w:t>
-      </w:r>
-      <w:r>
-        <w:rPr>
-          <w:rFonts w:hint="eastAsia" w:ascii="Times New Roman" w:hAnsi="Times New Roman" w:eastAsia="FangSong" w:cs="Times New Roman"/>
-        </w:rPr>
-        <w:t>原子数</w:t>
-      </w:r>
-      <w:r>
-        <w:rPr>
-          <w:rFonts w:ascii="Times New Roman" w:hAnsi="Times New Roman" w:eastAsia="Times New Roman" w:cs="Times New Roman"/>
-        </w:rPr>
-        <w:t xml:space="preserve"> | </w:t>
-      </w:r>
-      <w:r>
-        <w:rPr>
-          <w:rFonts w:hint="eastAsia" w:ascii="Times New Roman" w:hAnsi="Times New Roman" w:eastAsia="FangSong" w:cs="Times New Roman"/>
-        </w:rPr>
-        <w:t>题</w:t>
-      </w:r>
-      <w:r>
-        <w:rPr>
-          <w:rFonts w:hint="eastAsia" w:ascii="Times New Roman" w:hAnsi="Times New Roman" w:eastAsia="Times New Roman" w:cs="Times New Roman"/>
-        </w:rPr>
-        <w:t>-036-7-Mg2Fe</w:t>
-      </w:r>
-      <w:r>
-        <w:rPr>
-          <w:rFonts w:hint="eastAsia" w:ascii="Times New Roman" w:hAnsi="Times New Roman" w:eastAsia="FangSong" w:cs="Times New Roman"/>
-        </w:rPr>
-        <w:t>氢化物化学式与</w:t>
-      </w:r>
-      <w:r>
-        <w:rPr>
-          <w:rFonts w:hint="eastAsia" w:ascii="Times New Roman" w:hAnsi="Times New Roman" w:eastAsia="Times New Roman" w:cs="Times New Roman"/>
-        </w:rPr>
-        <w:t>H</w:t>
-      </w:r>
-      <w:r>
-        <w:rPr>
-          <w:rFonts w:hint="eastAsia" w:ascii="Times New Roman" w:hAnsi="Times New Roman" w:eastAsia="FangSong" w:cs="Times New Roman"/>
-        </w:rPr>
-        <w:t>原子数</w:t>
-      </w:r>
-      <w:r>
-        <w:rPr>
-          <w:rFonts w:ascii="Times New Roman" w:hAnsi="Times New Roman" w:eastAsia="Times New Roman" w:cs="Times New Roman"/>
-        </w:rPr>
-        <w:t xml:space="preserve"> | </w:t>
-      </w:r>
-      <w:r>
-        <w:rPr>
-          <w:rFonts w:hint="eastAsia" w:ascii="Times New Roman" w:hAnsi="Times New Roman" w:eastAsia="FangSong" w:cs="Times New Roman"/>
-        </w:rPr>
-        <w:t>题</w:t>
-      </w:r>
-      <w:r>
-        <w:rPr>
-          <w:rFonts w:hint="eastAsia" w:ascii="Times New Roman" w:hAnsi="Times New Roman" w:eastAsia="Times New Roman" w:cs="Times New Roman"/>
-        </w:rPr>
-        <w:t>-036-7-Mg2Fe</w:t>
-      </w:r>
-      <w:r>
-        <w:rPr>
-          <w:rFonts w:hint="eastAsia" w:ascii="Times New Roman" w:hAnsi="Times New Roman" w:eastAsia="FangSong" w:cs="Times New Roman"/>
-        </w:rPr>
-        <w:t>氢化物化学式与</w:t>
-      </w:r>
-      <w:r>
-        <w:rPr>
-          <w:rFonts w:hint="eastAsia" w:ascii="Times New Roman" w:hAnsi="Times New Roman" w:eastAsia="Times New Roman" w:cs="Times New Roman"/>
-        </w:rPr>
-        <w:t>H</w:t>
-      </w:r>
-      <w:r>
-        <w:rPr>
-          <w:rFonts w:hint="eastAsia" w:ascii="Times New Roman" w:hAnsi="Times New Roman" w:eastAsia="FangSong" w:cs="Times New Roman"/>
-        </w:rPr>
-        <w:t>原子数</w:t>
-      </w:r>
-    </w:p>
-    <w:p>
-      <w:pPr>
         <w:pStyle w:val="FirstParagraph"/>
       </w:pPr>
       <w:r>
@@ -6961,167 +6415,6 @@
     </w:p>
     <w:p>
       <w:pPr>
-        <w:pStyle w:val="BlockText"/>
-      </w:pPr>
-      <w:r>
-        <w:rPr>
-          <w:rFonts w:hint="eastAsia" w:ascii="Times New Roman" w:hAnsi="Times New Roman" w:eastAsia="FangSong" w:cs="Times New Roman"/>
-        </w:rPr>
-        <w:t>关联小问</w:t>
-      </w:r>
-      <w:r>
-        <w:rPr>
-          <w:rFonts w:hint="eastAsia" w:ascii="Times New Roman" w:hAnsi="Times New Roman" w:eastAsia="Times New Roman" w:cs="Times New Roman"/>
-        </w:rPr>
-        <w:t>：</w:t>
-      </w:r>
-      <w:r>
-        <w:rPr>
-          <w:rFonts w:hint="eastAsia" w:ascii="Times New Roman" w:hAnsi="Times New Roman" w:eastAsia="FangSong" w:cs="Times New Roman"/>
-        </w:rPr>
-        <w:t>题</w:t>
-      </w:r>
-      <w:r>
-        <w:rPr>
-          <w:rFonts w:hint="eastAsia" w:ascii="Times New Roman" w:hAnsi="Times New Roman" w:eastAsia="Times New Roman" w:cs="Times New Roman"/>
-        </w:rPr>
-        <w:t>-036b-7-1-</w:t>
-      </w:r>
-      <w:r>
-        <w:rPr>
-          <w:rFonts w:hint="eastAsia" w:ascii="Times New Roman" w:hAnsi="Times New Roman" w:eastAsia="FangSong" w:cs="Times New Roman"/>
-        </w:rPr>
-        <w:t>晶胞中化学式数目</w:t>
-      </w:r>
-      <w:r>
-        <w:rPr>
-          <w:rFonts w:hint="eastAsia" w:ascii="Times New Roman" w:hAnsi="Times New Roman" w:eastAsia="Times New Roman" w:cs="Times New Roman"/>
-        </w:rPr>
-        <w:t>n</w:t>
-      </w:r>
-      <w:r>
-        <w:rPr>
-          <w:rFonts w:ascii="Times New Roman" w:hAnsi="Times New Roman" w:eastAsia="Times New Roman" w:cs="Times New Roman"/>
-        </w:rPr>
-        <w:t xml:space="preserve"> | </w:t>
-      </w:r>
-      <w:r>
-        <w:rPr>
-          <w:rFonts w:hint="eastAsia" w:ascii="Times New Roman" w:hAnsi="Times New Roman" w:eastAsia="FangSong" w:cs="Times New Roman"/>
-        </w:rPr>
-        <w:t>题</w:t>
-      </w:r>
-      <w:r>
-        <w:rPr>
-          <w:rFonts w:hint="eastAsia" w:ascii="Times New Roman" w:hAnsi="Times New Roman" w:eastAsia="Times New Roman" w:cs="Times New Roman"/>
-        </w:rPr>
-        <w:t>-036b-7-1-</w:t>
-      </w:r>
-      <w:r>
-        <w:rPr>
-          <w:rFonts w:hint="eastAsia" w:ascii="Times New Roman" w:hAnsi="Times New Roman" w:eastAsia="FangSong" w:cs="Times New Roman"/>
-        </w:rPr>
-        <w:t>晶胞中化学式数目</w:t>
-      </w:r>
-      <w:r>
-        <w:rPr>
-          <w:rFonts w:hint="eastAsia" w:ascii="Times New Roman" w:hAnsi="Times New Roman" w:eastAsia="Times New Roman" w:cs="Times New Roman"/>
-        </w:rPr>
-        <w:t>n</w:t>
-      </w:r>
-      <w:r>
-        <w:rPr>
-          <w:rFonts w:ascii="Times New Roman" w:hAnsi="Times New Roman" w:eastAsia="Times New Roman" w:cs="Times New Roman"/>
-        </w:rPr>
-        <w:t xml:space="preserve"> | </w:t>
-      </w:r>
-      <w:r>
-        <w:rPr>
-          <w:rFonts w:hint="eastAsia" w:ascii="Times New Roman" w:hAnsi="Times New Roman" w:eastAsia="FangSong" w:cs="Times New Roman"/>
-        </w:rPr>
-        <w:t>题</w:t>
-      </w:r>
-      <w:r>
-        <w:rPr>
-          <w:rFonts w:hint="eastAsia" w:ascii="Times New Roman" w:hAnsi="Times New Roman" w:eastAsia="Times New Roman" w:cs="Times New Roman"/>
-        </w:rPr>
-        <w:t>-036b-7-1-</w:t>
-      </w:r>
-      <w:r>
-        <w:rPr>
-          <w:rFonts w:hint="eastAsia" w:ascii="Times New Roman" w:hAnsi="Times New Roman" w:eastAsia="FangSong" w:cs="Times New Roman"/>
-        </w:rPr>
-        <w:t>晶胞中化学式数目</w:t>
-      </w:r>
-      <w:r>
-        <w:rPr>
-          <w:rFonts w:hint="eastAsia" w:ascii="Times New Roman" w:hAnsi="Times New Roman" w:eastAsia="Times New Roman" w:cs="Times New Roman"/>
-        </w:rPr>
-        <w:t>n</w:t>
-      </w:r>
-      <w:r>
-        <w:rPr>
-          <w:rFonts w:ascii="Times New Roman" w:hAnsi="Times New Roman" w:eastAsia="Times New Roman" w:cs="Times New Roman"/>
-        </w:rPr>
-        <w:t xml:space="preserve"> | </w:t>
-      </w:r>
-      <w:r>
-        <w:rPr>
-          <w:rFonts w:hint="eastAsia" w:ascii="Times New Roman" w:hAnsi="Times New Roman" w:eastAsia="FangSong" w:cs="Times New Roman"/>
-        </w:rPr>
-        <w:t>题</w:t>
-      </w:r>
-      <w:r>
-        <w:rPr>
-          <w:rFonts w:hint="eastAsia" w:ascii="Times New Roman" w:hAnsi="Times New Roman" w:eastAsia="Times New Roman" w:cs="Times New Roman"/>
-        </w:rPr>
-        <w:t>-036b-7-1-</w:t>
-      </w:r>
-      <w:r>
-        <w:rPr>
-          <w:rFonts w:hint="eastAsia" w:ascii="Times New Roman" w:hAnsi="Times New Roman" w:eastAsia="FangSong" w:cs="Times New Roman"/>
-        </w:rPr>
-        <w:t>晶胞中化学式数目</w:t>
-      </w:r>
-      <w:r>
-        <w:rPr>
-          <w:rFonts w:hint="eastAsia" w:ascii="Times New Roman" w:hAnsi="Times New Roman" w:eastAsia="Times New Roman" w:cs="Times New Roman"/>
-        </w:rPr>
-        <w:t>n</w:t>
-      </w:r>
-      <w:r>
-        <w:rPr>
-          <w:rFonts w:ascii="Times New Roman" w:hAnsi="Times New Roman" w:eastAsia="Times New Roman" w:cs="Times New Roman"/>
-        </w:rPr>
-        <w:t xml:space="preserve"> | </w:t>
-      </w:r>
-      <w:r>
-        <w:rPr>
-          <w:rFonts w:hint="eastAsia" w:ascii="Times New Roman" w:hAnsi="Times New Roman" w:eastAsia="FangSong" w:cs="Times New Roman"/>
-        </w:rPr>
-        <w:t>题</w:t>
-      </w:r>
-      <w:r>
-        <w:rPr>
-          <w:rFonts w:hint="eastAsia" w:ascii="Times New Roman" w:hAnsi="Times New Roman" w:eastAsia="Times New Roman" w:cs="Times New Roman"/>
-        </w:rPr>
-        <w:t>-036b-7-1-</w:t>
-      </w:r>
-      <w:r>
-        <w:rPr>
-          <w:rFonts w:hint="eastAsia" w:ascii="Times New Roman" w:hAnsi="Times New Roman" w:eastAsia="FangSong" w:cs="Times New Roman"/>
-        </w:rPr>
-        <w:t>晶胞中化学式数目</w:t>
-      </w:r>
-      <w:r>
-        <w:rPr>
-          <w:rFonts w:hint="eastAsia" w:ascii="Times New Roman" w:hAnsi="Times New Roman" w:eastAsia="Times New Roman" w:cs="Times New Roman"/>
-        </w:rPr>
-        <w:t>n</w:t>
-      </w:r>
-    </w:p>
-    <w:p>
-      <w:pPr>
         <w:pStyle w:val="FirstParagraph"/>
       </w:pPr>
       <w:r>
@@ -7711,167 +7004,6 @@
     </w:p>
     <w:p>
       <w:pPr>
-        <w:pStyle w:val="BlockText"/>
-      </w:pPr>
-      <w:r>
-        <w:rPr>
-          <w:rFonts w:hint="eastAsia" w:ascii="Times New Roman" w:hAnsi="Times New Roman" w:eastAsia="FangSong" w:cs="Times New Roman"/>
-        </w:rPr>
-        <w:t>关联小问</w:t>
-      </w:r>
-      <w:r>
-        <w:rPr>
-          <w:rFonts w:hint="eastAsia" w:ascii="Times New Roman" w:hAnsi="Times New Roman" w:eastAsia="Times New Roman" w:cs="Times New Roman"/>
-        </w:rPr>
-        <w:t>：</w:t>
-      </w:r>
-      <w:r>
-        <w:rPr>
-          <w:rFonts w:hint="eastAsia" w:ascii="Times New Roman" w:hAnsi="Times New Roman" w:eastAsia="FangSong" w:cs="Times New Roman"/>
-        </w:rPr>
-        <w:t>题</w:t>
-      </w:r>
-      <w:r>
-        <w:rPr>
-          <w:rFonts w:hint="eastAsia" w:ascii="Times New Roman" w:hAnsi="Times New Roman" w:eastAsia="Times New Roman" w:cs="Times New Roman"/>
-        </w:rPr>
-        <w:t>-036b-7-1-</w:t>
-      </w:r>
-      <w:r>
-        <w:rPr>
-          <w:rFonts w:hint="eastAsia" w:ascii="Times New Roman" w:hAnsi="Times New Roman" w:eastAsia="FangSong" w:cs="Times New Roman"/>
-        </w:rPr>
-        <w:t>晶胞中化学式数目</w:t>
-      </w:r>
-      <w:r>
-        <w:rPr>
-          <w:rFonts w:hint="eastAsia" w:ascii="Times New Roman" w:hAnsi="Times New Roman" w:eastAsia="Times New Roman" w:cs="Times New Roman"/>
-        </w:rPr>
-        <w:t>n</w:t>
-      </w:r>
-      <w:r>
-        <w:rPr>
-          <w:rFonts w:ascii="Times New Roman" w:hAnsi="Times New Roman" w:eastAsia="Times New Roman" w:cs="Times New Roman"/>
-        </w:rPr>
-        <w:t xml:space="preserve"> | </w:t>
-      </w:r>
-      <w:r>
-        <w:rPr>
-          <w:rFonts w:hint="eastAsia" w:ascii="Times New Roman" w:hAnsi="Times New Roman" w:eastAsia="FangSong" w:cs="Times New Roman"/>
-        </w:rPr>
-        <w:t>题</w:t>
-      </w:r>
-      <w:r>
-        <w:rPr>
-          <w:rFonts w:hint="eastAsia" w:ascii="Times New Roman" w:hAnsi="Times New Roman" w:eastAsia="Times New Roman" w:cs="Times New Roman"/>
-        </w:rPr>
-        <w:t>-036b-7-1-</w:t>
-      </w:r>
-      <w:r>
-        <w:rPr>
-          <w:rFonts w:hint="eastAsia" w:ascii="Times New Roman" w:hAnsi="Times New Roman" w:eastAsia="FangSong" w:cs="Times New Roman"/>
-        </w:rPr>
-        <w:t>晶胞中化学式数目</w:t>
-      </w:r>
-      <w:r>
-        <w:rPr>
-          <w:rFonts w:hint="eastAsia" w:ascii="Times New Roman" w:hAnsi="Times New Roman" w:eastAsia="Times New Roman" w:cs="Times New Roman"/>
-        </w:rPr>
-        <w:t>n</w:t>
-      </w:r>
-      <w:r>
-        <w:rPr>
-          <w:rFonts w:ascii="Times New Roman" w:hAnsi="Times New Roman" w:eastAsia="Times New Roman" w:cs="Times New Roman"/>
-        </w:rPr>
-        <w:t xml:space="preserve"> | </w:t>
-      </w:r>
-      <w:r>
-        <w:rPr>
-          <w:rFonts w:hint="eastAsia" w:ascii="Times New Roman" w:hAnsi="Times New Roman" w:eastAsia="FangSong" w:cs="Times New Roman"/>
-        </w:rPr>
-        <w:t>题</w:t>
-      </w:r>
-      <w:r>
-        <w:rPr>
-          <w:rFonts w:hint="eastAsia" w:ascii="Times New Roman" w:hAnsi="Times New Roman" w:eastAsia="Times New Roman" w:cs="Times New Roman"/>
-        </w:rPr>
-        <w:t>-036b-7-1-</w:t>
-      </w:r>
-      <w:r>
-        <w:rPr>
-          <w:rFonts w:hint="eastAsia" w:ascii="Times New Roman" w:hAnsi="Times New Roman" w:eastAsia="FangSong" w:cs="Times New Roman"/>
-        </w:rPr>
-        <w:t>晶胞中化学式数目</w:t>
-      </w:r>
-      <w:r>
-        <w:rPr>
-          <w:rFonts w:hint="eastAsia" w:ascii="Times New Roman" w:hAnsi="Times New Roman" w:eastAsia="Times New Roman" w:cs="Times New Roman"/>
-        </w:rPr>
-        <w:t>n</w:t>
-      </w:r>
-      <w:r>
-        <w:rPr>
-          <w:rFonts w:ascii="Times New Roman" w:hAnsi="Times New Roman" w:eastAsia="Times New Roman" w:cs="Times New Roman"/>
-        </w:rPr>
-        <w:t xml:space="preserve"> | </w:t>
-      </w:r>
-      <w:r>
-        <w:rPr>
-          <w:rFonts w:hint="eastAsia" w:ascii="Times New Roman" w:hAnsi="Times New Roman" w:eastAsia="FangSong" w:cs="Times New Roman"/>
-        </w:rPr>
-        <w:t>题</w:t>
-      </w:r>
-      <w:r>
-        <w:rPr>
-          <w:rFonts w:hint="eastAsia" w:ascii="Times New Roman" w:hAnsi="Times New Roman" w:eastAsia="Times New Roman" w:cs="Times New Roman"/>
-        </w:rPr>
-        <w:t>-036b-7-1-</w:t>
-      </w:r>
-      <w:r>
-        <w:rPr>
-          <w:rFonts w:hint="eastAsia" w:ascii="Times New Roman" w:hAnsi="Times New Roman" w:eastAsia="FangSong" w:cs="Times New Roman"/>
-        </w:rPr>
-        <w:t>晶胞中化学式数目</w:t>
-      </w:r>
-      <w:r>
-        <w:rPr>
-          <w:rFonts w:hint="eastAsia" w:ascii="Times New Roman" w:hAnsi="Times New Roman" w:eastAsia="Times New Roman" w:cs="Times New Roman"/>
-        </w:rPr>
-        <w:t>n</w:t>
-      </w:r>
-      <w:r>
-        <w:rPr>
-          <w:rFonts w:ascii="Times New Roman" w:hAnsi="Times New Roman" w:eastAsia="Times New Roman" w:cs="Times New Roman"/>
-        </w:rPr>
-        <w:t xml:space="preserve"> | </w:t>
-      </w:r>
-      <w:r>
-        <w:rPr>
-          <w:rFonts w:hint="eastAsia" w:ascii="Times New Roman" w:hAnsi="Times New Roman" w:eastAsia="FangSong" w:cs="Times New Roman"/>
-        </w:rPr>
-        <w:t>题</w:t>
-      </w:r>
-      <w:r>
-        <w:rPr>
-          <w:rFonts w:hint="eastAsia" w:ascii="Times New Roman" w:hAnsi="Times New Roman" w:eastAsia="Times New Roman" w:cs="Times New Roman"/>
-        </w:rPr>
-        <w:t>-036b-7-1-</w:t>
-      </w:r>
-      <w:r>
-        <w:rPr>
-          <w:rFonts w:hint="eastAsia" w:ascii="Times New Roman" w:hAnsi="Times New Roman" w:eastAsia="FangSong" w:cs="Times New Roman"/>
-        </w:rPr>
-        <w:t>晶胞中化学式数目</w:t>
-      </w:r>
-      <w:r>
-        <w:rPr>
-          <w:rFonts w:hint="eastAsia" w:ascii="Times New Roman" w:hAnsi="Times New Roman" w:eastAsia="Times New Roman" w:cs="Times New Roman"/>
-        </w:rPr>
-        <w:t>n</w:t>
-      </w:r>
-    </w:p>
-    <w:p>
-      <w:pPr>
         <w:pStyle w:val="FirstParagraph"/>
       </w:pPr>
       <w:r>
@@ -8047,167 +7179,6 @@
     </w:p>
     <w:p>
       <w:pPr>
-        <w:pStyle w:val="BlockText"/>
-      </w:pPr>
-      <w:r>
-        <w:rPr>
-          <w:rFonts w:hint="eastAsia" w:ascii="Times New Roman" w:hAnsi="Times New Roman" w:eastAsia="FangSong" w:cs="Times New Roman"/>
-        </w:rPr>
-        <w:t>关联小问</w:t>
-      </w:r>
-      <w:r>
-        <w:rPr>
-          <w:rFonts w:hint="eastAsia" w:ascii="Times New Roman" w:hAnsi="Times New Roman" w:eastAsia="Times New Roman" w:cs="Times New Roman"/>
-        </w:rPr>
-        <w:t>：</w:t>
-      </w:r>
-      <w:r>
-        <w:rPr>
-          <w:rFonts w:hint="eastAsia" w:ascii="Times New Roman" w:hAnsi="Times New Roman" w:eastAsia="FangSong" w:cs="Times New Roman"/>
-        </w:rPr>
-        <w:t>题</w:t>
-      </w:r>
-      <w:r>
-        <w:rPr>
-          <w:rFonts w:hint="eastAsia" w:ascii="Times New Roman" w:hAnsi="Times New Roman" w:eastAsia="Times New Roman" w:cs="Times New Roman"/>
-        </w:rPr>
-        <w:t>-036b-7-1-</w:t>
-      </w:r>
-      <w:r>
-        <w:rPr>
-          <w:rFonts w:hint="eastAsia" w:ascii="Times New Roman" w:hAnsi="Times New Roman" w:eastAsia="FangSong" w:cs="Times New Roman"/>
-        </w:rPr>
-        <w:t>晶胞中化学式数目</w:t>
-      </w:r>
-      <w:r>
-        <w:rPr>
-          <w:rFonts w:hint="eastAsia" w:ascii="Times New Roman" w:hAnsi="Times New Roman" w:eastAsia="Times New Roman" w:cs="Times New Roman"/>
-        </w:rPr>
-        <w:t>n</w:t>
-      </w:r>
-      <w:r>
-        <w:rPr>
-          <w:rFonts w:ascii="Times New Roman" w:hAnsi="Times New Roman" w:eastAsia="Times New Roman" w:cs="Times New Roman"/>
-        </w:rPr>
-        <w:t xml:space="preserve"> | </w:t>
-      </w:r>
-      <w:r>
-        <w:rPr>
-          <w:rFonts w:hint="eastAsia" w:ascii="Times New Roman" w:hAnsi="Times New Roman" w:eastAsia="FangSong" w:cs="Times New Roman"/>
-        </w:rPr>
-        <w:t>题</w:t>
-      </w:r>
-      <w:r>
-        <w:rPr>
-          <w:rFonts w:hint="eastAsia" w:ascii="Times New Roman" w:hAnsi="Times New Roman" w:eastAsia="Times New Roman" w:cs="Times New Roman"/>
-        </w:rPr>
-        <w:t>-036b-7-1-</w:t>
-      </w:r>
-      <w:r>
-        <w:rPr>
-          <w:rFonts w:hint="eastAsia" w:ascii="Times New Roman" w:hAnsi="Times New Roman" w:eastAsia="FangSong" w:cs="Times New Roman"/>
-        </w:rPr>
-        <w:t>晶胞中化学式数目</w:t>
-      </w:r>
-      <w:r>
-        <w:rPr>
-          <w:rFonts w:hint="eastAsia" w:ascii="Times New Roman" w:hAnsi="Times New Roman" w:eastAsia="Times New Roman" w:cs="Times New Roman"/>
-        </w:rPr>
-        <w:t>n</w:t>
-      </w:r>
-      <w:r>
-        <w:rPr>
-          <w:rFonts w:ascii="Times New Roman" w:hAnsi="Times New Roman" w:eastAsia="Times New Roman" w:cs="Times New Roman"/>
-        </w:rPr>
-        <w:t xml:space="preserve"> | </w:t>
-      </w:r>
-      <w:r>
-        <w:rPr>
-          <w:rFonts w:hint="eastAsia" w:ascii="Times New Roman" w:hAnsi="Times New Roman" w:eastAsia="FangSong" w:cs="Times New Roman"/>
-        </w:rPr>
-        <w:t>题</w:t>
-      </w:r>
-      <w:r>
-        <w:rPr>
-          <w:rFonts w:hint="eastAsia" w:ascii="Times New Roman" w:hAnsi="Times New Roman" w:eastAsia="Times New Roman" w:cs="Times New Roman"/>
-        </w:rPr>
-        <w:t>-036b-7-1-</w:t>
-      </w:r>
-      <w:r>
-        <w:rPr>
-          <w:rFonts w:hint="eastAsia" w:ascii="Times New Roman" w:hAnsi="Times New Roman" w:eastAsia="FangSong" w:cs="Times New Roman"/>
-        </w:rPr>
-        <w:t>晶胞中化学式数目</w:t>
-      </w:r>
-      <w:r>
-        <w:rPr>
-          <w:rFonts w:hint="eastAsia" w:ascii="Times New Roman" w:hAnsi="Times New Roman" w:eastAsia="Times New Roman" w:cs="Times New Roman"/>
-        </w:rPr>
-        <w:t>n</w:t>
-      </w:r>
-      <w:r>
-        <w:rPr>
-          <w:rFonts w:ascii="Times New Roman" w:hAnsi="Times New Roman" w:eastAsia="Times New Roman" w:cs="Times New Roman"/>
-        </w:rPr>
-        <w:t xml:space="preserve"> | </w:t>
-      </w:r>
-      <w:r>
-        <w:rPr>
-          <w:rFonts w:hint="eastAsia" w:ascii="Times New Roman" w:hAnsi="Times New Roman" w:eastAsia="FangSong" w:cs="Times New Roman"/>
-        </w:rPr>
-        <w:t>题</w:t>
-      </w:r>
-      <w:r>
-        <w:rPr>
-          <w:rFonts w:hint="eastAsia" w:ascii="Times New Roman" w:hAnsi="Times New Roman" w:eastAsia="Times New Roman" w:cs="Times New Roman"/>
-        </w:rPr>
-        <w:t>-036b-7-1-</w:t>
-      </w:r>
-      <w:r>
-        <w:rPr>
-          <w:rFonts w:hint="eastAsia" w:ascii="Times New Roman" w:hAnsi="Times New Roman" w:eastAsia="FangSong" w:cs="Times New Roman"/>
-        </w:rPr>
-        <w:t>晶胞中化学式数目</w:t>
-      </w:r>
-      <w:r>
-        <w:rPr>
-          <w:rFonts w:hint="eastAsia" w:ascii="Times New Roman" w:hAnsi="Times New Roman" w:eastAsia="Times New Roman" w:cs="Times New Roman"/>
-        </w:rPr>
-        <w:t>n</w:t>
-      </w:r>
-      <w:r>
-        <w:rPr>
-          <w:rFonts w:ascii="Times New Roman" w:hAnsi="Times New Roman" w:eastAsia="Times New Roman" w:cs="Times New Roman"/>
-        </w:rPr>
-        <w:t xml:space="preserve"> | </w:t>
-      </w:r>
-      <w:r>
-        <w:rPr>
-          <w:rFonts w:hint="eastAsia" w:ascii="Times New Roman" w:hAnsi="Times New Roman" w:eastAsia="FangSong" w:cs="Times New Roman"/>
-        </w:rPr>
-        <w:t>题</w:t>
-      </w:r>
-      <w:r>
-        <w:rPr>
-          <w:rFonts w:hint="eastAsia" w:ascii="Times New Roman" w:hAnsi="Times New Roman" w:eastAsia="Times New Roman" w:cs="Times New Roman"/>
-        </w:rPr>
-        <w:t>-036b-7-1-</w:t>
-      </w:r>
-      <w:r>
-        <w:rPr>
-          <w:rFonts w:hint="eastAsia" w:ascii="Times New Roman" w:hAnsi="Times New Roman" w:eastAsia="FangSong" w:cs="Times New Roman"/>
-        </w:rPr>
-        <w:t>晶胞中化学式数目</w:t>
-      </w:r>
-      <w:r>
-        <w:rPr>
-          <w:rFonts w:hint="eastAsia" w:ascii="Times New Roman" w:hAnsi="Times New Roman" w:eastAsia="Times New Roman" w:cs="Times New Roman"/>
-        </w:rPr>
-        <w:t>n</w:t>
-      </w:r>
-    </w:p>
-    <w:p>
-      <w:pPr>
         <w:pStyle w:val="FirstParagraph"/>
       </w:pPr>
       <w:r>
@@ -8268,167 +7239,6 @@
           <w:rFonts w:hint="eastAsia" w:ascii="Times New Roman" w:hAnsi="Times New Roman" w:eastAsia="Times New Roman" w:cs="Times New Roman"/>
         </w:rPr>
         <w:t>。</w:t>
-      </w:r>
-    </w:p>
-    <w:p>
-      <w:pPr>
-        <w:pStyle w:val="BlockText"/>
-      </w:pPr>
-      <w:r>
-        <w:rPr>
-          <w:rFonts w:hint="eastAsia" w:ascii="Times New Roman" w:hAnsi="Times New Roman" w:eastAsia="FangSong" w:cs="Times New Roman"/>
-        </w:rPr>
-        <w:t>关联小问</w:t>
-      </w:r>
-      <w:r>
-        <w:rPr>
-          <w:rFonts w:hint="eastAsia" w:ascii="Times New Roman" w:hAnsi="Times New Roman" w:eastAsia="Times New Roman" w:cs="Times New Roman"/>
-        </w:rPr>
-        <w:t>：</w:t>
-      </w:r>
-      <w:r>
-        <w:rPr>
-          <w:rFonts w:hint="eastAsia" w:ascii="Times New Roman" w:hAnsi="Times New Roman" w:eastAsia="FangSong" w:cs="Times New Roman"/>
-        </w:rPr>
-        <w:t>题</w:t>
-      </w:r>
-      <w:r>
-        <w:rPr>
-          <w:rFonts w:hint="eastAsia" w:ascii="Times New Roman" w:hAnsi="Times New Roman" w:eastAsia="Times New Roman" w:cs="Times New Roman"/>
-        </w:rPr>
-        <w:t>-036b-7-1-</w:t>
-      </w:r>
-      <w:r>
-        <w:rPr>
-          <w:rFonts w:hint="eastAsia" w:ascii="Times New Roman" w:hAnsi="Times New Roman" w:eastAsia="FangSong" w:cs="Times New Roman"/>
-        </w:rPr>
-        <w:t>晶胞中化学式数目</w:t>
-      </w:r>
-      <w:r>
-        <w:rPr>
-          <w:rFonts w:hint="eastAsia" w:ascii="Times New Roman" w:hAnsi="Times New Roman" w:eastAsia="Times New Roman" w:cs="Times New Roman"/>
-        </w:rPr>
-        <w:t>n</w:t>
-      </w:r>
-      <w:r>
-        <w:rPr>
-          <w:rFonts w:ascii="Times New Roman" w:hAnsi="Times New Roman" w:eastAsia="Times New Roman" w:cs="Times New Roman"/>
-        </w:rPr>
-        <w:t xml:space="preserve"> | </w:t>
-      </w:r>
-      <w:r>
-        <w:rPr>
-          <w:rFonts w:hint="eastAsia" w:ascii="Times New Roman" w:hAnsi="Times New Roman" w:eastAsia="FangSong" w:cs="Times New Roman"/>
-        </w:rPr>
-        <w:t>题</w:t>
-      </w:r>
-      <w:r>
-        <w:rPr>
-          <w:rFonts w:hint="eastAsia" w:ascii="Times New Roman" w:hAnsi="Times New Roman" w:eastAsia="Times New Roman" w:cs="Times New Roman"/>
-        </w:rPr>
-        <w:t>-036b-7-1-</w:t>
-      </w:r>
-      <w:r>
-        <w:rPr>
-          <w:rFonts w:hint="eastAsia" w:ascii="Times New Roman" w:hAnsi="Times New Roman" w:eastAsia="FangSong" w:cs="Times New Roman"/>
-        </w:rPr>
-        <w:t>晶胞中化学式数目</w:t>
-      </w:r>
-      <w:r>
-        <w:rPr>
-          <w:rFonts w:hint="eastAsia" w:ascii="Times New Roman" w:hAnsi="Times New Roman" w:eastAsia="Times New Roman" w:cs="Times New Roman"/>
-        </w:rPr>
-        <w:t>n</w:t>
-      </w:r>
-      <w:r>
-        <w:rPr>
-          <w:rFonts w:ascii="Times New Roman" w:hAnsi="Times New Roman" w:eastAsia="Times New Roman" w:cs="Times New Roman"/>
-        </w:rPr>
-        <w:t xml:space="preserve"> | </w:t>
-      </w:r>
-      <w:r>
-        <w:rPr>
-          <w:rFonts w:hint="eastAsia" w:ascii="Times New Roman" w:hAnsi="Times New Roman" w:eastAsia="FangSong" w:cs="Times New Roman"/>
-        </w:rPr>
-        <w:t>题</w:t>
-      </w:r>
-      <w:r>
-        <w:rPr>
-          <w:rFonts w:hint="eastAsia" w:ascii="Times New Roman" w:hAnsi="Times New Roman" w:eastAsia="Times New Roman" w:cs="Times New Roman"/>
-        </w:rPr>
-        <w:t>-036b-7-1-</w:t>
-      </w:r>
-      <w:r>
-        <w:rPr>
-          <w:rFonts w:hint="eastAsia" w:ascii="Times New Roman" w:hAnsi="Times New Roman" w:eastAsia="FangSong" w:cs="Times New Roman"/>
-        </w:rPr>
-        <w:t>晶胞中化学式数目</w:t>
-      </w:r>
-      <w:r>
-        <w:rPr>
-          <w:rFonts w:hint="eastAsia" w:ascii="Times New Roman" w:hAnsi="Times New Roman" w:eastAsia="Times New Roman" w:cs="Times New Roman"/>
-        </w:rPr>
-        <w:t>n</w:t>
-      </w:r>
-      <w:r>
-        <w:rPr>
-          <w:rFonts w:ascii="Times New Roman" w:hAnsi="Times New Roman" w:eastAsia="Times New Roman" w:cs="Times New Roman"/>
-        </w:rPr>
-        <w:t xml:space="preserve"> | </w:t>
-      </w:r>
-      <w:r>
-        <w:rPr>
-          <w:rFonts w:hint="eastAsia" w:ascii="Times New Roman" w:hAnsi="Times New Roman" w:eastAsia="FangSong" w:cs="Times New Roman"/>
-        </w:rPr>
-        <w:t>题</w:t>
-      </w:r>
-      <w:r>
-        <w:rPr>
-          <w:rFonts w:hint="eastAsia" w:ascii="Times New Roman" w:hAnsi="Times New Roman" w:eastAsia="Times New Roman" w:cs="Times New Roman"/>
-        </w:rPr>
-        <w:t>-036b-7-1-</w:t>
-      </w:r>
-      <w:r>
-        <w:rPr>
-          <w:rFonts w:hint="eastAsia" w:ascii="Times New Roman" w:hAnsi="Times New Roman" w:eastAsia="FangSong" w:cs="Times New Roman"/>
-        </w:rPr>
-        <w:t>晶胞中化学式数目</w:t>
-      </w:r>
-      <w:r>
-        <w:rPr>
-          <w:rFonts w:hint="eastAsia" w:ascii="Times New Roman" w:hAnsi="Times New Roman" w:eastAsia="Times New Roman" w:cs="Times New Roman"/>
-        </w:rPr>
-        <w:t>n</w:t>
-      </w:r>
-      <w:r>
-        <w:rPr>
-          <w:rFonts w:ascii="Times New Roman" w:hAnsi="Times New Roman" w:eastAsia="Times New Roman" w:cs="Times New Roman"/>
-        </w:rPr>
-        <w:t xml:space="preserve"> | </w:t>
-      </w:r>
-      <w:r>
-        <w:rPr>
-          <w:rFonts w:hint="eastAsia" w:ascii="Times New Roman" w:hAnsi="Times New Roman" w:eastAsia="FangSong" w:cs="Times New Roman"/>
-        </w:rPr>
-        <w:t>题</w:t>
-      </w:r>
-      <w:r>
-        <w:rPr>
-          <w:rFonts w:hint="eastAsia" w:ascii="Times New Roman" w:hAnsi="Times New Roman" w:eastAsia="Times New Roman" w:cs="Times New Roman"/>
-        </w:rPr>
-        <w:t>-036b-7-1-</w:t>
-      </w:r>
-      <w:r>
-        <w:rPr>
-          <w:rFonts w:hint="eastAsia" w:ascii="Times New Roman" w:hAnsi="Times New Roman" w:eastAsia="FangSong" w:cs="Times New Roman"/>
-        </w:rPr>
-        <w:t>晶胞中化学式数目</w:t>
-      </w:r>
-      <w:r>
-        <w:rPr>
-          <w:rFonts w:hint="eastAsia" w:ascii="Times New Roman" w:hAnsi="Times New Roman" w:eastAsia="Times New Roman" w:cs="Times New Roman"/>
-        </w:rPr>
-        <w:t>n</w:t>
       </w:r>
     </w:p>
     <w:p>
@@ -8790,167 +7600,6 @@
     </w:p>
     <w:p>
       <w:pPr>
-        <w:pStyle w:val="BlockText"/>
-      </w:pPr>
-      <w:r>
-        <w:rPr>
-          <w:rFonts w:hint="eastAsia" w:ascii="Times New Roman" w:hAnsi="Times New Roman" w:eastAsia="FangSong" w:cs="Times New Roman"/>
-        </w:rPr>
-        <w:t>关联小问</w:t>
-      </w:r>
-      <w:r>
-        <w:rPr>
-          <w:rFonts w:hint="eastAsia" w:ascii="Times New Roman" w:hAnsi="Times New Roman" w:eastAsia="Times New Roman" w:cs="Times New Roman"/>
-        </w:rPr>
-        <w:t>：</w:t>
-      </w:r>
-      <w:r>
-        <w:rPr>
-          <w:rFonts w:hint="eastAsia" w:ascii="Times New Roman" w:hAnsi="Times New Roman" w:eastAsia="FangSong" w:cs="Times New Roman"/>
-        </w:rPr>
-        <w:t>题</w:t>
-      </w:r>
-      <w:r>
-        <w:rPr>
-          <w:rFonts w:hint="eastAsia" w:ascii="Times New Roman" w:hAnsi="Times New Roman" w:eastAsia="Times New Roman" w:cs="Times New Roman"/>
-        </w:rPr>
-        <w:t>-036b-7-1-</w:t>
-      </w:r>
-      <w:r>
-        <w:rPr>
-          <w:rFonts w:hint="eastAsia" w:ascii="Times New Roman" w:hAnsi="Times New Roman" w:eastAsia="FangSong" w:cs="Times New Roman"/>
-        </w:rPr>
-        <w:t>晶胞中化学式数目</w:t>
-      </w:r>
-      <w:r>
-        <w:rPr>
-          <w:rFonts w:hint="eastAsia" w:ascii="Times New Roman" w:hAnsi="Times New Roman" w:eastAsia="Times New Roman" w:cs="Times New Roman"/>
-        </w:rPr>
-        <w:t>n</w:t>
-      </w:r>
-      <w:r>
-        <w:rPr>
-          <w:rFonts w:ascii="Times New Roman" w:hAnsi="Times New Roman" w:eastAsia="Times New Roman" w:cs="Times New Roman"/>
-        </w:rPr>
-        <w:t xml:space="preserve"> | </w:t>
-      </w:r>
-      <w:r>
-        <w:rPr>
-          <w:rFonts w:hint="eastAsia" w:ascii="Times New Roman" w:hAnsi="Times New Roman" w:eastAsia="FangSong" w:cs="Times New Roman"/>
-        </w:rPr>
-        <w:t>题</w:t>
-      </w:r>
-      <w:r>
-        <w:rPr>
-          <w:rFonts w:hint="eastAsia" w:ascii="Times New Roman" w:hAnsi="Times New Roman" w:eastAsia="Times New Roman" w:cs="Times New Roman"/>
-        </w:rPr>
-        <w:t>-036b-7-1-</w:t>
-      </w:r>
-      <w:r>
-        <w:rPr>
-          <w:rFonts w:hint="eastAsia" w:ascii="Times New Roman" w:hAnsi="Times New Roman" w:eastAsia="FangSong" w:cs="Times New Roman"/>
-        </w:rPr>
-        <w:t>晶胞中化学式数目</w:t>
-      </w:r>
-      <w:r>
-        <w:rPr>
-          <w:rFonts w:hint="eastAsia" w:ascii="Times New Roman" w:hAnsi="Times New Roman" w:eastAsia="Times New Roman" w:cs="Times New Roman"/>
-        </w:rPr>
-        <w:t>n</w:t>
-      </w:r>
-      <w:r>
-        <w:rPr>
-          <w:rFonts w:ascii="Times New Roman" w:hAnsi="Times New Roman" w:eastAsia="Times New Roman" w:cs="Times New Roman"/>
-        </w:rPr>
-        <w:t xml:space="preserve"> | </w:t>
-      </w:r>
-      <w:r>
-        <w:rPr>
-          <w:rFonts w:hint="eastAsia" w:ascii="Times New Roman" w:hAnsi="Times New Roman" w:eastAsia="FangSong" w:cs="Times New Roman"/>
-        </w:rPr>
-        <w:t>题</w:t>
-      </w:r>
-      <w:r>
-        <w:rPr>
-          <w:rFonts w:hint="eastAsia" w:ascii="Times New Roman" w:hAnsi="Times New Roman" w:eastAsia="Times New Roman" w:cs="Times New Roman"/>
-        </w:rPr>
-        <w:t>-036b-7-1-</w:t>
-      </w:r>
-      <w:r>
-        <w:rPr>
-          <w:rFonts w:hint="eastAsia" w:ascii="Times New Roman" w:hAnsi="Times New Roman" w:eastAsia="FangSong" w:cs="Times New Roman"/>
-        </w:rPr>
-        <w:t>晶胞中化学式数目</w:t>
-      </w:r>
-      <w:r>
-        <w:rPr>
-          <w:rFonts w:hint="eastAsia" w:ascii="Times New Roman" w:hAnsi="Times New Roman" w:eastAsia="Times New Roman" w:cs="Times New Roman"/>
-        </w:rPr>
-        <w:t>n</w:t>
-      </w:r>
-      <w:r>
-        <w:rPr>
-          <w:rFonts w:ascii="Times New Roman" w:hAnsi="Times New Roman" w:eastAsia="Times New Roman" w:cs="Times New Roman"/>
-        </w:rPr>
-        <w:t xml:space="preserve"> | </w:t>
-      </w:r>
-      <w:r>
-        <w:rPr>
-          <w:rFonts w:hint="eastAsia" w:ascii="Times New Roman" w:hAnsi="Times New Roman" w:eastAsia="FangSong" w:cs="Times New Roman"/>
-        </w:rPr>
-        <w:t>题</w:t>
-      </w:r>
-      <w:r>
-        <w:rPr>
-          <w:rFonts w:hint="eastAsia" w:ascii="Times New Roman" w:hAnsi="Times New Roman" w:eastAsia="Times New Roman" w:cs="Times New Roman"/>
-        </w:rPr>
-        <w:t>-036b-7-1-</w:t>
-      </w:r>
-      <w:r>
-        <w:rPr>
-          <w:rFonts w:hint="eastAsia" w:ascii="Times New Roman" w:hAnsi="Times New Roman" w:eastAsia="FangSong" w:cs="Times New Roman"/>
-        </w:rPr>
-        <w:t>晶胞中化学式数目</w:t>
-      </w:r>
-      <w:r>
-        <w:rPr>
-          <w:rFonts w:hint="eastAsia" w:ascii="Times New Roman" w:hAnsi="Times New Roman" w:eastAsia="Times New Roman" w:cs="Times New Roman"/>
-        </w:rPr>
-        <w:t>n</w:t>
-      </w:r>
-      <w:r>
-        <w:rPr>
-          <w:rFonts w:ascii="Times New Roman" w:hAnsi="Times New Roman" w:eastAsia="Times New Roman" w:cs="Times New Roman"/>
-        </w:rPr>
-        <w:t xml:space="preserve"> | </w:t>
-      </w:r>
-      <w:r>
-        <w:rPr>
-          <w:rFonts w:hint="eastAsia" w:ascii="Times New Roman" w:hAnsi="Times New Roman" w:eastAsia="FangSong" w:cs="Times New Roman"/>
-        </w:rPr>
-        <w:t>题</w:t>
-      </w:r>
-      <w:r>
-        <w:rPr>
-          <w:rFonts w:hint="eastAsia" w:ascii="Times New Roman" w:hAnsi="Times New Roman" w:eastAsia="Times New Roman" w:cs="Times New Roman"/>
-        </w:rPr>
-        <w:t>-036b-7-1-</w:t>
-      </w:r>
-      <w:r>
-        <w:rPr>
-          <w:rFonts w:hint="eastAsia" w:ascii="Times New Roman" w:hAnsi="Times New Roman" w:eastAsia="FangSong" w:cs="Times New Roman"/>
-        </w:rPr>
-        <w:t>晶胞中化学式数目</w:t>
-      </w:r>
-      <w:r>
-        <w:rPr>
-          <w:rFonts w:hint="eastAsia" w:ascii="Times New Roman" w:hAnsi="Times New Roman" w:eastAsia="Times New Roman" w:cs="Times New Roman"/>
-        </w:rPr>
-        <w:t>n</w:t>
-      </w:r>
-    </w:p>
-    <w:p>
-      <w:pPr>
         <w:pStyle w:val="FirstParagraph"/>
       </w:pPr>
       <w:r>
@@ -9075,167 +7724,6 @@
             </a:graphic>
           </wp:inline>
         </w:drawing>
-      </w:r>
-    </w:p>
-    <w:p>
-      <w:pPr>
-        <w:pStyle w:val="BlockText"/>
-      </w:pPr>
-      <w:r>
-        <w:rPr>
-          <w:rFonts w:hint="eastAsia" w:ascii="Times New Roman" w:hAnsi="Times New Roman" w:eastAsia="FangSong" w:cs="Times New Roman"/>
-        </w:rPr>
-        <w:t>关联小问</w:t>
-      </w:r>
-      <w:r>
-        <w:rPr>
-          <w:rFonts w:hint="eastAsia" w:ascii="Times New Roman" w:hAnsi="Times New Roman" w:eastAsia="Times New Roman" w:cs="Times New Roman"/>
-        </w:rPr>
-        <w:t>：</w:t>
-      </w:r>
-      <w:r>
-        <w:rPr>
-          <w:rFonts w:hint="eastAsia" w:ascii="Times New Roman" w:hAnsi="Times New Roman" w:eastAsia="FangSong" w:cs="Times New Roman"/>
-        </w:rPr>
-        <w:t>题</w:t>
-      </w:r>
-      <w:r>
-        <w:rPr>
-          <w:rFonts w:hint="eastAsia" w:ascii="Times New Roman" w:hAnsi="Times New Roman" w:eastAsia="Times New Roman" w:cs="Times New Roman"/>
-        </w:rPr>
-        <w:t>-036b-7-1-</w:t>
-      </w:r>
-      <w:r>
-        <w:rPr>
-          <w:rFonts w:hint="eastAsia" w:ascii="Times New Roman" w:hAnsi="Times New Roman" w:eastAsia="FangSong" w:cs="Times New Roman"/>
-        </w:rPr>
-        <w:t>晶胞中化学式数目</w:t>
-      </w:r>
-      <w:r>
-        <w:rPr>
-          <w:rFonts w:hint="eastAsia" w:ascii="Times New Roman" w:hAnsi="Times New Roman" w:eastAsia="Times New Roman" w:cs="Times New Roman"/>
-        </w:rPr>
-        <w:t>n</w:t>
-      </w:r>
-      <w:r>
-        <w:rPr>
-          <w:rFonts w:ascii="Times New Roman" w:hAnsi="Times New Roman" w:eastAsia="Times New Roman" w:cs="Times New Roman"/>
-        </w:rPr>
-        <w:t xml:space="preserve"> | </w:t>
-      </w:r>
-      <w:r>
-        <w:rPr>
-          <w:rFonts w:hint="eastAsia" w:ascii="Times New Roman" w:hAnsi="Times New Roman" w:eastAsia="FangSong" w:cs="Times New Roman"/>
-        </w:rPr>
-        <w:t>题</w:t>
-      </w:r>
-      <w:r>
-        <w:rPr>
-          <w:rFonts w:hint="eastAsia" w:ascii="Times New Roman" w:hAnsi="Times New Roman" w:eastAsia="Times New Roman" w:cs="Times New Roman"/>
-        </w:rPr>
-        <w:t>-036b-7-1-</w:t>
-      </w:r>
-      <w:r>
-        <w:rPr>
-          <w:rFonts w:hint="eastAsia" w:ascii="Times New Roman" w:hAnsi="Times New Roman" w:eastAsia="FangSong" w:cs="Times New Roman"/>
-        </w:rPr>
-        <w:t>晶胞中化学式数目</w:t>
-      </w:r>
-      <w:r>
-        <w:rPr>
-          <w:rFonts w:hint="eastAsia" w:ascii="Times New Roman" w:hAnsi="Times New Roman" w:eastAsia="Times New Roman" w:cs="Times New Roman"/>
-        </w:rPr>
-        <w:t>n</w:t>
-      </w:r>
-      <w:r>
-        <w:rPr>
-          <w:rFonts w:ascii="Times New Roman" w:hAnsi="Times New Roman" w:eastAsia="Times New Roman" w:cs="Times New Roman"/>
-        </w:rPr>
-        <w:t xml:space="preserve"> | </w:t>
-      </w:r>
-      <w:r>
-        <w:rPr>
-          <w:rFonts w:hint="eastAsia" w:ascii="Times New Roman" w:hAnsi="Times New Roman" w:eastAsia="FangSong" w:cs="Times New Roman"/>
-        </w:rPr>
-        <w:t>题</w:t>
-      </w:r>
-      <w:r>
-        <w:rPr>
-          <w:rFonts w:hint="eastAsia" w:ascii="Times New Roman" w:hAnsi="Times New Roman" w:eastAsia="Times New Roman" w:cs="Times New Roman"/>
-        </w:rPr>
-        <w:t>-036b-7-1-</w:t>
-      </w:r>
-      <w:r>
-        <w:rPr>
-          <w:rFonts w:hint="eastAsia" w:ascii="Times New Roman" w:hAnsi="Times New Roman" w:eastAsia="FangSong" w:cs="Times New Roman"/>
-        </w:rPr>
-        <w:t>晶胞中化学式数目</w:t>
-      </w:r>
-      <w:r>
-        <w:rPr>
-          <w:rFonts w:hint="eastAsia" w:ascii="Times New Roman" w:hAnsi="Times New Roman" w:eastAsia="Times New Roman" w:cs="Times New Roman"/>
-        </w:rPr>
-        <w:t>n</w:t>
-      </w:r>
-      <w:r>
-        <w:rPr>
-          <w:rFonts w:ascii="Times New Roman" w:hAnsi="Times New Roman" w:eastAsia="Times New Roman" w:cs="Times New Roman"/>
-        </w:rPr>
-        <w:t xml:space="preserve"> | </w:t>
-      </w:r>
-      <w:r>
-        <w:rPr>
-          <w:rFonts w:hint="eastAsia" w:ascii="Times New Roman" w:hAnsi="Times New Roman" w:eastAsia="FangSong" w:cs="Times New Roman"/>
-        </w:rPr>
-        <w:t>题</w:t>
-      </w:r>
-      <w:r>
-        <w:rPr>
-          <w:rFonts w:hint="eastAsia" w:ascii="Times New Roman" w:hAnsi="Times New Roman" w:eastAsia="Times New Roman" w:cs="Times New Roman"/>
-        </w:rPr>
-        <w:t>-036b-7-1-</w:t>
-      </w:r>
-      <w:r>
-        <w:rPr>
-          <w:rFonts w:hint="eastAsia" w:ascii="Times New Roman" w:hAnsi="Times New Roman" w:eastAsia="FangSong" w:cs="Times New Roman"/>
-        </w:rPr>
-        <w:t>晶胞中化学式数目</w:t>
-      </w:r>
-      <w:r>
-        <w:rPr>
-          <w:rFonts w:hint="eastAsia" w:ascii="Times New Roman" w:hAnsi="Times New Roman" w:eastAsia="Times New Roman" w:cs="Times New Roman"/>
-        </w:rPr>
-        <w:t>n</w:t>
-      </w:r>
-      <w:r>
-        <w:rPr>
-          <w:rFonts w:ascii="Times New Roman" w:hAnsi="Times New Roman" w:eastAsia="Times New Roman" w:cs="Times New Roman"/>
-        </w:rPr>
-        <w:t xml:space="preserve"> | </w:t>
-      </w:r>
-      <w:r>
-        <w:rPr>
-          <w:rFonts w:hint="eastAsia" w:ascii="Times New Roman" w:hAnsi="Times New Roman" w:eastAsia="FangSong" w:cs="Times New Roman"/>
-        </w:rPr>
-        <w:t>题</w:t>
-      </w:r>
-      <w:r>
-        <w:rPr>
-          <w:rFonts w:hint="eastAsia" w:ascii="Times New Roman" w:hAnsi="Times New Roman" w:eastAsia="Times New Roman" w:cs="Times New Roman"/>
-        </w:rPr>
-        <w:t>-036b-7-1-</w:t>
-      </w:r>
-      <w:r>
-        <w:rPr>
-          <w:rFonts w:hint="eastAsia" w:ascii="Times New Roman" w:hAnsi="Times New Roman" w:eastAsia="FangSong" w:cs="Times New Roman"/>
-        </w:rPr>
-        <w:t>晶胞中化学式数目</w:t>
-      </w:r>
-      <w:r>
-        <w:rPr>
-          <w:rFonts w:hint="eastAsia" w:ascii="Times New Roman" w:hAnsi="Times New Roman" w:eastAsia="Times New Roman" w:cs="Times New Roman"/>
-        </w:rPr>
-        <w:t>n</w:t>
       </w:r>
     </w:p>
     <w:p>
@@ -16466,41 +14954,6 @@
     </w:p>
     <w:p>
       <w:pPr>
-        <w:pStyle w:val="BlockText"/>
-      </w:pPr>
-      <w:r>
-        <w:rPr>
-          <w:rFonts w:hint="eastAsia" w:ascii="Times New Roman" w:hAnsi="Times New Roman" w:eastAsia="FangSong" w:cs="Times New Roman"/>
-        </w:rPr>
-        <w:t>关联小问</w:t>
-      </w:r>
-      <w:r>
-        <w:rPr>
-          <w:rFonts w:hint="eastAsia" w:ascii="Times New Roman" w:hAnsi="Times New Roman" w:eastAsia="Times New Roman" w:cs="Times New Roman"/>
-        </w:rPr>
-        <w:t>：</w:t>
-      </w:r>
-      <w:r>
-        <w:rPr>
-          <w:rFonts w:hint="eastAsia" w:ascii="Times New Roman" w:hAnsi="Times New Roman" w:eastAsia="FangSong" w:cs="Times New Roman"/>
-        </w:rPr>
-        <w:t>题</w:t>
-      </w:r>
-      <w:r>
-        <w:rPr>
-          <w:rFonts w:hint="eastAsia" w:ascii="Times New Roman" w:hAnsi="Times New Roman" w:eastAsia="Times New Roman" w:cs="Times New Roman"/>
-        </w:rPr>
-        <w:t>-036b-5-</w:t>
-      </w:r>
-      <w:r>
-        <w:rPr>
-          <w:rFonts w:hint="eastAsia" w:ascii="Times New Roman" w:hAnsi="Times New Roman" w:eastAsia="FangSong" w:cs="Times New Roman"/>
-        </w:rPr>
-        <w:t>镍高价配合物推断</w:t>
-      </w:r>
-    </w:p>
-    <w:p>
-      <w:pPr>
         <w:pStyle w:val="FirstParagraph"/>
       </w:pPr>
       <w:r>
@@ -17446,41 +15899,6 @@
     </w:p>
     <w:p>
       <w:pPr>
-        <w:pStyle w:val="BlockText"/>
-      </w:pPr>
-      <w:r>
-        <w:rPr>
-          <w:rFonts w:hint="eastAsia" w:ascii="Times New Roman" w:hAnsi="Times New Roman" w:eastAsia="FangSong" w:cs="Times New Roman"/>
-        </w:rPr>
-        <w:t>关联小问</w:t>
-      </w:r>
-      <w:r>
-        <w:rPr>
-          <w:rFonts w:hint="eastAsia" w:ascii="Times New Roman" w:hAnsi="Times New Roman" w:eastAsia="Times New Roman" w:cs="Times New Roman"/>
-        </w:rPr>
-        <w:t>：</w:t>
-      </w:r>
-      <w:r>
-        <w:rPr>
-          <w:rFonts w:hint="eastAsia" w:ascii="Times New Roman" w:hAnsi="Times New Roman" w:eastAsia="FangSong" w:cs="Times New Roman"/>
-        </w:rPr>
-        <w:t>题</w:t>
-      </w:r>
-      <w:r>
-        <w:rPr>
-          <w:rFonts w:hint="eastAsia" w:ascii="Times New Roman" w:hAnsi="Times New Roman" w:eastAsia="Times New Roman" w:cs="Times New Roman"/>
-        </w:rPr>
-        <w:t>-036b-5-</w:t>
-      </w:r>
-      <w:r>
-        <w:rPr>
-          <w:rFonts w:hint="eastAsia" w:ascii="Times New Roman" w:hAnsi="Times New Roman" w:eastAsia="FangSong" w:cs="Times New Roman"/>
-        </w:rPr>
-        <w:t>镍高价配合物推断</w:t>
-      </w:r>
-    </w:p>
-    <w:p>
-      <w:pPr>
         <w:pStyle w:val="FirstParagraph"/>
       </w:pPr>
       <w:r>
@@ -17554,161 +15972,6 @@
           <w:rFonts w:hint="eastAsia" w:ascii="Times New Roman" w:hAnsi="Times New Roman" w:eastAsia="SimHei" w:cs="Times New Roman"/>
         </w:rPr>
         <w:t>题</w:t>
-      </w:r>
-    </w:p>
-    <w:p>
-      <w:pPr>
-        <w:pStyle w:val="BlockText"/>
-      </w:pPr>
-      <w:r>
-        <w:rPr>
-          <w:rFonts w:hint="eastAsia" w:ascii="Times New Roman" w:hAnsi="Times New Roman" w:eastAsia="FangSong" w:cs="Times New Roman"/>
-        </w:rPr>
-        <w:t>关联小问</w:t>
-      </w:r>
-      <w:r>
-        <w:rPr>
-          <w:rFonts w:hint="eastAsia" w:ascii="Times New Roman" w:hAnsi="Times New Roman" w:eastAsia="Times New Roman" w:cs="Times New Roman"/>
-        </w:rPr>
-        <w:t>：</w:t>
-      </w:r>
-      <w:r>
-        <w:rPr>
-          <w:rFonts w:hint="eastAsia" w:ascii="Times New Roman" w:hAnsi="Times New Roman" w:eastAsia="FangSong" w:cs="Times New Roman"/>
-        </w:rPr>
-        <w:t>题</w:t>
-      </w:r>
-      <w:r>
-        <w:rPr>
-          <w:rFonts w:hint="eastAsia" w:ascii="Times New Roman" w:hAnsi="Times New Roman" w:eastAsia="Times New Roman" w:cs="Times New Roman"/>
-        </w:rPr>
-        <w:t>-037-6-MAX</w:t>
-      </w:r>
-      <w:r>
-        <w:rPr>
-          <w:rFonts w:hint="eastAsia" w:ascii="Times New Roman" w:hAnsi="Times New Roman" w:eastAsia="FangSong" w:cs="Times New Roman"/>
-        </w:rPr>
-        <w:t>相通式推导</w:t>
-      </w:r>
-      <w:r>
-        <w:rPr>
-          <w:rFonts w:ascii="Times New Roman" w:hAnsi="Times New Roman" w:eastAsia="Times New Roman" w:cs="Times New Roman"/>
-        </w:rPr>
-        <w:t xml:space="preserve"> · </w:t>
-      </w:r>
-      <w:r>
-        <w:rPr>
-          <w:rFonts w:hint="eastAsia" w:ascii="Times New Roman" w:hAnsi="Times New Roman" w:eastAsia="FangSong" w:cs="Times New Roman"/>
-        </w:rPr>
-        <w:t>题</w:t>
-      </w:r>
-      <w:r>
-        <w:rPr>
-          <w:rFonts w:hint="eastAsia" w:ascii="Times New Roman" w:hAnsi="Times New Roman" w:eastAsia="Times New Roman" w:cs="Times New Roman"/>
-        </w:rPr>
-        <w:t>-037-6-MAX</w:t>
-      </w:r>
-      <w:r>
-        <w:rPr>
-          <w:rFonts w:hint="eastAsia" w:ascii="Times New Roman" w:hAnsi="Times New Roman" w:eastAsia="FangSong" w:cs="Times New Roman"/>
-        </w:rPr>
-        <w:t>相通式推导</w:t>
-      </w:r>
-      <w:r>
-        <w:rPr>
-          <w:rFonts w:ascii="Times New Roman" w:hAnsi="Times New Roman" w:eastAsia="Times New Roman" w:cs="Times New Roman"/>
-        </w:rPr>
-        <w:t xml:space="preserve"> · </w:t>
-      </w:r>
-      <w:r>
-        <w:rPr>
-          <w:rFonts w:hint="eastAsia" w:ascii="Times New Roman" w:hAnsi="Times New Roman" w:eastAsia="FangSong" w:cs="Times New Roman"/>
-        </w:rPr>
-        <w:t>题</w:t>
-      </w:r>
-      <w:r>
-        <w:rPr>
-          <w:rFonts w:hint="eastAsia" w:ascii="Times New Roman" w:hAnsi="Times New Roman" w:eastAsia="Times New Roman" w:cs="Times New Roman"/>
-        </w:rPr>
-        <w:t>-037-6-MAX</w:t>
-      </w:r>
-      <w:r>
-        <w:rPr>
-          <w:rFonts w:hint="eastAsia" w:ascii="Times New Roman" w:hAnsi="Times New Roman" w:eastAsia="FangSong" w:cs="Times New Roman"/>
-        </w:rPr>
-        <w:t>相通式推导</w:t>
-      </w:r>
-      <w:r>
-        <w:rPr>
-          <w:rFonts w:ascii="Times New Roman" w:hAnsi="Times New Roman" w:eastAsia="Times New Roman" w:cs="Times New Roman"/>
-        </w:rPr>
-        <w:t xml:space="preserve"> · </w:t>
-      </w:r>
-      <w:r>
-        <w:rPr>
-          <w:rFonts w:hint="eastAsia" w:ascii="Times New Roman" w:hAnsi="Times New Roman" w:eastAsia="FangSong" w:cs="Times New Roman"/>
-        </w:rPr>
-        <w:t>题</w:t>
-      </w:r>
-      <w:r>
-        <w:rPr>
-          <w:rFonts w:hint="eastAsia" w:ascii="Times New Roman" w:hAnsi="Times New Roman" w:eastAsia="Times New Roman" w:cs="Times New Roman"/>
-        </w:rPr>
-        <w:t>-037-6-MAX</w:t>
-      </w:r>
-      <w:r>
-        <w:rPr>
-          <w:rFonts w:hint="eastAsia" w:ascii="Times New Roman" w:hAnsi="Times New Roman" w:eastAsia="FangSong" w:cs="Times New Roman"/>
-        </w:rPr>
-        <w:t>相通式推导</w:t>
-      </w:r>
-      <w:r>
-        <w:rPr>
-          <w:rFonts w:ascii="Times New Roman" w:hAnsi="Times New Roman" w:eastAsia="Times New Roman" w:cs="Times New Roman"/>
-        </w:rPr>
-        <w:t xml:space="preserve"> · </w:t>
-      </w:r>
-      <w:r>
-        <w:rPr>
-          <w:rFonts w:hint="eastAsia" w:ascii="Times New Roman" w:hAnsi="Times New Roman" w:eastAsia="FangSong" w:cs="Times New Roman"/>
-        </w:rPr>
-        <w:t>题</w:t>
-      </w:r>
-      <w:r>
-        <w:rPr>
-          <w:rFonts w:hint="eastAsia" w:ascii="Times New Roman" w:hAnsi="Times New Roman" w:eastAsia="Times New Roman" w:cs="Times New Roman"/>
-        </w:rPr>
-        <w:t>-037-6-MAX</w:t>
-      </w:r>
-      <w:r>
-        <w:rPr>
-          <w:rFonts w:hint="eastAsia" w:ascii="Times New Roman" w:hAnsi="Times New Roman" w:eastAsia="FangSong" w:cs="Times New Roman"/>
-        </w:rPr>
-        <w:t>相通式推导</w:t>
-      </w:r>
-      <w:r>
-        <w:rPr>
-          <w:rFonts w:ascii="Times New Roman" w:hAnsi="Times New Roman" w:eastAsia="Times New Roman" w:cs="Times New Roman"/>
-        </w:rPr>
-        <w:t xml:space="preserve"> · </w:t>
-      </w:r>
-      <w:r>
-        <w:rPr>
-          <w:rFonts w:hint="eastAsia" w:ascii="Times New Roman" w:hAnsi="Times New Roman" w:eastAsia="FangSong" w:cs="Times New Roman"/>
-        </w:rPr>
-        <w:t>题</w:t>
-      </w:r>
-      <w:r>
-        <w:rPr>
-          <w:rFonts w:hint="eastAsia" w:ascii="Times New Roman" w:hAnsi="Times New Roman" w:eastAsia="Times New Roman" w:cs="Times New Roman"/>
-        </w:rPr>
-        <w:t>-037-6-MAX</w:t>
-      </w:r>
-      <w:r>
-        <w:rPr>
-          <w:rFonts w:hint="eastAsia" w:ascii="Times New Roman" w:hAnsi="Times New Roman" w:eastAsia="FangSong" w:cs="Times New Roman"/>
-        </w:rPr>
-        <w:t>相通式推导</w:t>
       </w:r>
     </w:p>
     <w:p>
@@ -18417,162 +16680,7 @@
     </w:p>
     <w:p>
       <w:pPr>
-        <w:pStyle w:val="BlockText"/>
-      </w:pPr>
-      <w:r>
-        <w:rPr>
-          <w:rFonts w:hint="eastAsia" w:ascii="Times New Roman" w:hAnsi="Times New Roman" w:eastAsia="FangSong" w:cs="Times New Roman"/>
-        </w:rPr>
-        <w:t>关联小问</w:t>
-      </w:r>
-      <w:r>
-        <w:rPr>
-          <w:rFonts w:hint="eastAsia" w:ascii="Times New Roman" w:hAnsi="Times New Roman" w:eastAsia="Times New Roman" w:cs="Times New Roman"/>
-        </w:rPr>
-        <w:t>：</w:t>
-      </w:r>
-      <w:r>
-        <w:rPr>
-          <w:rFonts w:hint="eastAsia" w:ascii="Times New Roman" w:hAnsi="Times New Roman" w:eastAsia="FangSong" w:cs="Times New Roman"/>
-        </w:rPr>
-        <w:t>题</w:t>
-      </w:r>
-      <w:r>
-        <w:rPr>
-          <w:rFonts w:hint="eastAsia" w:ascii="Times New Roman" w:hAnsi="Times New Roman" w:eastAsia="Times New Roman" w:cs="Times New Roman"/>
-        </w:rPr>
-        <w:t>-037-6-MAX</w:t>
-      </w:r>
-      <w:r>
-        <w:rPr>
-          <w:rFonts w:hint="eastAsia" w:ascii="Times New Roman" w:hAnsi="Times New Roman" w:eastAsia="FangSong" w:cs="Times New Roman"/>
-        </w:rPr>
-        <w:t>相通式推导</w:t>
-      </w:r>
-      <w:r>
-        <w:rPr>
-          <w:rFonts w:ascii="Times New Roman" w:hAnsi="Times New Roman" w:eastAsia="Times New Roman" w:cs="Times New Roman"/>
-        </w:rPr>
-        <w:t xml:space="preserve"> · </w:t>
-      </w:r>
-      <w:r>
-        <w:rPr>
-          <w:rFonts w:hint="eastAsia" w:ascii="Times New Roman" w:hAnsi="Times New Roman" w:eastAsia="FangSong" w:cs="Times New Roman"/>
-        </w:rPr>
-        <w:t>题</w:t>
-      </w:r>
-      <w:r>
-        <w:rPr>
-          <w:rFonts w:hint="eastAsia" w:ascii="Times New Roman" w:hAnsi="Times New Roman" w:eastAsia="Times New Roman" w:cs="Times New Roman"/>
-        </w:rPr>
-        <w:t>-037-6-MAX</w:t>
-      </w:r>
-      <w:r>
-        <w:rPr>
-          <w:rFonts w:hint="eastAsia" w:ascii="Times New Roman" w:hAnsi="Times New Roman" w:eastAsia="FangSong" w:cs="Times New Roman"/>
-        </w:rPr>
-        <w:t>相通式推导</w:t>
-      </w:r>
-      <w:r>
-        <w:rPr>
-          <w:rFonts w:ascii="Times New Roman" w:hAnsi="Times New Roman" w:eastAsia="Times New Roman" w:cs="Times New Roman"/>
-        </w:rPr>
-        <w:t xml:space="preserve"> · </w:t>
-      </w:r>
-      <w:r>
-        <w:rPr>
-          <w:rFonts w:hint="eastAsia" w:ascii="Times New Roman" w:hAnsi="Times New Roman" w:eastAsia="FangSong" w:cs="Times New Roman"/>
-        </w:rPr>
-        <w:t>题</w:t>
-      </w:r>
-      <w:r>
-        <w:rPr>
-          <w:rFonts w:hint="eastAsia" w:ascii="Times New Roman" w:hAnsi="Times New Roman" w:eastAsia="Times New Roman" w:cs="Times New Roman"/>
-        </w:rPr>
-        <w:t>-037-6-MAX</w:t>
-      </w:r>
-      <w:r>
-        <w:rPr>
-          <w:rFonts w:hint="eastAsia" w:ascii="Times New Roman" w:hAnsi="Times New Roman" w:eastAsia="FangSong" w:cs="Times New Roman"/>
-        </w:rPr>
-        <w:t>相通式推导</w:t>
-      </w:r>
-      <w:r>
-        <w:rPr>
-          <w:rFonts w:ascii="Times New Roman" w:hAnsi="Times New Roman" w:eastAsia="Times New Roman" w:cs="Times New Roman"/>
-        </w:rPr>
-        <w:t xml:space="preserve"> · </w:t>
-      </w:r>
-      <w:r>
-        <w:rPr>
-          <w:rFonts w:hint="eastAsia" w:ascii="Times New Roman" w:hAnsi="Times New Roman" w:eastAsia="FangSong" w:cs="Times New Roman"/>
-        </w:rPr>
-        <w:t>题</w:t>
-      </w:r>
-      <w:r>
-        <w:rPr>
-          <w:rFonts w:hint="eastAsia" w:ascii="Times New Roman" w:hAnsi="Times New Roman" w:eastAsia="Times New Roman" w:cs="Times New Roman"/>
-        </w:rPr>
-        <w:t>-037-6-MAX</w:t>
-      </w:r>
-      <w:r>
-        <w:rPr>
-          <w:rFonts w:hint="eastAsia" w:ascii="Times New Roman" w:hAnsi="Times New Roman" w:eastAsia="FangSong" w:cs="Times New Roman"/>
-        </w:rPr>
-        <w:t>相通式推导</w:t>
-      </w:r>
-      <w:r>
-        <w:rPr>
-          <w:rFonts w:ascii="Times New Roman" w:hAnsi="Times New Roman" w:eastAsia="Times New Roman" w:cs="Times New Roman"/>
-        </w:rPr>
-        <w:t xml:space="preserve"> · </w:t>
-      </w:r>
-      <w:r>
-        <w:rPr>
-          <w:rFonts w:hint="eastAsia" w:ascii="Times New Roman" w:hAnsi="Times New Roman" w:eastAsia="FangSong" w:cs="Times New Roman"/>
-        </w:rPr>
-        <w:t>题</w:t>
-      </w:r>
-      <w:r>
-        <w:rPr>
-          <w:rFonts w:hint="eastAsia" w:ascii="Times New Roman" w:hAnsi="Times New Roman" w:eastAsia="Times New Roman" w:cs="Times New Roman"/>
-        </w:rPr>
-        <w:t>-037-6-MAX</w:t>
-      </w:r>
-      <w:r>
-        <w:rPr>
-          <w:rFonts w:hint="eastAsia" w:ascii="Times New Roman" w:hAnsi="Times New Roman" w:eastAsia="FangSong" w:cs="Times New Roman"/>
-        </w:rPr>
-        <w:t>相通式推导</w:t>
-      </w:r>
-      <w:r>
-        <w:rPr>
-          <w:rFonts w:ascii="Times New Roman" w:hAnsi="Times New Roman" w:eastAsia="Times New Roman" w:cs="Times New Roman"/>
-        </w:rPr>
-        <w:t xml:space="preserve"> · </w:t>
-      </w:r>
-      <w:r>
-        <w:rPr>
-          <w:rFonts w:hint="eastAsia" w:ascii="Times New Roman" w:hAnsi="Times New Roman" w:eastAsia="FangSong" w:cs="Times New Roman"/>
-        </w:rPr>
-        <w:t>题</w:t>
-      </w:r>
-      <w:r>
-        <w:rPr>
-          <w:rFonts w:hint="eastAsia" w:ascii="Times New Roman" w:hAnsi="Times New Roman" w:eastAsia="Times New Roman" w:cs="Times New Roman"/>
-        </w:rPr>
-        <w:t>-037-6-MAX</w:t>
-      </w:r>
-      <w:r>
-        <w:rPr>
-          <w:rFonts w:hint="eastAsia" w:ascii="Times New Roman" w:hAnsi="Times New Roman" w:eastAsia="FangSong" w:cs="Times New Roman"/>
-        </w:rPr>
-        <w:t>相通式推导</w:t>
-      </w:r>
-    </w:p>
-    <w:p>
-      <w:pPr>
-        <w:pStyle w:val="FirstParagraph"/>
+        <w:pStyle w:val="BodyText"/>
       </w:pPr>
       <w:r>
         <w:rPr>
@@ -18902,162 +17010,7 @@
     </w:p>
     <w:p>
       <w:pPr>
-        <w:pStyle w:val="BlockText"/>
-      </w:pPr>
-      <w:r>
-        <w:rPr>
-          <w:rFonts w:hint="eastAsia" w:ascii="Times New Roman" w:hAnsi="Times New Roman" w:eastAsia="FangSong" w:cs="Times New Roman"/>
-        </w:rPr>
-        <w:t>关联小问</w:t>
-      </w:r>
-      <w:r>
-        <w:rPr>
-          <w:rFonts w:hint="eastAsia" w:ascii="Times New Roman" w:hAnsi="Times New Roman" w:eastAsia="Times New Roman" w:cs="Times New Roman"/>
-        </w:rPr>
-        <w:t>：</w:t>
-      </w:r>
-      <w:r>
-        <w:rPr>
-          <w:rFonts w:hint="eastAsia" w:ascii="Times New Roman" w:hAnsi="Times New Roman" w:eastAsia="FangSong" w:cs="Times New Roman"/>
-        </w:rPr>
-        <w:t>题</w:t>
-      </w:r>
-      <w:r>
-        <w:rPr>
-          <w:rFonts w:hint="eastAsia" w:ascii="Times New Roman" w:hAnsi="Times New Roman" w:eastAsia="Times New Roman" w:cs="Times New Roman"/>
-        </w:rPr>
-        <w:t>-037-6-MAX</w:t>
-      </w:r>
-      <w:r>
-        <w:rPr>
-          <w:rFonts w:hint="eastAsia" w:ascii="Times New Roman" w:hAnsi="Times New Roman" w:eastAsia="FangSong" w:cs="Times New Roman"/>
-        </w:rPr>
-        <w:t>相通式推导</w:t>
-      </w:r>
-      <w:r>
-        <w:rPr>
-          <w:rFonts w:ascii="Times New Roman" w:hAnsi="Times New Roman" w:eastAsia="Times New Roman" w:cs="Times New Roman"/>
-        </w:rPr>
-        <w:t xml:space="preserve"> · </w:t>
-      </w:r>
-      <w:r>
-        <w:rPr>
-          <w:rFonts w:hint="eastAsia" w:ascii="Times New Roman" w:hAnsi="Times New Roman" w:eastAsia="FangSong" w:cs="Times New Roman"/>
-        </w:rPr>
-        <w:t>题</w:t>
-      </w:r>
-      <w:r>
-        <w:rPr>
-          <w:rFonts w:hint="eastAsia" w:ascii="Times New Roman" w:hAnsi="Times New Roman" w:eastAsia="Times New Roman" w:cs="Times New Roman"/>
-        </w:rPr>
-        <w:t>-037-6-MAX</w:t>
-      </w:r>
-      <w:r>
-        <w:rPr>
-          <w:rFonts w:hint="eastAsia" w:ascii="Times New Roman" w:hAnsi="Times New Roman" w:eastAsia="FangSong" w:cs="Times New Roman"/>
-        </w:rPr>
-        <w:t>相通式推导</w:t>
-      </w:r>
-      <w:r>
-        <w:rPr>
-          <w:rFonts w:ascii="Times New Roman" w:hAnsi="Times New Roman" w:eastAsia="Times New Roman" w:cs="Times New Roman"/>
-        </w:rPr>
-        <w:t xml:space="preserve"> · </w:t>
-      </w:r>
-      <w:r>
-        <w:rPr>
-          <w:rFonts w:hint="eastAsia" w:ascii="Times New Roman" w:hAnsi="Times New Roman" w:eastAsia="FangSong" w:cs="Times New Roman"/>
-        </w:rPr>
-        <w:t>题</w:t>
-      </w:r>
-      <w:r>
-        <w:rPr>
-          <w:rFonts w:hint="eastAsia" w:ascii="Times New Roman" w:hAnsi="Times New Roman" w:eastAsia="Times New Roman" w:cs="Times New Roman"/>
-        </w:rPr>
-        <w:t>-037-6-MAX</w:t>
-      </w:r>
-      <w:r>
-        <w:rPr>
-          <w:rFonts w:hint="eastAsia" w:ascii="Times New Roman" w:hAnsi="Times New Roman" w:eastAsia="FangSong" w:cs="Times New Roman"/>
-        </w:rPr>
-        <w:t>相通式推导</w:t>
-      </w:r>
-      <w:r>
-        <w:rPr>
-          <w:rFonts w:ascii="Times New Roman" w:hAnsi="Times New Roman" w:eastAsia="Times New Roman" w:cs="Times New Roman"/>
-        </w:rPr>
-        <w:t xml:space="preserve"> · </w:t>
-      </w:r>
-      <w:r>
-        <w:rPr>
-          <w:rFonts w:hint="eastAsia" w:ascii="Times New Roman" w:hAnsi="Times New Roman" w:eastAsia="FangSong" w:cs="Times New Roman"/>
-        </w:rPr>
-        <w:t>题</w:t>
-      </w:r>
-      <w:r>
-        <w:rPr>
-          <w:rFonts w:hint="eastAsia" w:ascii="Times New Roman" w:hAnsi="Times New Roman" w:eastAsia="Times New Roman" w:cs="Times New Roman"/>
-        </w:rPr>
-        <w:t>-037-6-MAX</w:t>
-      </w:r>
-      <w:r>
-        <w:rPr>
-          <w:rFonts w:hint="eastAsia" w:ascii="Times New Roman" w:hAnsi="Times New Roman" w:eastAsia="FangSong" w:cs="Times New Roman"/>
-        </w:rPr>
-        <w:t>相通式推导</w:t>
-      </w:r>
-      <w:r>
-        <w:rPr>
-          <w:rFonts w:ascii="Times New Roman" w:hAnsi="Times New Roman" w:eastAsia="Times New Roman" w:cs="Times New Roman"/>
-        </w:rPr>
-        <w:t xml:space="preserve"> · </w:t>
-      </w:r>
-      <w:r>
-        <w:rPr>
-          <w:rFonts w:hint="eastAsia" w:ascii="Times New Roman" w:hAnsi="Times New Roman" w:eastAsia="FangSong" w:cs="Times New Roman"/>
-        </w:rPr>
-        <w:t>题</w:t>
-      </w:r>
-      <w:r>
-        <w:rPr>
-          <w:rFonts w:hint="eastAsia" w:ascii="Times New Roman" w:hAnsi="Times New Roman" w:eastAsia="Times New Roman" w:cs="Times New Roman"/>
-        </w:rPr>
-        <w:t>-037-6-MAX</w:t>
-      </w:r>
-      <w:r>
-        <w:rPr>
-          <w:rFonts w:hint="eastAsia" w:ascii="Times New Roman" w:hAnsi="Times New Roman" w:eastAsia="FangSong" w:cs="Times New Roman"/>
-        </w:rPr>
-        <w:t>相通式推导</w:t>
-      </w:r>
-      <w:r>
-        <w:rPr>
-          <w:rFonts w:ascii="Times New Roman" w:hAnsi="Times New Roman" w:eastAsia="Times New Roman" w:cs="Times New Roman"/>
-        </w:rPr>
-        <w:t xml:space="preserve"> · </w:t>
-      </w:r>
-      <w:r>
-        <w:rPr>
-          <w:rFonts w:hint="eastAsia" w:ascii="Times New Roman" w:hAnsi="Times New Roman" w:eastAsia="FangSong" w:cs="Times New Roman"/>
-        </w:rPr>
-        <w:t>题</w:t>
-      </w:r>
-      <w:r>
-        <w:rPr>
-          <w:rFonts w:hint="eastAsia" w:ascii="Times New Roman" w:hAnsi="Times New Roman" w:eastAsia="Times New Roman" w:cs="Times New Roman"/>
-        </w:rPr>
-        <w:t>-037-6-MAX</w:t>
-      </w:r>
-      <w:r>
-        <w:rPr>
-          <w:rFonts w:hint="eastAsia" w:ascii="Times New Roman" w:hAnsi="Times New Roman" w:eastAsia="FangSong" w:cs="Times New Roman"/>
-        </w:rPr>
-        <w:t>相通式推导</w:t>
-      </w:r>
-    </w:p>
-    <w:p>
-      <w:pPr>
-        <w:pStyle w:val="FirstParagraph"/>
+        <w:pStyle w:val="BodyText"/>
       </w:pPr>
       <w:r>
         <w:rPr>
@@ -19219,162 +17172,7 @@
     </w:p>
     <w:p>
       <w:pPr>
-        <w:pStyle w:val="BlockText"/>
-      </w:pPr>
-      <w:r>
-        <w:rPr>
-          <w:rFonts w:hint="eastAsia" w:ascii="Times New Roman" w:hAnsi="Times New Roman" w:eastAsia="FangSong" w:cs="Times New Roman"/>
-        </w:rPr>
-        <w:t>关联小问</w:t>
-      </w:r>
-      <w:r>
-        <w:rPr>
-          <w:rFonts w:hint="eastAsia" w:ascii="Times New Roman" w:hAnsi="Times New Roman" w:eastAsia="Times New Roman" w:cs="Times New Roman"/>
-        </w:rPr>
-        <w:t>：</w:t>
-      </w:r>
-      <w:r>
-        <w:rPr>
-          <w:rFonts w:hint="eastAsia" w:ascii="Times New Roman" w:hAnsi="Times New Roman" w:eastAsia="FangSong" w:cs="Times New Roman"/>
-        </w:rPr>
-        <w:t>题</w:t>
-      </w:r>
-      <w:r>
-        <w:rPr>
-          <w:rFonts w:hint="eastAsia" w:ascii="Times New Roman" w:hAnsi="Times New Roman" w:eastAsia="Times New Roman" w:cs="Times New Roman"/>
-        </w:rPr>
-        <w:t>-037-6-MAX</w:t>
-      </w:r>
-      <w:r>
-        <w:rPr>
-          <w:rFonts w:hint="eastAsia" w:ascii="Times New Roman" w:hAnsi="Times New Roman" w:eastAsia="FangSong" w:cs="Times New Roman"/>
-        </w:rPr>
-        <w:t>相通式推导</w:t>
-      </w:r>
-      <w:r>
-        <w:rPr>
-          <w:rFonts w:ascii="Times New Roman" w:hAnsi="Times New Roman" w:eastAsia="Times New Roman" w:cs="Times New Roman"/>
-        </w:rPr>
-        <w:t xml:space="preserve"> · </w:t>
-      </w:r>
-      <w:r>
-        <w:rPr>
-          <w:rFonts w:hint="eastAsia" w:ascii="Times New Roman" w:hAnsi="Times New Roman" w:eastAsia="FangSong" w:cs="Times New Roman"/>
-        </w:rPr>
-        <w:t>题</w:t>
-      </w:r>
-      <w:r>
-        <w:rPr>
-          <w:rFonts w:hint="eastAsia" w:ascii="Times New Roman" w:hAnsi="Times New Roman" w:eastAsia="Times New Roman" w:cs="Times New Roman"/>
-        </w:rPr>
-        <w:t>-037-6-MAX</w:t>
-      </w:r>
-      <w:r>
-        <w:rPr>
-          <w:rFonts w:hint="eastAsia" w:ascii="Times New Roman" w:hAnsi="Times New Roman" w:eastAsia="FangSong" w:cs="Times New Roman"/>
-        </w:rPr>
-        <w:t>相通式推导</w:t>
-      </w:r>
-      <w:r>
-        <w:rPr>
-          <w:rFonts w:ascii="Times New Roman" w:hAnsi="Times New Roman" w:eastAsia="Times New Roman" w:cs="Times New Roman"/>
-        </w:rPr>
-        <w:t xml:space="preserve"> · </w:t>
-      </w:r>
-      <w:r>
-        <w:rPr>
-          <w:rFonts w:hint="eastAsia" w:ascii="Times New Roman" w:hAnsi="Times New Roman" w:eastAsia="FangSong" w:cs="Times New Roman"/>
-        </w:rPr>
-        <w:t>题</w:t>
-      </w:r>
-      <w:r>
-        <w:rPr>
-          <w:rFonts w:hint="eastAsia" w:ascii="Times New Roman" w:hAnsi="Times New Roman" w:eastAsia="Times New Roman" w:cs="Times New Roman"/>
-        </w:rPr>
-        <w:t>-037-6-MAX</w:t>
-      </w:r>
-      <w:r>
-        <w:rPr>
-          <w:rFonts w:hint="eastAsia" w:ascii="Times New Roman" w:hAnsi="Times New Roman" w:eastAsia="FangSong" w:cs="Times New Roman"/>
-        </w:rPr>
-        <w:t>相通式推导</w:t>
-      </w:r>
-      <w:r>
-        <w:rPr>
-          <w:rFonts w:ascii="Times New Roman" w:hAnsi="Times New Roman" w:eastAsia="Times New Roman" w:cs="Times New Roman"/>
-        </w:rPr>
-        <w:t xml:space="preserve"> · </w:t>
-      </w:r>
-      <w:r>
-        <w:rPr>
-          <w:rFonts w:hint="eastAsia" w:ascii="Times New Roman" w:hAnsi="Times New Roman" w:eastAsia="FangSong" w:cs="Times New Roman"/>
-        </w:rPr>
-        <w:t>题</w:t>
-      </w:r>
-      <w:r>
-        <w:rPr>
-          <w:rFonts w:hint="eastAsia" w:ascii="Times New Roman" w:hAnsi="Times New Roman" w:eastAsia="Times New Roman" w:cs="Times New Roman"/>
-        </w:rPr>
-        <w:t>-037-6-MAX</w:t>
-      </w:r>
-      <w:r>
-        <w:rPr>
-          <w:rFonts w:hint="eastAsia" w:ascii="Times New Roman" w:hAnsi="Times New Roman" w:eastAsia="FangSong" w:cs="Times New Roman"/>
-        </w:rPr>
-        <w:t>相通式推导</w:t>
-      </w:r>
-      <w:r>
-        <w:rPr>
-          <w:rFonts w:ascii="Times New Roman" w:hAnsi="Times New Roman" w:eastAsia="Times New Roman" w:cs="Times New Roman"/>
-        </w:rPr>
-        <w:t xml:space="preserve"> · </w:t>
-      </w:r>
-      <w:r>
-        <w:rPr>
-          <w:rFonts w:hint="eastAsia" w:ascii="Times New Roman" w:hAnsi="Times New Roman" w:eastAsia="FangSong" w:cs="Times New Roman"/>
-        </w:rPr>
-        <w:t>题</w:t>
-      </w:r>
-      <w:r>
-        <w:rPr>
-          <w:rFonts w:hint="eastAsia" w:ascii="Times New Roman" w:hAnsi="Times New Roman" w:eastAsia="Times New Roman" w:cs="Times New Roman"/>
-        </w:rPr>
-        <w:t>-037-6-MAX</w:t>
-      </w:r>
-      <w:r>
-        <w:rPr>
-          <w:rFonts w:hint="eastAsia" w:ascii="Times New Roman" w:hAnsi="Times New Roman" w:eastAsia="FangSong" w:cs="Times New Roman"/>
-        </w:rPr>
-        <w:t>相通式推导</w:t>
-      </w:r>
-      <w:r>
-        <w:rPr>
-          <w:rFonts w:ascii="Times New Roman" w:hAnsi="Times New Roman" w:eastAsia="Times New Roman" w:cs="Times New Roman"/>
-        </w:rPr>
-        <w:t xml:space="preserve"> · </w:t>
-      </w:r>
-      <w:r>
-        <w:rPr>
-          <w:rFonts w:hint="eastAsia" w:ascii="Times New Roman" w:hAnsi="Times New Roman" w:eastAsia="FangSong" w:cs="Times New Roman"/>
-        </w:rPr>
-        <w:t>题</w:t>
-      </w:r>
-      <w:r>
-        <w:rPr>
-          <w:rFonts w:hint="eastAsia" w:ascii="Times New Roman" w:hAnsi="Times New Roman" w:eastAsia="Times New Roman" w:cs="Times New Roman"/>
-        </w:rPr>
-        <w:t>-037-6-MAX</w:t>
-      </w:r>
-      <w:r>
-        <w:rPr>
-          <w:rFonts w:hint="eastAsia" w:ascii="Times New Roman" w:hAnsi="Times New Roman" w:eastAsia="FangSong" w:cs="Times New Roman"/>
-        </w:rPr>
-        <w:t>相通式推导</w:t>
-      </w:r>
-    </w:p>
-    <w:p>
-      <w:pPr>
-        <w:pStyle w:val="FirstParagraph"/>
+        <w:pStyle w:val="BodyText"/>
       </w:pPr>
       <m:oMath>
         <m:oMathPr>
@@ -19571,162 +17369,7 @@
     </w:p>
     <w:p>
       <w:pPr>
-        <w:pStyle w:val="BlockText"/>
-      </w:pPr>
-      <w:r>
-        <w:rPr>
-          <w:rFonts w:hint="eastAsia" w:ascii="Times New Roman" w:hAnsi="Times New Roman" w:eastAsia="FangSong" w:cs="Times New Roman"/>
-        </w:rPr>
-        <w:t>关联小问</w:t>
-      </w:r>
-      <w:r>
-        <w:rPr>
-          <w:rFonts w:hint="eastAsia" w:ascii="Times New Roman" w:hAnsi="Times New Roman" w:eastAsia="Times New Roman" w:cs="Times New Roman"/>
-        </w:rPr>
-        <w:t>：</w:t>
-      </w:r>
-      <w:r>
-        <w:rPr>
-          <w:rFonts w:hint="eastAsia" w:ascii="Times New Roman" w:hAnsi="Times New Roman" w:eastAsia="FangSong" w:cs="Times New Roman"/>
-        </w:rPr>
-        <w:t>题</w:t>
-      </w:r>
-      <w:r>
-        <w:rPr>
-          <w:rFonts w:hint="eastAsia" w:ascii="Times New Roman" w:hAnsi="Times New Roman" w:eastAsia="Times New Roman" w:cs="Times New Roman"/>
-        </w:rPr>
-        <w:t>-037-6-MAX</w:t>
-      </w:r>
-      <w:r>
-        <w:rPr>
-          <w:rFonts w:hint="eastAsia" w:ascii="Times New Roman" w:hAnsi="Times New Roman" w:eastAsia="FangSong" w:cs="Times New Roman"/>
-        </w:rPr>
-        <w:t>相通式推导</w:t>
-      </w:r>
-      <w:r>
-        <w:rPr>
-          <w:rFonts w:ascii="Times New Roman" w:hAnsi="Times New Roman" w:eastAsia="Times New Roman" w:cs="Times New Roman"/>
-        </w:rPr>
-        <w:t xml:space="preserve"> · </w:t>
-      </w:r>
-      <w:r>
-        <w:rPr>
-          <w:rFonts w:hint="eastAsia" w:ascii="Times New Roman" w:hAnsi="Times New Roman" w:eastAsia="FangSong" w:cs="Times New Roman"/>
-        </w:rPr>
-        <w:t>题</w:t>
-      </w:r>
-      <w:r>
-        <w:rPr>
-          <w:rFonts w:hint="eastAsia" w:ascii="Times New Roman" w:hAnsi="Times New Roman" w:eastAsia="Times New Roman" w:cs="Times New Roman"/>
-        </w:rPr>
-        <w:t>-037-6-MAX</w:t>
-      </w:r>
-      <w:r>
-        <w:rPr>
-          <w:rFonts w:hint="eastAsia" w:ascii="Times New Roman" w:hAnsi="Times New Roman" w:eastAsia="FangSong" w:cs="Times New Roman"/>
-        </w:rPr>
-        <w:t>相通式推导</w:t>
-      </w:r>
-      <w:r>
-        <w:rPr>
-          <w:rFonts w:ascii="Times New Roman" w:hAnsi="Times New Roman" w:eastAsia="Times New Roman" w:cs="Times New Roman"/>
-        </w:rPr>
-        <w:t xml:space="preserve"> · </w:t>
-      </w:r>
-      <w:r>
-        <w:rPr>
-          <w:rFonts w:hint="eastAsia" w:ascii="Times New Roman" w:hAnsi="Times New Roman" w:eastAsia="FangSong" w:cs="Times New Roman"/>
-        </w:rPr>
-        <w:t>题</w:t>
-      </w:r>
-      <w:r>
-        <w:rPr>
-          <w:rFonts w:hint="eastAsia" w:ascii="Times New Roman" w:hAnsi="Times New Roman" w:eastAsia="Times New Roman" w:cs="Times New Roman"/>
-        </w:rPr>
-        <w:t>-037-6-MAX</w:t>
-      </w:r>
-      <w:r>
-        <w:rPr>
-          <w:rFonts w:hint="eastAsia" w:ascii="Times New Roman" w:hAnsi="Times New Roman" w:eastAsia="FangSong" w:cs="Times New Roman"/>
-        </w:rPr>
-        <w:t>相通式推导</w:t>
-      </w:r>
-      <w:r>
-        <w:rPr>
-          <w:rFonts w:ascii="Times New Roman" w:hAnsi="Times New Roman" w:eastAsia="Times New Roman" w:cs="Times New Roman"/>
-        </w:rPr>
-        <w:t xml:space="preserve"> · </w:t>
-      </w:r>
-      <w:r>
-        <w:rPr>
-          <w:rFonts w:hint="eastAsia" w:ascii="Times New Roman" w:hAnsi="Times New Roman" w:eastAsia="FangSong" w:cs="Times New Roman"/>
-        </w:rPr>
-        <w:t>题</w:t>
-      </w:r>
-      <w:r>
-        <w:rPr>
-          <w:rFonts w:hint="eastAsia" w:ascii="Times New Roman" w:hAnsi="Times New Roman" w:eastAsia="Times New Roman" w:cs="Times New Roman"/>
-        </w:rPr>
-        <w:t>-037-6-MAX</w:t>
-      </w:r>
-      <w:r>
-        <w:rPr>
-          <w:rFonts w:hint="eastAsia" w:ascii="Times New Roman" w:hAnsi="Times New Roman" w:eastAsia="FangSong" w:cs="Times New Roman"/>
-        </w:rPr>
-        <w:t>相通式推导</w:t>
-      </w:r>
-      <w:r>
-        <w:rPr>
-          <w:rFonts w:ascii="Times New Roman" w:hAnsi="Times New Roman" w:eastAsia="Times New Roman" w:cs="Times New Roman"/>
-        </w:rPr>
-        <w:t xml:space="preserve"> · </w:t>
-      </w:r>
-      <w:r>
-        <w:rPr>
-          <w:rFonts w:hint="eastAsia" w:ascii="Times New Roman" w:hAnsi="Times New Roman" w:eastAsia="FangSong" w:cs="Times New Roman"/>
-        </w:rPr>
-        <w:t>题</w:t>
-      </w:r>
-      <w:r>
-        <w:rPr>
-          <w:rFonts w:hint="eastAsia" w:ascii="Times New Roman" w:hAnsi="Times New Roman" w:eastAsia="Times New Roman" w:cs="Times New Roman"/>
-        </w:rPr>
-        <w:t>-037-6-MAX</w:t>
-      </w:r>
-      <w:r>
-        <w:rPr>
-          <w:rFonts w:hint="eastAsia" w:ascii="Times New Roman" w:hAnsi="Times New Roman" w:eastAsia="FangSong" w:cs="Times New Roman"/>
-        </w:rPr>
-        <w:t>相通式推导</w:t>
-      </w:r>
-      <w:r>
-        <w:rPr>
-          <w:rFonts w:ascii="Times New Roman" w:hAnsi="Times New Roman" w:eastAsia="Times New Roman" w:cs="Times New Roman"/>
-        </w:rPr>
-        <w:t xml:space="preserve"> · </w:t>
-      </w:r>
-      <w:r>
-        <w:rPr>
-          <w:rFonts w:hint="eastAsia" w:ascii="Times New Roman" w:hAnsi="Times New Roman" w:eastAsia="FangSong" w:cs="Times New Roman"/>
-        </w:rPr>
-        <w:t>题</w:t>
-      </w:r>
-      <w:r>
-        <w:rPr>
-          <w:rFonts w:hint="eastAsia" w:ascii="Times New Roman" w:hAnsi="Times New Roman" w:eastAsia="Times New Roman" w:cs="Times New Roman"/>
-        </w:rPr>
-        <w:t>-037-6-MAX</w:t>
-      </w:r>
-      <w:r>
-        <w:rPr>
-          <w:rFonts w:hint="eastAsia" w:ascii="Times New Roman" w:hAnsi="Times New Roman" w:eastAsia="FangSong" w:cs="Times New Roman"/>
-        </w:rPr>
-        <w:t>相通式推导</w:t>
-      </w:r>
-    </w:p>
-    <w:p>
-      <w:pPr>
-        <w:pStyle w:val="FirstParagraph"/>
+        <w:pStyle w:val="BodyText"/>
       </w:pPr>
       <w:r>
         <w:rPr>
@@ -20078,162 +17721,7 @@
     </w:p>
     <w:p>
       <w:pPr>
-        <w:pStyle w:val="BlockText"/>
-      </w:pPr>
-      <w:r>
-        <w:rPr>
-          <w:rFonts w:hint="eastAsia" w:ascii="Times New Roman" w:hAnsi="Times New Roman" w:eastAsia="FangSong" w:cs="Times New Roman"/>
-        </w:rPr>
-        <w:t>关联小问</w:t>
-      </w:r>
-      <w:r>
-        <w:rPr>
-          <w:rFonts w:hint="eastAsia" w:ascii="Times New Roman" w:hAnsi="Times New Roman" w:eastAsia="Times New Roman" w:cs="Times New Roman"/>
-        </w:rPr>
-        <w:t>：</w:t>
-      </w:r>
-      <w:r>
-        <w:rPr>
-          <w:rFonts w:hint="eastAsia" w:ascii="Times New Roman" w:hAnsi="Times New Roman" w:eastAsia="FangSong" w:cs="Times New Roman"/>
-        </w:rPr>
-        <w:t>题</w:t>
-      </w:r>
-      <w:r>
-        <w:rPr>
-          <w:rFonts w:hint="eastAsia" w:ascii="Times New Roman" w:hAnsi="Times New Roman" w:eastAsia="Times New Roman" w:cs="Times New Roman"/>
-        </w:rPr>
-        <w:t>-037-6-MAX</w:t>
-      </w:r>
-      <w:r>
-        <w:rPr>
-          <w:rFonts w:hint="eastAsia" w:ascii="Times New Roman" w:hAnsi="Times New Roman" w:eastAsia="FangSong" w:cs="Times New Roman"/>
-        </w:rPr>
-        <w:t>相通式推导</w:t>
-      </w:r>
-      <w:r>
-        <w:rPr>
-          <w:rFonts w:ascii="Times New Roman" w:hAnsi="Times New Roman" w:eastAsia="Times New Roman" w:cs="Times New Roman"/>
-        </w:rPr>
-        <w:t xml:space="preserve"> · </w:t>
-      </w:r>
-      <w:r>
-        <w:rPr>
-          <w:rFonts w:hint="eastAsia" w:ascii="Times New Roman" w:hAnsi="Times New Roman" w:eastAsia="FangSong" w:cs="Times New Roman"/>
-        </w:rPr>
-        <w:t>题</w:t>
-      </w:r>
-      <w:r>
-        <w:rPr>
-          <w:rFonts w:hint="eastAsia" w:ascii="Times New Roman" w:hAnsi="Times New Roman" w:eastAsia="Times New Roman" w:cs="Times New Roman"/>
-        </w:rPr>
-        <w:t>-037-6-MAX</w:t>
-      </w:r>
-      <w:r>
-        <w:rPr>
-          <w:rFonts w:hint="eastAsia" w:ascii="Times New Roman" w:hAnsi="Times New Roman" w:eastAsia="FangSong" w:cs="Times New Roman"/>
-        </w:rPr>
-        <w:t>相通式推导</w:t>
-      </w:r>
-      <w:r>
-        <w:rPr>
-          <w:rFonts w:ascii="Times New Roman" w:hAnsi="Times New Roman" w:eastAsia="Times New Roman" w:cs="Times New Roman"/>
-        </w:rPr>
-        <w:t xml:space="preserve"> · </w:t>
-      </w:r>
-      <w:r>
-        <w:rPr>
-          <w:rFonts w:hint="eastAsia" w:ascii="Times New Roman" w:hAnsi="Times New Roman" w:eastAsia="FangSong" w:cs="Times New Roman"/>
-        </w:rPr>
-        <w:t>题</w:t>
-      </w:r>
-      <w:r>
-        <w:rPr>
-          <w:rFonts w:hint="eastAsia" w:ascii="Times New Roman" w:hAnsi="Times New Roman" w:eastAsia="Times New Roman" w:cs="Times New Roman"/>
-        </w:rPr>
-        <w:t>-037-6-MAX</w:t>
-      </w:r>
-      <w:r>
-        <w:rPr>
-          <w:rFonts w:hint="eastAsia" w:ascii="Times New Roman" w:hAnsi="Times New Roman" w:eastAsia="FangSong" w:cs="Times New Roman"/>
-        </w:rPr>
-        <w:t>相通式推导</w:t>
-      </w:r>
-      <w:r>
-        <w:rPr>
-          <w:rFonts w:ascii="Times New Roman" w:hAnsi="Times New Roman" w:eastAsia="Times New Roman" w:cs="Times New Roman"/>
-        </w:rPr>
-        <w:t xml:space="preserve"> · </w:t>
-      </w:r>
-      <w:r>
-        <w:rPr>
-          <w:rFonts w:hint="eastAsia" w:ascii="Times New Roman" w:hAnsi="Times New Roman" w:eastAsia="FangSong" w:cs="Times New Roman"/>
-        </w:rPr>
-        <w:t>题</w:t>
-      </w:r>
-      <w:r>
-        <w:rPr>
-          <w:rFonts w:hint="eastAsia" w:ascii="Times New Roman" w:hAnsi="Times New Roman" w:eastAsia="Times New Roman" w:cs="Times New Roman"/>
-        </w:rPr>
-        <w:t>-037-6-MAX</w:t>
-      </w:r>
-      <w:r>
-        <w:rPr>
-          <w:rFonts w:hint="eastAsia" w:ascii="Times New Roman" w:hAnsi="Times New Roman" w:eastAsia="FangSong" w:cs="Times New Roman"/>
-        </w:rPr>
-        <w:t>相通式推导</w:t>
-      </w:r>
-      <w:r>
-        <w:rPr>
-          <w:rFonts w:ascii="Times New Roman" w:hAnsi="Times New Roman" w:eastAsia="Times New Roman" w:cs="Times New Roman"/>
-        </w:rPr>
-        <w:t xml:space="preserve"> · </w:t>
-      </w:r>
-      <w:r>
-        <w:rPr>
-          <w:rFonts w:hint="eastAsia" w:ascii="Times New Roman" w:hAnsi="Times New Roman" w:eastAsia="FangSong" w:cs="Times New Roman"/>
-        </w:rPr>
-        <w:t>题</w:t>
-      </w:r>
-      <w:r>
-        <w:rPr>
-          <w:rFonts w:hint="eastAsia" w:ascii="Times New Roman" w:hAnsi="Times New Roman" w:eastAsia="Times New Roman" w:cs="Times New Roman"/>
-        </w:rPr>
-        <w:t>-037-6-MAX</w:t>
-      </w:r>
-      <w:r>
-        <w:rPr>
-          <w:rFonts w:hint="eastAsia" w:ascii="Times New Roman" w:hAnsi="Times New Roman" w:eastAsia="FangSong" w:cs="Times New Roman"/>
-        </w:rPr>
-        <w:t>相通式推导</w:t>
-      </w:r>
-      <w:r>
-        <w:rPr>
-          <w:rFonts w:ascii="Times New Roman" w:hAnsi="Times New Roman" w:eastAsia="Times New Roman" w:cs="Times New Roman"/>
-        </w:rPr>
-        <w:t xml:space="preserve"> · </w:t>
-      </w:r>
-      <w:r>
-        <w:rPr>
-          <w:rFonts w:hint="eastAsia" w:ascii="Times New Roman" w:hAnsi="Times New Roman" w:eastAsia="FangSong" w:cs="Times New Roman"/>
-        </w:rPr>
-        <w:t>题</w:t>
-      </w:r>
-      <w:r>
-        <w:rPr>
-          <w:rFonts w:hint="eastAsia" w:ascii="Times New Roman" w:hAnsi="Times New Roman" w:eastAsia="Times New Roman" w:cs="Times New Roman"/>
-        </w:rPr>
-        <w:t>-037-6-MAX</w:t>
-      </w:r>
-      <w:r>
-        <w:rPr>
-          <w:rFonts w:hint="eastAsia" w:ascii="Times New Roman" w:hAnsi="Times New Roman" w:eastAsia="FangSong" w:cs="Times New Roman"/>
-        </w:rPr>
-        <w:t>相通式推导</w:t>
-      </w:r>
-    </w:p>
-    <w:p>
-      <w:pPr>
-        <w:pStyle w:val="FirstParagraph"/>
+        <w:pStyle w:val="BodyText"/>
       </w:pPr>
       <w:r>
         <w:rPr>
@@ -20637,162 +18125,7 @@
     </w:p>
     <w:p>
       <w:pPr>
-        <w:pStyle w:val="BlockText"/>
-      </w:pPr>
-      <w:r>
-        <w:rPr>
-          <w:rFonts w:hint="eastAsia" w:ascii="Times New Roman" w:hAnsi="Times New Roman" w:eastAsia="FangSong" w:cs="Times New Roman"/>
-        </w:rPr>
-        <w:t>关联小问</w:t>
-      </w:r>
-      <w:r>
-        <w:rPr>
-          <w:rFonts w:hint="eastAsia" w:ascii="Times New Roman" w:hAnsi="Times New Roman" w:eastAsia="Times New Roman" w:cs="Times New Roman"/>
-        </w:rPr>
-        <w:t>：</w:t>
-      </w:r>
-      <w:r>
-        <w:rPr>
-          <w:rFonts w:hint="eastAsia" w:ascii="Times New Roman" w:hAnsi="Times New Roman" w:eastAsia="FangSong" w:cs="Times New Roman"/>
-        </w:rPr>
-        <w:t>题</w:t>
-      </w:r>
-      <w:r>
-        <w:rPr>
-          <w:rFonts w:hint="eastAsia" w:ascii="Times New Roman" w:hAnsi="Times New Roman" w:eastAsia="Times New Roman" w:cs="Times New Roman"/>
-        </w:rPr>
-        <w:t>-037-6-MAX</w:t>
-      </w:r>
-      <w:r>
-        <w:rPr>
-          <w:rFonts w:hint="eastAsia" w:ascii="Times New Roman" w:hAnsi="Times New Roman" w:eastAsia="FangSong" w:cs="Times New Roman"/>
-        </w:rPr>
-        <w:t>相通式推导</w:t>
-      </w:r>
-      <w:r>
-        <w:rPr>
-          <w:rFonts w:ascii="Times New Roman" w:hAnsi="Times New Roman" w:eastAsia="Times New Roman" w:cs="Times New Roman"/>
-        </w:rPr>
-        <w:t xml:space="preserve"> · </w:t>
-      </w:r>
-      <w:r>
-        <w:rPr>
-          <w:rFonts w:hint="eastAsia" w:ascii="Times New Roman" w:hAnsi="Times New Roman" w:eastAsia="FangSong" w:cs="Times New Roman"/>
-        </w:rPr>
-        <w:t>题</w:t>
-      </w:r>
-      <w:r>
-        <w:rPr>
-          <w:rFonts w:hint="eastAsia" w:ascii="Times New Roman" w:hAnsi="Times New Roman" w:eastAsia="Times New Roman" w:cs="Times New Roman"/>
-        </w:rPr>
-        <w:t>-037-6-MAX</w:t>
-      </w:r>
-      <w:r>
-        <w:rPr>
-          <w:rFonts w:hint="eastAsia" w:ascii="Times New Roman" w:hAnsi="Times New Roman" w:eastAsia="FangSong" w:cs="Times New Roman"/>
-        </w:rPr>
-        <w:t>相通式推导</w:t>
-      </w:r>
-      <w:r>
-        <w:rPr>
-          <w:rFonts w:ascii="Times New Roman" w:hAnsi="Times New Roman" w:eastAsia="Times New Roman" w:cs="Times New Roman"/>
-        </w:rPr>
-        <w:t xml:space="preserve"> · </w:t>
-      </w:r>
-      <w:r>
-        <w:rPr>
-          <w:rFonts w:hint="eastAsia" w:ascii="Times New Roman" w:hAnsi="Times New Roman" w:eastAsia="FangSong" w:cs="Times New Roman"/>
-        </w:rPr>
-        <w:t>题</w:t>
-      </w:r>
-      <w:r>
-        <w:rPr>
-          <w:rFonts w:hint="eastAsia" w:ascii="Times New Roman" w:hAnsi="Times New Roman" w:eastAsia="Times New Roman" w:cs="Times New Roman"/>
-        </w:rPr>
-        <w:t>-037-6-MAX</w:t>
-      </w:r>
-      <w:r>
-        <w:rPr>
-          <w:rFonts w:hint="eastAsia" w:ascii="Times New Roman" w:hAnsi="Times New Roman" w:eastAsia="FangSong" w:cs="Times New Roman"/>
-        </w:rPr>
-        <w:t>相通式推导</w:t>
-      </w:r>
-      <w:r>
-        <w:rPr>
-          <w:rFonts w:ascii="Times New Roman" w:hAnsi="Times New Roman" w:eastAsia="Times New Roman" w:cs="Times New Roman"/>
-        </w:rPr>
-        <w:t xml:space="preserve"> · </w:t>
-      </w:r>
-      <w:r>
-        <w:rPr>
-          <w:rFonts w:hint="eastAsia" w:ascii="Times New Roman" w:hAnsi="Times New Roman" w:eastAsia="FangSong" w:cs="Times New Roman"/>
-        </w:rPr>
-        <w:t>题</w:t>
-      </w:r>
-      <w:r>
-        <w:rPr>
-          <w:rFonts w:hint="eastAsia" w:ascii="Times New Roman" w:hAnsi="Times New Roman" w:eastAsia="Times New Roman" w:cs="Times New Roman"/>
-        </w:rPr>
-        <w:t>-037-6-MAX</w:t>
-      </w:r>
-      <w:r>
-        <w:rPr>
-          <w:rFonts w:hint="eastAsia" w:ascii="Times New Roman" w:hAnsi="Times New Roman" w:eastAsia="FangSong" w:cs="Times New Roman"/>
-        </w:rPr>
-        <w:t>相通式推导</w:t>
-      </w:r>
-      <w:r>
-        <w:rPr>
-          <w:rFonts w:ascii="Times New Roman" w:hAnsi="Times New Roman" w:eastAsia="Times New Roman" w:cs="Times New Roman"/>
-        </w:rPr>
-        <w:t xml:space="preserve"> · </w:t>
-      </w:r>
-      <w:r>
-        <w:rPr>
-          <w:rFonts w:hint="eastAsia" w:ascii="Times New Roman" w:hAnsi="Times New Roman" w:eastAsia="FangSong" w:cs="Times New Roman"/>
-        </w:rPr>
-        <w:t>题</w:t>
-      </w:r>
-      <w:r>
-        <w:rPr>
-          <w:rFonts w:hint="eastAsia" w:ascii="Times New Roman" w:hAnsi="Times New Roman" w:eastAsia="Times New Roman" w:cs="Times New Roman"/>
-        </w:rPr>
-        <w:t>-037-6-MAX</w:t>
-      </w:r>
-      <w:r>
-        <w:rPr>
-          <w:rFonts w:hint="eastAsia" w:ascii="Times New Roman" w:hAnsi="Times New Roman" w:eastAsia="FangSong" w:cs="Times New Roman"/>
-        </w:rPr>
-        <w:t>相通式推导</w:t>
-      </w:r>
-      <w:r>
-        <w:rPr>
-          <w:rFonts w:ascii="Times New Roman" w:hAnsi="Times New Roman" w:eastAsia="Times New Roman" w:cs="Times New Roman"/>
-        </w:rPr>
-        <w:t xml:space="preserve"> · </w:t>
-      </w:r>
-      <w:r>
-        <w:rPr>
-          <w:rFonts w:hint="eastAsia" w:ascii="Times New Roman" w:hAnsi="Times New Roman" w:eastAsia="FangSong" w:cs="Times New Roman"/>
-        </w:rPr>
-        <w:t>题</w:t>
-      </w:r>
-      <w:r>
-        <w:rPr>
-          <w:rFonts w:hint="eastAsia" w:ascii="Times New Roman" w:hAnsi="Times New Roman" w:eastAsia="Times New Roman" w:cs="Times New Roman"/>
-        </w:rPr>
-        <w:t>-037-6-MAX</w:t>
-      </w:r>
-      <w:r>
-        <w:rPr>
-          <w:rFonts w:hint="eastAsia" w:ascii="Times New Roman" w:hAnsi="Times New Roman" w:eastAsia="FangSong" w:cs="Times New Roman"/>
-        </w:rPr>
-        <w:t>相通式推导</w:t>
-      </w:r>
-    </w:p>
-    <w:p>
-      <w:pPr>
-        <w:pStyle w:val="FirstParagraph"/>
+        <w:pStyle w:val="BodyText"/>
       </w:pPr>
       <w:r>
         <w:rPr>
